--- a/ADG/15장/15장_V뷰기반모니터링과문제해결.docx
+++ b/ADG/15장/15장_V뷰기반모니터링과문제해결.docx
@@ -16,7 +16,79 @@
           <w:rFonts w:ascii="맑은 고딕" w:hAnsi="맑은 고딕" w:eastAsia="맑은 고딕"/>
           <w:sz w:val="21"/>
         </w:rPr>
-        <w:t xml:space="preserve">14장에서 Broker의 화면을 읽었다. `SHOW CONFIGURATION`은 구성 전체를 한 줄로 요약하고 `VALIDATE DATABASE`는 전환 가능 여부를 따진다. 둘 다 **요약**이다. 요약은 "문제가 있다"까지는 말하지만 **왜 그런지, 어디를 고칠지**는 한 층 아래에 있다. 그 층이 `V$` 뷰다.</w:t>
+        <w:t xml:space="preserve">14장에서 Broker의 화면을 읽었다. </w:t>
+      </w:r>
+      <w:r>
+        <w:rPr>
+          <w:rFonts w:ascii="Consolas" w:hAnsi="Consolas" w:eastAsia="맑은 고딕"/>
+          <w:sz w:val="21"/>
+        </w:rPr>
+        <w:t xml:space="preserve">SHOW CONFIGURATION</w:t>
+      </w:r>
+      <w:r>
+        <w:rPr>
+          <w:rFonts w:ascii="맑은 고딕" w:hAnsi="맑은 고딕" w:eastAsia="맑은 고딕"/>
+          <w:sz w:val="21"/>
+        </w:rPr>
+        <w:t xml:space="preserve">은 구성 전체를 한 줄로 요약하고 </w:t>
+      </w:r>
+      <w:r>
+        <w:rPr>
+          <w:rFonts w:ascii="Consolas" w:hAnsi="Consolas" w:eastAsia="맑은 고딕"/>
+          <w:sz w:val="21"/>
+        </w:rPr>
+        <w:t xml:space="preserve">VALIDATE DATABASE</w:t>
+      </w:r>
+      <w:r>
+        <w:rPr>
+          <w:rFonts w:ascii="맑은 고딕" w:hAnsi="맑은 고딕" w:eastAsia="맑은 고딕"/>
+          <w:sz w:val="21"/>
+        </w:rPr>
+        <w:t xml:space="preserve">는 전환 가능 여부를 따진다. 둘 다 </w:t>
+      </w:r>
+      <w:r>
+        <w:rPr>
+          <w:rFonts w:ascii="맑은 고딕" w:hAnsi="맑은 고딕" w:eastAsia="맑은 고딕"/>
+          <w:b/>
+          <w:sz w:val="21"/>
+        </w:rPr>
+        <w:t xml:space="preserve">요약</w:t>
+      </w:r>
+      <w:r>
+        <w:rPr>
+          <w:rFonts w:ascii="맑은 고딕" w:hAnsi="맑은 고딕" w:eastAsia="맑은 고딕"/>
+          <w:sz w:val="21"/>
+        </w:rPr>
+        <w:t xml:space="preserve">이다. 요약은 "문제가 있다"까지는 말하지만 </w:t>
+      </w:r>
+      <w:r>
+        <w:rPr>
+          <w:rFonts w:ascii="맑은 고딕" w:hAnsi="맑은 고딕" w:eastAsia="맑은 고딕"/>
+          <w:b/>
+          <w:sz w:val="21"/>
+        </w:rPr>
+        <w:t xml:space="preserve">왜 그런지, 어디를 고칠지</w:t>
+      </w:r>
+      <w:r>
+        <w:rPr>
+          <w:rFonts w:ascii="맑은 고딕" w:hAnsi="맑은 고딕" w:eastAsia="맑은 고딕"/>
+          <w:sz w:val="21"/>
+        </w:rPr>
+        <w:t xml:space="preserve">는 한 층 아래에 있다. 그 층이 </w:t>
+      </w:r>
+      <w:r>
+        <w:rPr>
+          <w:rFonts w:ascii="Consolas" w:hAnsi="Consolas" w:eastAsia="맑은 고딕"/>
+          <w:sz w:val="21"/>
+        </w:rPr>
+        <w:t xml:space="preserve">V$</w:t>
+      </w:r>
+      <w:r>
+        <w:rPr>
+          <w:rFonts w:ascii="맑은 고딕" w:hAnsi="맑은 고딕" w:eastAsia="맑은 고딕"/>
+          <w:sz w:val="21"/>
+        </w:rPr>
+        <w:t xml:space="preserve"> 뷰다.</w:t>
       </w:r>
     </w:p>
     <w:p>
@@ -25,7 +97,37 @@
           <w:rFonts w:ascii="맑은 고딕" w:hAnsi="맑은 고딕" w:eastAsia="맑은 고딕"/>
           <w:sz w:val="21"/>
         </w:rPr>
-        <w:t xml:space="preserve">이 장은 Broker를 잠시 내려놓고 **SQL만으로 상태를 판정**한다. Standby 리스너를 실제로 내려 **의도하지 않은 전송 중단**을 만들고 각 층이 무엇을 보여 주는지 비교하는 것이 중심이다.</w:t>
+        <w:t xml:space="preserve">이 장은 Broker를 잠시 내려놓고 </w:t>
+      </w:r>
+      <w:r>
+        <w:rPr>
+          <w:rFonts w:ascii="맑은 고딕" w:hAnsi="맑은 고딕" w:eastAsia="맑은 고딕"/>
+          <w:b/>
+          <w:sz w:val="21"/>
+        </w:rPr>
+        <w:t xml:space="preserve">SQL만으로 상태를 판정</w:t>
+      </w:r>
+      <w:r>
+        <w:rPr>
+          <w:rFonts w:ascii="맑은 고딕" w:hAnsi="맑은 고딕" w:eastAsia="맑은 고딕"/>
+          <w:sz w:val="21"/>
+        </w:rPr>
+        <w:t xml:space="preserve">한다. Standby 리스너를 실제로 내려 </w:t>
+      </w:r>
+      <w:r>
+        <w:rPr>
+          <w:rFonts w:ascii="맑은 고딕" w:hAnsi="맑은 고딕" w:eastAsia="맑은 고딕"/>
+          <w:b/>
+          <w:sz w:val="21"/>
+        </w:rPr>
+        <w:t xml:space="preserve">의도하지 않은 전송 중단</w:t>
+      </w:r>
+      <w:r>
+        <w:rPr>
+          <w:rFonts w:ascii="맑은 고딕" w:hAnsi="맑은 고딕" w:eastAsia="맑은 고딕"/>
+          <w:sz w:val="21"/>
+        </w:rPr>
+        <w:t xml:space="preserve">을 만들고 각 층이 무엇을 보여 주는지 비교하는 것이 중심이다.</w:t>
       </w:r>
     </w:p>
     <w:p>
@@ -34,7 +136,37 @@
           <w:rFonts w:ascii="맑은 고딕" w:hAnsi="맑은 고딕" w:eastAsia="맑은 고딕"/>
           <w:sz w:val="21"/>
         </w:rPr>
-        <w:t xml:space="preserve">가장 자주 만나는 함정은 **오류가 나지 않는 잘못**이다. 조회는 성공하는데 값의 뜻을 잘못 읽는다. 마지막으로 지표를 묶어 **역할별 상시 점검 스크립트**를 만들고, Logical Standby에서는 그 점검표의 어디가 비는지 확인한다.</w:t>
+        <w:t xml:space="preserve">가장 자주 만나는 함정은 </w:t>
+      </w:r>
+      <w:r>
+        <w:rPr>
+          <w:rFonts w:ascii="맑은 고딕" w:hAnsi="맑은 고딕" w:eastAsia="맑은 고딕"/>
+          <w:b/>
+          <w:sz w:val="21"/>
+        </w:rPr>
+        <w:t xml:space="preserve">오류가 나지 않는 잘못</w:t>
+      </w:r>
+      <w:r>
+        <w:rPr>
+          <w:rFonts w:ascii="맑은 고딕" w:hAnsi="맑은 고딕" w:eastAsia="맑은 고딕"/>
+          <w:sz w:val="21"/>
+        </w:rPr>
+        <w:t xml:space="preserve">이다. 조회는 성공하는데 값의 뜻을 잘못 읽는다. 마지막으로 지표를 묶어 </w:t>
+      </w:r>
+      <w:r>
+        <w:rPr>
+          <w:rFonts w:ascii="맑은 고딕" w:hAnsi="맑은 고딕" w:eastAsia="맑은 고딕"/>
+          <w:b/>
+          <w:sz w:val="21"/>
+        </w:rPr>
+        <w:t xml:space="preserve">역할별 상시 점검 스크립트</w:t>
+      </w:r>
+      <w:r>
+        <w:rPr>
+          <w:rFonts w:ascii="맑은 고딕" w:hAnsi="맑은 고딕" w:eastAsia="맑은 고딕"/>
+          <w:sz w:val="21"/>
+        </w:rPr>
+        <w:t xml:space="preserve">를 만들고, Logical Standby에서는 그 점검표의 어디가 비는지 확인한다.</w:t>
       </w:r>
     </w:p>
     <w:p>
@@ -60,10 +192,45 @@
       </w:pPr>
       <w:r>
         <w:rPr>
-          <w:rFonts w:ascii="맑은 고딕" w:hAnsi="맑은 고딕" w:eastAsia="맑은 고딕"/>
-          <w:sz w:val="21"/>
-        </w:rPr>
-        <w:t xml:space="preserve">`V$LOG`·`V$LOGFILE`·`V$STANDBY_LOG`로 "리두가 흐르고 있는가"를 다섯 줄의 SQL로 판정한다.</w:t>
+          <w:rFonts w:ascii="Consolas" w:hAnsi="Consolas" w:eastAsia="맑은 고딕"/>
+          <w:sz w:val="21"/>
+        </w:rPr>
+        <w:t xml:space="preserve">V$LOG</w:t>
+      </w:r>
+      <w:r>
+        <w:rPr>
+          <w:rFonts w:ascii="맑은 고딕" w:hAnsi="맑은 고딕" w:eastAsia="맑은 고딕"/>
+          <w:sz w:val="21"/>
+        </w:rPr>
+        <w:t xml:space="preserve">·</w:t>
+      </w:r>
+      <w:r>
+        <w:rPr>
+          <w:rFonts w:ascii="Consolas" w:hAnsi="Consolas" w:eastAsia="맑은 고딕"/>
+          <w:sz w:val="21"/>
+        </w:rPr>
+        <w:t xml:space="preserve">V$LOGFILE</w:t>
+      </w:r>
+      <w:r>
+        <w:rPr>
+          <w:rFonts w:ascii="맑은 고딕" w:hAnsi="맑은 고딕" w:eastAsia="맑은 고딕"/>
+          <w:sz w:val="21"/>
+        </w:rPr>
+        <w:t xml:space="preserve">·</w:t>
+      </w:r>
+      <w:r>
+        <w:rPr>
+          <w:rFonts w:ascii="Consolas" w:hAnsi="Consolas" w:eastAsia="맑은 고딕"/>
+          <w:sz w:val="21"/>
+        </w:rPr>
+        <w:t xml:space="preserve">V$STANDBY_LOG</w:t>
+      </w:r>
+      <w:r>
+        <w:rPr>
+          <w:rFonts w:ascii="맑은 고딕" w:hAnsi="맑은 고딕" w:eastAsia="맑은 고딕"/>
+          <w:sz w:val="21"/>
+        </w:rPr>
+        <w:t xml:space="preserve">로 "리두가 흐르고 있는가"를 다섯 줄의 SQL로 판정한다.</w:t>
       </w:r>
     </w:p>
     <w:p>
@@ -72,10 +239,45 @@
       </w:pPr>
       <w:r>
         <w:rPr>
-          <w:rFonts w:ascii="맑은 고딕" w:hAnsi="맑은 고딕" w:eastAsia="맑은 고딕"/>
-          <w:sz w:val="21"/>
-        </w:rPr>
-        <w:t xml:space="preserve">`V$ARCHIVE_DEST`와 `V$ARCHIVE_DEST_STATUS`의 관점 차이를 알고 `VALID_NOW` 등을 읽는다.</w:t>
+          <w:rFonts w:ascii="Consolas" w:hAnsi="Consolas" w:eastAsia="맑은 고딕"/>
+          <w:sz w:val="21"/>
+        </w:rPr>
+        <w:t xml:space="preserve">V$ARCHIVE_DEST</w:t>
+      </w:r>
+      <w:r>
+        <w:rPr>
+          <w:rFonts w:ascii="맑은 고딕" w:hAnsi="맑은 고딕" w:eastAsia="맑은 고딕"/>
+          <w:sz w:val="21"/>
+        </w:rPr>
+        <w:t xml:space="preserve">와 </w:t>
+      </w:r>
+      <w:r>
+        <w:rPr>
+          <w:rFonts w:ascii="Consolas" w:hAnsi="Consolas" w:eastAsia="맑은 고딕"/>
+          <w:sz w:val="21"/>
+        </w:rPr>
+        <w:t xml:space="preserve">V$ARCHIVE_DEST_STATUS</w:t>
+      </w:r>
+      <w:r>
+        <w:rPr>
+          <w:rFonts w:ascii="맑은 고딕" w:hAnsi="맑은 고딕" w:eastAsia="맑은 고딕"/>
+          <w:sz w:val="21"/>
+        </w:rPr>
+        <w:t xml:space="preserve">의 관점 차이를 알고 </w:t>
+      </w:r>
+      <w:r>
+        <w:rPr>
+          <w:rFonts w:ascii="Consolas" w:hAnsi="Consolas" w:eastAsia="맑은 고딕"/>
+          <w:sz w:val="21"/>
+        </w:rPr>
+        <w:t xml:space="preserve">VALID_NOW</w:t>
+      </w:r>
+      <w:r>
+        <w:rPr>
+          <w:rFonts w:ascii="맑은 고딕" w:hAnsi="맑은 고딕" w:eastAsia="맑은 고딕"/>
+          <w:sz w:val="21"/>
+        </w:rPr>
+        <w:t xml:space="preserve"> 등을 읽는다.</w:t>
       </w:r>
     </w:p>
     <w:p>
@@ -96,10 +298,45 @@
       </w:pPr>
       <w:r>
         <w:rPr>
-          <w:rFonts w:ascii="맑은 고딕" w:hAnsi="맑은 고딕" w:eastAsia="맑은 고딕"/>
-          <w:sz w:val="21"/>
-        </w:rPr>
-        <w:t xml:space="preserve">`V$MANAGED_STANDBY`로 실시간 적용을 확인하고 `APPLIED`·`APPLIED_SEQ#`의 함정을 피한다.</w:t>
+          <w:rFonts w:ascii="Consolas" w:hAnsi="Consolas" w:eastAsia="맑은 고딕"/>
+          <w:sz w:val="21"/>
+        </w:rPr>
+        <w:t xml:space="preserve">V$MANAGED_STANDBY</w:t>
+      </w:r>
+      <w:r>
+        <w:rPr>
+          <w:rFonts w:ascii="맑은 고딕" w:hAnsi="맑은 고딕" w:eastAsia="맑은 고딕"/>
+          <w:sz w:val="21"/>
+        </w:rPr>
+        <w:t xml:space="preserve">로 실시간 적용을 확인하고 </w:t>
+      </w:r>
+      <w:r>
+        <w:rPr>
+          <w:rFonts w:ascii="Consolas" w:hAnsi="Consolas" w:eastAsia="맑은 고딕"/>
+          <w:sz w:val="21"/>
+        </w:rPr>
+        <w:t xml:space="preserve">APPLIED</w:t>
+      </w:r>
+      <w:r>
+        <w:rPr>
+          <w:rFonts w:ascii="맑은 고딕" w:hAnsi="맑은 고딕" w:eastAsia="맑은 고딕"/>
+          <w:sz w:val="21"/>
+        </w:rPr>
+        <w:t xml:space="preserve">·</w:t>
+      </w:r>
+      <w:r>
+        <w:rPr>
+          <w:rFonts w:ascii="Consolas" w:hAnsi="Consolas" w:eastAsia="맑은 고딕"/>
+          <w:sz w:val="21"/>
+        </w:rPr>
+        <w:t xml:space="preserve">APPLIED_SEQ#</w:t>
+      </w:r>
+      <w:r>
+        <w:rPr>
+          <w:rFonts w:ascii="맑은 고딕" w:hAnsi="맑은 고딕" w:eastAsia="맑은 고딕"/>
+          <w:sz w:val="21"/>
+        </w:rPr>
+        <w:t xml:space="preserve">의 함정을 피한다.</w:t>
       </w:r>
     </w:p>
     <w:p>
@@ -108,10 +345,17 @@
       </w:pPr>
       <w:r>
         <w:rPr>
-          <w:rFonts w:ascii="맑은 고딕" w:hAnsi="맑은 고딕" w:eastAsia="맑은 고딕"/>
-          <w:sz w:val="21"/>
-        </w:rPr>
-        <w:t xml:space="preserve">`LOG_ARCHIVE_TRACE`를 필요한 만큼 켜고 읽은 뒤 되돌린다.</w:t>
+          <w:rFonts w:ascii="Consolas" w:hAnsi="Consolas" w:eastAsia="맑은 고딕"/>
+          <w:sz w:val="21"/>
+        </w:rPr>
+        <w:t xml:space="preserve">LOG_ARCHIVE_TRACE</w:t>
+      </w:r>
+      <w:r>
+        <w:rPr>
+          <w:rFonts w:ascii="맑은 고딕" w:hAnsi="맑은 고딕" w:eastAsia="맑은 고딕"/>
+          <w:sz w:val="21"/>
+        </w:rPr>
+        <w:t xml:space="preserve">를 필요한 만큼 켜고 읽은 뒤 되돌린다.</w:t>
       </w:r>
     </w:p>
     <w:p>
@@ -152,7 +396,21 @@
           <w:rFonts w:ascii="맑은 고딕" w:hAnsi="맑은 고딕" w:eastAsia="맑은 고딕"/>
           <w:sz w:val="21"/>
         </w:rPr>
-        <w:t xml:space="preserve">리두는 Primary의 온라인 리두 → 네트워크 → Standby의 SRL → 적용 순으로 흐른다. 그 길의 양 끝을 먼저 본다. 출발점은 14장을 마친 상태이며 MRP0이 74번을 `APPLYING_LOG` 중이다.</w:t>
+        <w:t xml:space="preserve">리두는 Primary의 온라인 리두 → 네트워크 → Standby의 SRL → 적용 순으로 흐른다. 그 길의 양 끝을 먼저 본다. 출발점은 14장을 마친 상태이며 MRP0이 74번을 </w:t>
+      </w:r>
+      <w:r>
+        <w:rPr>
+          <w:rFonts w:ascii="Consolas" w:hAnsi="Consolas" w:eastAsia="맑은 고딕"/>
+          <w:sz w:val="21"/>
+        </w:rPr>
+        <w:t xml:space="preserve">APPLYING_LOG</w:t>
+      </w:r>
+      <w:r>
+        <w:rPr>
+          <w:rFonts w:ascii="맑은 고딕" w:hAnsi="맑은 고딕" w:eastAsia="맑은 고딕"/>
+          <w:sz w:val="21"/>
+        </w:rPr>
+        <w:t xml:space="preserve"> 중이다.</w:t>
       </w:r>
     </w:p>
     <w:p>
@@ -289,10 +547,113 @@
     <w:p>
       <w:r>
         <w:rPr>
-          <w:rFonts w:ascii="맑은 고딕" w:hAnsi="맑은 고딕" w:eastAsia="맑은 고딕"/>
-          <w:sz w:val="21"/>
-        </w:rPr>
-        <w:t xml:space="preserve">`CURRENT`는 하나뿐이어야 하고, `ARCHIVED=NO`는 `CURRENT`인 그룹에만 정상이다. 이상 신호는 **`ACTIVE`이면서 `ARCHIVED=NO`인 그룹이 쌓이는 것**이다. 아카이버가 밀리고 있다는 뜻이며 그대로 두면 로그 전환이 멈춘다. `CURRENT`의 **74**를 기억해 둔다.</w:t>
+          <w:rFonts w:ascii="Consolas" w:hAnsi="Consolas" w:eastAsia="맑은 고딕"/>
+          <w:sz w:val="21"/>
+        </w:rPr>
+        <w:t xml:space="preserve">CURRENT</w:t>
+      </w:r>
+      <w:r>
+        <w:rPr>
+          <w:rFonts w:ascii="맑은 고딕" w:hAnsi="맑은 고딕" w:eastAsia="맑은 고딕"/>
+          <w:sz w:val="21"/>
+        </w:rPr>
+        <w:t xml:space="preserve">는 하나뿐이어야 하고, </w:t>
+      </w:r>
+      <w:r>
+        <w:rPr>
+          <w:rFonts w:ascii="Consolas" w:hAnsi="Consolas" w:eastAsia="맑은 고딕"/>
+          <w:sz w:val="21"/>
+        </w:rPr>
+        <w:t xml:space="preserve">ARCHIVED=NO</w:t>
+      </w:r>
+      <w:r>
+        <w:rPr>
+          <w:rFonts w:ascii="맑은 고딕" w:hAnsi="맑은 고딕" w:eastAsia="맑은 고딕"/>
+          <w:sz w:val="21"/>
+        </w:rPr>
+        <w:t xml:space="preserve">는 </w:t>
+      </w:r>
+      <w:r>
+        <w:rPr>
+          <w:rFonts w:ascii="Consolas" w:hAnsi="Consolas" w:eastAsia="맑은 고딕"/>
+          <w:sz w:val="21"/>
+        </w:rPr>
+        <w:t xml:space="preserve">CURRENT</w:t>
+      </w:r>
+      <w:r>
+        <w:rPr>
+          <w:rFonts w:ascii="맑은 고딕" w:hAnsi="맑은 고딕" w:eastAsia="맑은 고딕"/>
+          <w:sz w:val="21"/>
+        </w:rPr>
+        <w:t xml:space="preserve">인 그룹에만 정상이다. 이상 신호는 </w:t>
+      </w:r>
+      <w:r>
+        <w:rPr>
+          <w:rFonts w:ascii="Consolas" w:hAnsi="Consolas" w:eastAsia="맑은 고딕"/>
+          <w:b/>
+          <w:sz w:val="21"/>
+        </w:rPr>
+        <w:t xml:space="preserve">ACTIVE</w:t>
+      </w:r>
+      <w:r>
+        <w:rPr>
+          <w:rFonts w:ascii="맑은 고딕" w:hAnsi="맑은 고딕" w:eastAsia="맑은 고딕"/>
+          <w:b/>
+          <w:sz w:val="21"/>
+        </w:rPr>
+        <w:t xml:space="preserve">이면서 </w:t>
+      </w:r>
+      <w:r>
+        <w:rPr>
+          <w:rFonts w:ascii="Consolas" w:hAnsi="Consolas" w:eastAsia="맑은 고딕"/>
+          <w:b/>
+          <w:sz w:val="21"/>
+        </w:rPr>
+        <w:t xml:space="preserve">ARCHIVED=NO</w:t>
+      </w:r>
+      <w:r>
+        <w:rPr>
+          <w:rFonts w:ascii="맑은 고딕" w:hAnsi="맑은 고딕" w:eastAsia="맑은 고딕"/>
+          <w:b/>
+          <w:sz w:val="21"/>
+        </w:rPr>
+        <w:t xml:space="preserve">인 그룹이 쌓이는 것</w:t>
+      </w:r>
+      <w:r>
+        <w:rPr>
+          <w:rFonts w:ascii="맑은 고딕" w:hAnsi="맑은 고딕" w:eastAsia="맑은 고딕"/>
+          <w:sz w:val="21"/>
+        </w:rPr>
+        <w:t xml:space="preserve">이다. 아카이버가 밀리고 있다는 뜻이며 그대로 두면 로그 전환이 멈춘다. </w:t>
+      </w:r>
+      <w:r>
+        <w:rPr>
+          <w:rFonts w:ascii="Consolas" w:hAnsi="Consolas" w:eastAsia="맑은 고딕"/>
+          <w:sz w:val="21"/>
+        </w:rPr>
+        <w:t xml:space="preserve">CURRENT</w:t>
+      </w:r>
+      <w:r>
+        <w:rPr>
+          <w:rFonts w:ascii="맑은 고딕" w:hAnsi="맑은 고딕" w:eastAsia="맑은 고딕"/>
+          <w:sz w:val="21"/>
+        </w:rPr>
+        <w:t xml:space="preserve">의 </w:t>
+      </w:r>
+      <w:r>
+        <w:rPr>
+          <w:rFonts w:ascii="맑은 고딕" w:hAnsi="맑은 고딕" w:eastAsia="맑은 고딕"/>
+          <w:b/>
+          <w:sz w:val="21"/>
+        </w:rPr>
+        <w:t xml:space="preserve">74</w:t>
+      </w:r>
+      <w:r>
+        <w:rPr>
+          <w:rFonts w:ascii="맑은 고딕" w:hAnsi="맑은 고딕" w:eastAsia="맑은 고딕"/>
+          <w:sz w:val="21"/>
+        </w:rPr>
+        <w:t xml:space="preserve">를 기억해 둔다.</w:t>
       </w:r>
     </w:p>
     <w:p>
@@ -429,10 +790,107 @@
     <w:p>
       <w:r>
         <w:rPr>
-          <w:rFonts w:ascii="맑은 고딕" w:hAnsi="맑은 고딕" w:eastAsia="맑은 고딕"/>
-          <w:sz w:val="21"/>
-        </w:rPr>
-        <w:t xml:space="preserve">**`SEQUENCE#`가 전부 0**이다. Standby는 자기 온라인 리두에 아무것도 쓰지 않는다. **역할이 바뀐 뒤에 쓰기 위해** 있으며, 14장 `VALIDATE VERBOSE`의 `Future` 구성이 계산한 것이 이 그룹들이다. "Standby의 `CURRENT`가 0인데 괜찮은가"라는 질문이 자주 나온다. 괜찮다. **Standby에서 볼 것은 `V$STANDBY_LOG`다.**</w:t>
+          <w:rFonts w:ascii="Consolas" w:hAnsi="Consolas" w:eastAsia="맑은 고딕"/>
+          <w:b/>
+          <w:sz w:val="21"/>
+        </w:rPr>
+        <w:t xml:space="preserve">SEQUENCE#</w:t>
+      </w:r>
+      <w:r>
+        <w:rPr>
+          <w:rFonts w:ascii="맑은 고딕" w:hAnsi="맑은 고딕" w:eastAsia="맑은 고딕"/>
+          <w:b/>
+          <w:sz w:val="21"/>
+        </w:rPr>
+        <w:t xml:space="preserve">가 전부 0</w:t>
+      </w:r>
+      <w:r>
+        <w:rPr>
+          <w:rFonts w:ascii="맑은 고딕" w:hAnsi="맑은 고딕" w:eastAsia="맑은 고딕"/>
+          <w:sz w:val="21"/>
+        </w:rPr>
+        <w:t xml:space="preserve">이다. Standby는 자기 온라인 리두에 아무것도 쓰지 않는다. </w:t>
+      </w:r>
+      <w:r>
+        <w:rPr>
+          <w:rFonts w:ascii="맑은 고딕" w:hAnsi="맑은 고딕" w:eastAsia="맑은 고딕"/>
+          <w:b/>
+          <w:sz w:val="21"/>
+        </w:rPr>
+        <w:t xml:space="preserve">역할이 바뀐 뒤에 쓰기 위해</w:t>
+      </w:r>
+      <w:r>
+        <w:rPr>
+          <w:rFonts w:ascii="맑은 고딕" w:hAnsi="맑은 고딕" w:eastAsia="맑은 고딕"/>
+          <w:sz w:val="21"/>
+        </w:rPr>
+        <w:t xml:space="preserve"> 있으며, 14장 </w:t>
+      </w:r>
+      <w:r>
+        <w:rPr>
+          <w:rFonts w:ascii="Consolas" w:hAnsi="Consolas" w:eastAsia="맑은 고딕"/>
+          <w:sz w:val="21"/>
+        </w:rPr>
+        <w:t xml:space="preserve">VALIDATE VERBOSE</w:t>
+      </w:r>
+      <w:r>
+        <w:rPr>
+          <w:rFonts w:ascii="맑은 고딕" w:hAnsi="맑은 고딕" w:eastAsia="맑은 고딕"/>
+          <w:sz w:val="21"/>
+        </w:rPr>
+        <w:t xml:space="preserve">의 </w:t>
+      </w:r>
+      <w:r>
+        <w:rPr>
+          <w:rFonts w:ascii="Consolas" w:hAnsi="Consolas" w:eastAsia="맑은 고딕"/>
+          <w:sz w:val="21"/>
+        </w:rPr>
+        <w:t xml:space="preserve">Future</w:t>
+      </w:r>
+      <w:r>
+        <w:rPr>
+          <w:rFonts w:ascii="맑은 고딕" w:hAnsi="맑은 고딕" w:eastAsia="맑은 고딕"/>
+          <w:sz w:val="21"/>
+        </w:rPr>
+        <w:t xml:space="preserve"> 구성이 계산한 것이 이 그룹들이다. "Standby의 </w:t>
+      </w:r>
+      <w:r>
+        <w:rPr>
+          <w:rFonts w:ascii="Consolas" w:hAnsi="Consolas" w:eastAsia="맑은 고딕"/>
+          <w:sz w:val="21"/>
+        </w:rPr>
+        <w:t xml:space="preserve">CURRENT</w:t>
+      </w:r>
+      <w:r>
+        <w:rPr>
+          <w:rFonts w:ascii="맑은 고딕" w:hAnsi="맑은 고딕" w:eastAsia="맑은 고딕"/>
+          <w:sz w:val="21"/>
+        </w:rPr>
+        <w:t xml:space="preserve">가 0인데 괜찮은가"라는 질문이 자주 나온다. 괜찮다. </w:t>
+      </w:r>
+      <w:r>
+        <w:rPr>
+          <w:rFonts w:ascii="맑은 고딕" w:hAnsi="맑은 고딕" w:eastAsia="맑은 고딕"/>
+          <w:b/>
+          <w:sz w:val="21"/>
+        </w:rPr>
+        <w:t xml:space="preserve">Standby에서 볼 것은 </w:t>
+      </w:r>
+      <w:r>
+        <w:rPr>
+          <w:rFonts w:ascii="Consolas" w:hAnsi="Consolas" w:eastAsia="맑은 고딕"/>
+          <w:b/>
+          <w:sz w:val="21"/>
+        </w:rPr>
+        <w:t xml:space="preserve">V$STANDBY_LOG</w:t>
+      </w:r>
+      <w:r>
+        <w:rPr>
+          <w:rFonts w:ascii="맑은 고딕" w:hAnsi="맑은 고딕" w:eastAsia="맑은 고딕"/>
+          <w:b/>
+          <w:sz w:val="21"/>
+        </w:rPr>
+        <w:t xml:space="preserve">다.</w:t>
       </w:r>
     </w:p>
     <w:tbl>
@@ -587,10 +1045,124 @@
     <w:p>
       <w:r>
         <w:rPr>
-          <w:rFonts w:ascii="맑은 고딕" w:hAnsi="맑은 고딕" w:eastAsia="맑은 고딕"/>
-          <w:sz w:val="21"/>
-        </w:rPr>
-        <w:t xml:space="preserve">`V$LOGFILE`은 chicago 7행, boston 14행이다. boston은 6장에서 OMF로 복제하며 `DB_CREATE_ONLINE_LOG_DEST_1`·`_2`를 지정해 그룹마다 멤버가 둘이다. 역할이 바뀌면 다중화 수준도 바뀐다는 것을 알아 둔다. 이 뷰의 **`STATUS`는 비어 있는 것이 정상**이며 `INVALID`·`STALE`·`DELETED`일 때만 값이 들어간다. `WHERE status IS NOT NULL`로 감시하기 좋다.</w:t>
+          <w:rFonts w:ascii="Consolas" w:hAnsi="Consolas" w:eastAsia="맑은 고딕"/>
+          <w:sz w:val="21"/>
+        </w:rPr>
+        <w:t xml:space="preserve">V$LOGFILE</w:t>
+      </w:r>
+      <w:r>
+        <w:rPr>
+          <w:rFonts w:ascii="맑은 고딕" w:hAnsi="맑은 고딕" w:eastAsia="맑은 고딕"/>
+          <w:sz w:val="21"/>
+        </w:rPr>
+        <w:t xml:space="preserve">은 chicago 7행, boston 14행이다. boston은 6장에서 OMF로 복제하며 </w:t>
+      </w:r>
+      <w:r>
+        <w:rPr>
+          <w:rFonts w:ascii="Consolas" w:hAnsi="Consolas" w:eastAsia="맑은 고딕"/>
+          <w:sz w:val="21"/>
+        </w:rPr>
+        <w:t xml:space="preserve">DB_CREATE_ONLINE_LOG_DEST_1</w:t>
+      </w:r>
+      <w:r>
+        <w:rPr>
+          <w:rFonts w:ascii="맑은 고딕" w:hAnsi="맑은 고딕" w:eastAsia="맑은 고딕"/>
+          <w:sz w:val="21"/>
+        </w:rPr>
+        <w:t xml:space="preserve">·</w:t>
+      </w:r>
+      <w:r>
+        <w:rPr>
+          <w:rFonts w:ascii="Consolas" w:hAnsi="Consolas" w:eastAsia="맑은 고딕"/>
+          <w:sz w:val="21"/>
+        </w:rPr>
+        <w:t xml:space="preserve">_2</w:t>
+      </w:r>
+      <w:r>
+        <w:rPr>
+          <w:rFonts w:ascii="맑은 고딕" w:hAnsi="맑은 고딕" w:eastAsia="맑은 고딕"/>
+          <w:sz w:val="21"/>
+        </w:rPr>
+        <w:t xml:space="preserve">를 지정해 그룹마다 멤버가 둘이다. 역할이 바뀌면 다중화 수준도 바뀐다는 것을 알아 둔다. 이 뷰의 </w:t>
+      </w:r>
+      <w:r>
+        <w:rPr>
+          <w:rFonts w:ascii="Consolas" w:hAnsi="Consolas" w:eastAsia="맑은 고딕"/>
+          <w:b/>
+          <w:sz w:val="21"/>
+        </w:rPr>
+        <w:t xml:space="preserve">STATUS</w:t>
+      </w:r>
+      <w:r>
+        <w:rPr>
+          <w:rFonts w:ascii="맑은 고딕" w:hAnsi="맑은 고딕" w:eastAsia="맑은 고딕"/>
+          <w:b/>
+          <w:sz w:val="21"/>
+        </w:rPr>
+        <w:t xml:space="preserve">는 비어 있는 것이 정상</w:t>
+      </w:r>
+      <w:r>
+        <w:rPr>
+          <w:rFonts w:ascii="맑은 고딕" w:hAnsi="맑은 고딕" w:eastAsia="맑은 고딕"/>
+          <w:sz w:val="21"/>
+        </w:rPr>
+        <w:t xml:space="preserve">이며 </w:t>
+      </w:r>
+      <w:r>
+        <w:rPr>
+          <w:rFonts w:ascii="Consolas" w:hAnsi="Consolas" w:eastAsia="맑은 고딕"/>
+          <w:sz w:val="21"/>
+        </w:rPr>
+        <w:t xml:space="preserve">INVALID</w:t>
+      </w:r>
+      <w:r>
+        <w:rPr>
+          <w:rFonts w:ascii="맑은 고딕" w:hAnsi="맑은 고딕" w:eastAsia="맑은 고딕"/>
+          <w:sz w:val="21"/>
+        </w:rPr>
+        <w:t xml:space="preserve">·</w:t>
+      </w:r>
+      <w:r>
+        <w:rPr>
+          <w:rFonts w:ascii="Consolas" w:hAnsi="Consolas" w:eastAsia="맑은 고딕"/>
+          <w:sz w:val="21"/>
+        </w:rPr>
+        <w:t xml:space="preserve">STALE</w:t>
+      </w:r>
+      <w:r>
+        <w:rPr>
+          <w:rFonts w:ascii="맑은 고딕" w:hAnsi="맑은 고딕" w:eastAsia="맑은 고딕"/>
+          <w:sz w:val="21"/>
+        </w:rPr>
+        <w:t xml:space="preserve">·</w:t>
+      </w:r>
+      <w:r>
+        <w:rPr>
+          <w:rFonts w:ascii="Consolas" w:hAnsi="Consolas" w:eastAsia="맑은 고딕"/>
+          <w:sz w:val="21"/>
+        </w:rPr>
+        <w:t xml:space="preserve">DELETED</w:t>
+      </w:r>
+      <w:r>
+        <w:rPr>
+          <w:rFonts w:ascii="맑은 고딕" w:hAnsi="맑은 고딕" w:eastAsia="맑은 고딕"/>
+          <w:sz w:val="21"/>
+        </w:rPr>
+        <w:t xml:space="preserve">일 때만 값이 들어간다. </w:t>
+      </w:r>
+      <w:r>
+        <w:rPr>
+          <w:rFonts w:ascii="Consolas" w:hAnsi="Consolas" w:eastAsia="맑은 고딕"/>
+          <w:sz w:val="21"/>
+        </w:rPr>
+        <w:t xml:space="preserve">WHERE status IS NOT NULL</w:t>
+      </w:r>
+      <w:r>
+        <w:rPr>
+          <w:rFonts w:ascii="맑은 고딕" w:hAnsi="맑은 고딕" w:eastAsia="맑은 고딕"/>
+          <w:sz w:val="21"/>
+        </w:rPr>
+        <w:t xml:space="preserve">로 감시하기 좋다.</w:t>
       </w:r>
     </w:p>
     <w:p>
@@ -743,7 +1315,58 @@
           <w:rFonts w:ascii="맑은 고딕" w:hAnsi="맑은 고딕" w:eastAsia="맑은 고딕"/>
           <w:sz w:val="21"/>
         </w:rPr>
-        <w:t xml:space="preserve">넷 중 하나만 `ACTIVE`이고 **`SEQUENCE#`가 74**로 Primary의 `CURRENT`와 같다. 지금 만들어지는 리두를 실시간으로 받고 있다.</w:t>
+        <w:t xml:space="preserve">넷 중 하나만 </w:t>
+      </w:r>
+      <w:r>
+        <w:rPr>
+          <w:rFonts w:ascii="Consolas" w:hAnsi="Consolas" w:eastAsia="맑은 고딕"/>
+          <w:sz w:val="21"/>
+        </w:rPr>
+        <w:t xml:space="preserve">ACTIVE</w:t>
+      </w:r>
+      <w:r>
+        <w:rPr>
+          <w:rFonts w:ascii="맑은 고딕" w:hAnsi="맑은 고딕" w:eastAsia="맑은 고딕"/>
+          <w:sz w:val="21"/>
+        </w:rPr>
+        <w:t xml:space="preserve">이고 </w:t>
+      </w:r>
+      <w:r>
+        <w:rPr>
+          <w:rFonts w:ascii="Consolas" w:hAnsi="Consolas" w:eastAsia="맑은 고딕"/>
+          <w:b/>
+          <w:sz w:val="21"/>
+        </w:rPr>
+        <w:t xml:space="preserve">SEQUENCE#</w:t>
+      </w:r>
+      <w:r>
+        <w:rPr>
+          <w:rFonts w:ascii="맑은 고딕" w:hAnsi="맑은 고딕" w:eastAsia="맑은 고딕"/>
+          <w:b/>
+          <w:sz w:val="21"/>
+        </w:rPr>
+        <w:t xml:space="preserve">가 74</w:t>
+      </w:r>
+      <w:r>
+        <w:rPr>
+          <w:rFonts w:ascii="맑은 고딕" w:hAnsi="맑은 고딕" w:eastAsia="맑은 고딕"/>
+          <w:sz w:val="21"/>
+        </w:rPr>
+        <w:t xml:space="preserve">로 Primary의 </w:t>
+      </w:r>
+      <w:r>
+        <w:rPr>
+          <w:rFonts w:ascii="Consolas" w:hAnsi="Consolas" w:eastAsia="맑은 고딕"/>
+          <w:sz w:val="21"/>
+        </w:rPr>
+        <w:t xml:space="preserve">CURRENT</w:t>
+      </w:r>
+      <w:r>
+        <w:rPr>
+          <w:rFonts w:ascii="맑은 고딕" w:hAnsi="맑은 고딕" w:eastAsia="맑은 고딕"/>
+          <w:sz w:val="21"/>
+        </w:rPr>
+        <w:t xml:space="preserve">와 같다. 지금 만들어지는 리두를 실시간으로 받고 있다.</w:t>
       </w:r>
     </w:p>
     <w:tbl>
@@ -873,9 +1496,10 @@
             <w:r>
               <w:rPr>
                 <w:rFonts w:ascii="맑은 고딕" w:hAnsi="맑은 고딕" w:eastAsia="맑은 고딕"/>
-                <w:sz w:val="19"/>
-              </w:rPr>
-              <w:t xml:space="preserve">**리두가 오지 않고 있다**</w:t>
+                <w:b/>
+                <w:sz w:val="19"/>
+              </w:rPr>
+              <w:t xml:space="preserve">리두가 오지 않고 있다</w:t>
             </w:r>
           </w:p>
         </w:tc>
@@ -922,10 +1546,46 @@
             </w:pPr>
             <w:r>
               <w:rPr>
+                <w:rFonts w:ascii="Consolas" w:hAnsi="Consolas" w:eastAsia="맑은 고딕"/>
+                <w:sz w:val="20"/>
+              </w:rPr>
+              <w:t xml:space="preserve">V$STANDBY_LOG</w:t>
+            </w:r>
+            <w:r>
+              <w:rPr>
                 <w:rFonts w:ascii="맑은 고딕" w:hAnsi="맑은 고딕" w:eastAsia="맑은 고딕"/>
                 <w:sz w:val="20"/>
               </w:rPr>
-              <w:t xml:space="preserve">`V$STANDBY_LOG`는 **Primary에서도 오류 없이 조회된다.** 다만 네 그룹 모두 `UNASSIGNED`다. Primary는 SRL을 쓰지 않으며 전환 후를 대비해 4장에서 만들어 둔 것이다.</w:t>
+              <w:t xml:space="preserve">는 </w:t>
+            </w:r>
+            <w:r>
+              <w:rPr>
+                <w:rFonts w:ascii="맑은 고딕" w:hAnsi="맑은 고딕" w:eastAsia="맑은 고딕"/>
+                <w:b/>
+                <w:sz w:val="20"/>
+              </w:rPr>
+              <w:t xml:space="preserve">Primary에서도 오류 없이 조회된다.</w:t>
+            </w:r>
+            <w:r>
+              <w:rPr>
+                <w:rFonts w:ascii="맑은 고딕" w:hAnsi="맑은 고딕" w:eastAsia="맑은 고딕"/>
+                <w:sz w:val="20"/>
+              </w:rPr>
+              <w:t xml:space="preserve"> 다만 네 그룹 모두 </w:t>
+            </w:r>
+            <w:r>
+              <w:rPr>
+                <w:rFonts w:ascii="Consolas" w:hAnsi="Consolas" w:eastAsia="맑은 고딕"/>
+                <w:sz w:val="20"/>
+              </w:rPr>
+              <w:t xml:space="preserve">UNASSIGNED</w:t>
+            </w:r>
+            <w:r>
+              <w:rPr>
+                <w:rFonts w:ascii="맑은 고딕" w:hAnsi="맑은 고딕" w:eastAsia="맑은 고딕"/>
+                <w:sz w:val="20"/>
+              </w:rPr>
+              <w:t xml:space="preserve">다. Primary는 SRL을 쓰지 않으며 전환 후를 대비해 4장에서 만들어 둔 것이다.</w:t>
             </w:r>
           </w:p>
           <w:p>
@@ -937,7 +1597,29 @@
                 <w:rFonts w:ascii="맑은 고딕" w:hAnsi="맑은 고딕" w:eastAsia="맑은 고딕"/>
                 <w:sz w:val="20"/>
               </w:rPr>
-              <w:t xml:space="preserve">감시 스크립트가 이 뷰에서 `ACTIVE`를 못 찾았다면 Standby가 리두를 못 받는 것이 아니라 **Primary에서 조회했을 가능성을 먼저 의심한다.**</w:t>
+              <w:t xml:space="preserve">감시 스크립트가 이 뷰에서 </w:t>
+            </w:r>
+            <w:r>
+              <w:rPr>
+                <w:rFonts w:ascii="Consolas" w:hAnsi="Consolas" w:eastAsia="맑은 고딕"/>
+                <w:sz w:val="20"/>
+              </w:rPr>
+              <w:t xml:space="preserve">ACTIVE</w:t>
+            </w:r>
+            <w:r>
+              <w:rPr>
+                <w:rFonts w:ascii="맑은 고딕" w:hAnsi="맑은 고딕" w:eastAsia="맑은 고딕"/>
+                <w:sz w:val="20"/>
+              </w:rPr>
+              <w:t xml:space="preserve">를 못 찾았다면 Standby가 리두를 못 받는 것이 아니라 </w:t>
+            </w:r>
+            <w:r>
+              <w:rPr>
+                <w:rFonts w:ascii="맑은 고딕" w:hAnsi="맑은 고딕" w:eastAsia="맑은 고딕"/>
+                <w:b/>
+                <w:sz w:val="20"/>
+              </w:rPr>
+              <w:t xml:space="preserve">Primary에서 조회했을 가능성을 먼저 의심한다.</w:t>
             </w:r>
           </w:p>
         </w:tc>
@@ -1049,10 +1731,31 @@
           <w:p>
             <w:r>
               <w:rPr>
+                <w:rFonts w:ascii="Consolas" w:hAnsi="Consolas" w:eastAsia="맑은 고딕"/>
+                <w:sz w:val="19"/>
+              </w:rPr>
+              <w:t xml:space="preserve">V$LOG</w:t>
+            </w:r>
+            <w:r>
+              <w:rPr>
                 <w:rFonts w:ascii="맑은 고딕" w:hAnsi="맑은 고딕" w:eastAsia="맑은 고딕"/>
                 <w:sz w:val="19"/>
               </w:rPr>
-              <w:t xml:space="preserve">`V$LOG`에서 `CURRENT`가 정확히 하나인가</w:t>
+              <w:t xml:space="preserve">에서 </w:t>
+            </w:r>
+            <w:r>
+              <w:rPr>
+                <w:rFonts w:ascii="Consolas" w:hAnsi="Consolas" w:eastAsia="맑은 고딕"/>
+                <w:sz w:val="19"/>
+              </w:rPr>
+              <w:t xml:space="preserve">CURRENT</w:t>
+            </w:r>
+            <w:r>
+              <w:rPr>
+                <w:rFonts w:ascii="맑은 고딕" w:hAnsi="맑은 고딕" w:eastAsia="맑은 고딕"/>
+                <w:sz w:val="19"/>
+              </w:rPr>
+              <w:t xml:space="preserve">가 정확히 하나인가</w:t>
             </w:r>
           </w:p>
         </w:tc>
@@ -1093,10 +1796,31 @@
           <w:p>
             <w:r>
               <w:rPr>
+                <w:rFonts w:ascii="Consolas" w:hAnsi="Consolas" w:eastAsia="맑은 고딕"/>
+                <w:sz w:val="19"/>
+              </w:rPr>
+              <w:t xml:space="preserve">ACTIVE</w:t>
+            </w:r>
+            <w:r>
+              <w:rPr>
                 <w:rFonts w:ascii="맑은 고딕" w:hAnsi="맑은 고딕" w:eastAsia="맑은 고딕"/>
                 <w:sz w:val="19"/>
               </w:rPr>
-              <w:t xml:space="preserve">`ACTIVE`이면서 `ARCHIVED=NO`인 그룹이 쌓이지 않았는가</w:t>
+              <w:t xml:space="preserve">이면서 </w:t>
+            </w:r>
+            <w:r>
+              <w:rPr>
+                <w:rFonts w:ascii="Consolas" w:hAnsi="Consolas" w:eastAsia="맑은 고딕"/>
+                <w:sz w:val="19"/>
+              </w:rPr>
+              <w:t xml:space="preserve">ARCHIVED=NO</w:t>
+            </w:r>
+            <w:r>
+              <w:rPr>
+                <w:rFonts w:ascii="맑은 고딕" w:hAnsi="맑은 고딕" w:eastAsia="맑은 고딕"/>
+                <w:sz w:val="19"/>
+              </w:rPr>
+              <w:t xml:space="preserve">인 그룹이 쌓이지 않았는가</w:t>
             </w:r>
           </w:p>
         </w:tc>
@@ -1137,10 +1861,31 @@
           <w:p>
             <w:r>
               <w:rPr>
+                <w:rFonts w:ascii="Consolas" w:hAnsi="Consolas" w:eastAsia="맑은 고딕"/>
+                <w:sz w:val="19"/>
+              </w:rPr>
+              <w:t xml:space="preserve">V$STANDBY_LOG</w:t>
+            </w:r>
+            <w:r>
+              <w:rPr>
                 <w:rFonts w:ascii="맑은 고딕" w:hAnsi="맑은 고딕" w:eastAsia="맑은 고딕"/>
                 <w:sz w:val="19"/>
               </w:rPr>
-              <w:t xml:space="preserve">`V$STANDBY_LOG`에서 `ACTIVE`가 정확히 하나인가</w:t>
+              <w:t xml:space="preserve">에서 </w:t>
+            </w:r>
+            <w:r>
+              <w:rPr>
+                <w:rFonts w:ascii="Consolas" w:hAnsi="Consolas" w:eastAsia="맑은 고딕"/>
+                <w:sz w:val="19"/>
+              </w:rPr>
+              <w:t xml:space="preserve">ACTIVE</w:t>
+            </w:r>
+            <w:r>
+              <w:rPr>
+                <w:rFonts w:ascii="맑은 고딕" w:hAnsi="맑은 고딕" w:eastAsia="맑은 고딕"/>
+                <w:sz w:val="19"/>
+              </w:rPr>
+              <w:t xml:space="preserve">가 정확히 하나인가</w:t>
             </w:r>
           </w:p>
         </w:tc>
@@ -1184,7 +1929,21 @@
                 <w:rFonts w:ascii="맑은 고딕" w:hAnsi="맑은 고딕" w:eastAsia="맑은 고딕"/>
                 <w:sz w:val="19"/>
               </w:rPr>
-              <w:t xml:space="preserve">그 그룹의 `SEQUENCE#`가 ①과 같은가</w:t>
+              <w:t xml:space="preserve">그 그룹의 </w:t>
+            </w:r>
+            <w:r>
+              <w:rPr>
+                <w:rFonts w:ascii="Consolas" w:hAnsi="Consolas" w:eastAsia="맑은 고딕"/>
+                <w:sz w:val="19"/>
+              </w:rPr>
+              <w:t xml:space="preserve">SEQUENCE#</w:t>
+            </w:r>
+            <w:r>
+              <w:rPr>
+                <w:rFonts w:ascii="맑은 고딕" w:hAnsi="맑은 고딕" w:eastAsia="맑은 고딕"/>
+                <w:sz w:val="19"/>
+              </w:rPr>
+              <w:t xml:space="preserve">가 ①과 같은가</w:t>
             </w:r>
           </w:p>
         </w:tc>
@@ -1225,10 +1984,31 @@
           <w:p>
             <w:r>
               <w:rPr>
+                <w:rFonts w:ascii="Consolas" w:hAnsi="Consolas" w:eastAsia="맑은 고딕"/>
+                <w:sz w:val="19"/>
+              </w:rPr>
+              <w:t xml:space="preserve">V$LOGFILE</w:t>
+            </w:r>
+            <w:r>
+              <w:rPr>
                 <w:rFonts w:ascii="맑은 고딕" w:hAnsi="맑은 고딕" w:eastAsia="맑은 고딕"/>
                 <w:sz w:val="19"/>
               </w:rPr>
-              <w:t xml:space="preserve">`V$LOGFILE`에서 `STATUS`가 비어 있지 않은 행이 있는가</w:t>
+              <w:t xml:space="preserve">에서 </w:t>
+            </w:r>
+            <w:r>
+              <w:rPr>
+                <w:rFonts w:ascii="Consolas" w:hAnsi="Consolas" w:eastAsia="맑은 고딕"/>
+                <w:sz w:val="19"/>
+              </w:rPr>
+              <w:t xml:space="preserve">STATUS</w:t>
+            </w:r>
+            <w:r>
+              <w:rPr>
+                <w:rFonts w:ascii="맑은 고딕" w:hAnsi="맑은 고딕" w:eastAsia="맑은 고딕"/>
+                <w:sz w:val="19"/>
+              </w:rPr>
+              <w:t xml:space="preserve">가 비어 있지 않은 행이 있는가</w:t>
             </w:r>
           </w:p>
         </w:tc>
@@ -1238,10 +2018,25 @@
     <w:p>
       <w:r>
         <w:rPr>
-          <w:rFonts w:ascii="맑은 고딕" w:hAnsi="맑은 고딕" w:eastAsia="맑은 고딕"/>
-          <w:sz w:val="21"/>
-        </w:rPr>
-        <w:t xml:space="preserve">`SHOW CONFIGURATION` 한 줄보다 손이 많이 간다. 그러나 각 항목의 뜻을 알고 보므로 **문제가 생기면 어디를 볼지 바로 안다.**</w:t>
+          <w:rFonts w:ascii="Consolas" w:hAnsi="Consolas" w:eastAsia="맑은 고딕"/>
+          <w:sz w:val="21"/>
+        </w:rPr>
+        <w:t xml:space="preserve">SHOW CONFIGURATION</w:t>
+      </w:r>
+      <w:r>
+        <w:rPr>
+          <w:rFonts w:ascii="맑은 고딕" w:hAnsi="맑은 고딕" w:eastAsia="맑은 고딕"/>
+          <w:sz w:val="21"/>
+        </w:rPr>
+        <w:t xml:space="preserve"> 한 줄보다 손이 많이 간다. 그러나 각 항목의 뜻을 알고 보므로 </w:t>
+      </w:r>
+      <w:r>
+        <w:rPr>
+          <w:rFonts w:ascii="맑은 고딕" w:hAnsi="맑은 고딕" w:eastAsia="맑은 고딕"/>
+          <w:b/>
+          <w:sz w:val="21"/>
+        </w:rPr>
+        <w:t xml:space="preserve">문제가 생기면 어디를 볼지 바로 안다.</w:t>
       </w:r>
     </w:p>
     <w:p>
@@ -1399,10 +2194,190 @@
     <w:p>
       <w:r>
         <w:rPr>
-          <w:rFonts w:ascii="맑은 고딕" w:hAnsi="맑은 고딕" w:eastAsia="맑은 고딕"/>
-          <w:sz w:val="21"/>
-        </w:rPr>
-        <w:t xml:space="preserve">**`V$ARCHIVE_DEST`는 "설정이 어떻게 되어 있는가", `_STATUS`는 "지금 어떤 상태인가"에 답한다.** 둘 다 `STATUS` 열이 있어 혼동하기 쉬우므로 다른 열로 구별한다. `RECOVERY_MODE`가 있으면 `_STATUS`, `VALID_NOW`가 있으면 `V$ARCHIVE_DEST`다. 로컬 1번의 `RECOVERY_MODE`가 `IDLE`인 것은 로컬에는 적용 개념이 없기 때문이다. `ERROR` 열은 양쪽에 있고 같은 값이 들어간다. 정상일 때 두 뷰 모두 `VALID`이고 `ERROR`가 비어 있다. **이것이 기준선이다.**</w:t>
+          <w:rFonts w:ascii="Consolas" w:hAnsi="Consolas" w:eastAsia="맑은 고딕"/>
+          <w:b/>
+          <w:sz w:val="21"/>
+        </w:rPr>
+        <w:t xml:space="preserve">V$ARCHIVE_DEST</w:t>
+      </w:r>
+      <w:r>
+        <w:rPr>
+          <w:rFonts w:ascii="맑은 고딕" w:hAnsi="맑은 고딕" w:eastAsia="맑은 고딕"/>
+          <w:b/>
+          <w:sz w:val="21"/>
+        </w:rPr>
+        <w:t xml:space="preserve">는 "설정이 어떻게 되어 있는가", </w:t>
+      </w:r>
+      <w:r>
+        <w:rPr>
+          <w:rFonts w:ascii="Consolas" w:hAnsi="Consolas" w:eastAsia="맑은 고딕"/>
+          <w:b/>
+          <w:sz w:val="21"/>
+        </w:rPr>
+        <w:t xml:space="preserve">_STATUS</w:t>
+      </w:r>
+      <w:r>
+        <w:rPr>
+          <w:rFonts w:ascii="맑은 고딕" w:hAnsi="맑은 고딕" w:eastAsia="맑은 고딕"/>
+          <w:b/>
+          <w:sz w:val="21"/>
+        </w:rPr>
+        <w:t xml:space="preserve">는 "지금 어떤 상태인가"에 답한다.</w:t>
+      </w:r>
+      <w:r>
+        <w:rPr>
+          <w:rFonts w:ascii="맑은 고딕" w:hAnsi="맑은 고딕" w:eastAsia="맑은 고딕"/>
+          <w:sz w:val="21"/>
+        </w:rPr>
+        <w:t xml:space="preserve"> 둘 다 </w:t>
+      </w:r>
+      <w:r>
+        <w:rPr>
+          <w:rFonts w:ascii="Consolas" w:hAnsi="Consolas" w:eastAsia="맑은 고딕"/>
+          <w:sz w:val="21"/>
+        </w:rPr>
+        <w:t xml:space="preserve">STATUS</w:t>
+      </w:r>
+      <w:r>
+        <w:rPr>
+          <w:rFonts w:ascii="맑은 고딕" w:hAnsi="맑은 고딕" w:eastAsia="맑은 고딕"/>
+          <w:sz w:val="21"/>
+        </w:rPr>
+        <w:t xml:space="preserve"> 열이 있어 혼동하기 쉬우므로 다른 열로 구별한다. </w:t>
+      </w:r>
+      <w:r>
+        <w:rPr>
+          <w:rFonts w:ascii="Consolas" w:hAnsi="Consolas" w:eastAsia="맑은 고딕"/>
+          <w:sz w:val="21"/>
+        </w:rPr>
+        <w:t xml:space="preserve">RECOVERY_MODE</w:t>
+      </w:r>
+      <w:r>
+        <w:rPr>
+          <w:rFonts w:ascii="맑은 고딕" w:hAnsi="맑은 고딕" w:eastAsia="맑은 고딕"/>
+          <w:sz w:val="21"/>
+        </w:rPr>
+        <w:t xml:space="preserve">가 있으면 </w:t>
+      </w:r>
+      <w:r>
+        <w:rPr>
+          <w:rFonts w:ascii="Consolas" w:hAnsi="Consolas" w:eastAsia="맑은 고딕"/>
+          <w:sz w:val="21"/>
+        </w:rPr>
+        <w:t xml:space="preserve">_STATUS</w:t>
+      </w:r>
+      <w:r>
+        <w:rPr>
+          <w:rFonts w:ascii="맑은 고딕" w:hAnsi="맑은 고딕" w:eastAsia="맑은 고딕"/>
+          <w:sz w:val="21"/>
+        </w:rPr>
+        <w:t xml:space="preserve">, </w:t>
+      </w:r>
+      <w:r>
+        <w:rPr>
+          <w:rFonts w:ascii="Consolas" w:hAnsi="Consolas" w:eastAsia="맑은 고딕"/>
+          <w:sz w:val="21"/>
+        </w:rPr>
+        <w:t xml:space="preserve">VALID_NOW</w:t>
+      </w:r>
+      <w:r>
+        <w:rPr>
+          <w:rFonts w:ascii="맑은 고딕" w:hAnsi="맑은 고딕" w:eastAsia="맑은 고딕"/>
+          <w:sz w:val="21"/>
+        </w:rPr>
+        <w:t xml:space="preserve">가 있으면 </w:t>
+      </w:r>
+      <w:r>
+        <w:rPr>
+          <w:rFonts w:ascii="Consolas" w:hAnsi="Consolas" w:eastAsia="맑은 고딕"/>
+          <w:sz w:val="21"/>
+        </w:rPr>
+        <w:t xml:space="preserve">V$ARCHIVE_DEST</w:t>
+      </w:r>
+      <w:r>
+        <w:rPr>
+          <w:rFonts w:ascii="맑은 고딕" w:hAnsi="맑은 고딕" w:eastAsia="맑은 고딕"/>
+          <w:sz w:val="21"/>
+        </w:rPr>
+        <w:t xml:space="preserve">다. 로컬 1번의 </w:t>
+      </w:r>
+      <w:r>
+        <w:rPr>
+          <w:rFonts w:ascii="Consolas" w:hAnsi="Consolas" w:eastAsia="맑은 고딕"/>
+          <w:sz w:val="21"/>
+        </w:rPr>
+        <w:t xml:space="preserve">RECOVERY_MODE</w:t>
+      </w:r>
+      <w:r>
+        <w:rPr>
+          <w:rFonts w:ascii="맑은 고딕" w:hAnsi="맑은 고딕" w:eastAsia="맑은 고딕"/>
+          <w:sz w:val="21"/>
+        </w:rPr>
+        <w:t xml:space="preserve">가 </w:t>
+      </w:r>
+      <w:r>
+        <w:rPr>
+          <w:rFonts w:ascii="Consolas" w:hAnsi="Consolas" w:eastAsia="맑은 고딕"/>
+          <w:sz w:val="21"/>
+        </w:rPr>
+        <w:t xml:space="preserve">IDLE</w:t>
+      </w:r>
+      <w:r>
+        <w:rPr>
+          <w:rFonts w:ascii="맑은 고딕" w:hAnsi="맑은 고딕" w:eastAsia="맑은 고딕"/>
+          <w:sz w:val="21"/>
+        </w:rPr>
+        <w:t xml:space="preserve">인 것은 로컬에는 적용 개념이 없기 때문이다. </w:t>
+      </w:r>
+      <w:r>
+        <w:rPr>
+          <w:rFonts w:ascii="Consolas" w:hAnsi="Consolas" w:eastAsia="맑은 고딕"/>
+          <w:sz w:val="21"/>
+        </w:rPr>
+        <w:t xml:space="preserve">ERROR</w:t>
+      </w:r>
+      <w:r>
+        <w:rPr>
+          <w:rFonts w:ascii="맑은 고딕" w:hAnsi="맑은 고딕" w:eastAsia="맑은 고딕"/>
+          <w:sz w:val="21"/>
+        </w:rPr>
+        <w:t xml:space="preserve"> 열은 양쪽에 있고 같은 값이 들어간다. 정상일 때 두 뷰 모두 </w:t>
+      </w:r>
+      <w:r>
+        <w:rPr>
+          <w:rFonts w:ascii="Consolas" w:hAnsi="Consolas" w:eastAsia="맑은 고딕"/>
+          <w:sz w:val="21"/>
+        </w:rPr>
+        <w:t xml:space="preserve">VALID</w:t>
+      </w:r>
+      <w:r>
+        <w:rPr>
+          <w:rFonts w:ascii="맑은 고딕" w:hAnsi="맑은 고딕" w:eastAsia="맑은 고딕"/>
+          <w:sz w:val="21"/>
+        </w:rPr>
+        <w:t xml:space="preserve">이고 </w:t>
+      </w:r>
+      <w:r>
+        <w:rPr>
+          <w:rFonts w:ascii="Consolas" w:hAnsi="Consolas" w:eastAsia="맑은 고딕"/>
+          <w:sz w:val="21"/>
+        </w:rPr>
+        <w:t xml:space="preserve">ERROR</w:t>
+      </w:r>
+      <w:r>
+        <w:rPr>
+          <w:rFonts w:ascii="맑은 고딕" w:hAnsi="맑은 고딕" w:eastAsia="맑은 고딕"/>
+          <w:sz w:val="21"/>
+        </w:rPr>
+        <w:t xml:space="preserve">가 비어 있다. </w:t>
+      </w:r>
+      <w:r>
+        <w:rPr>
+          <w:rFonts w:ascii="맑은 고딕" w:hAnsi="맑은 고딕" w:eastAsia="맑은 고딕"/>
+          <w:b/>
+          <w:sz w:val="21"/>
+        </w:rPr>
+        <w:t xml:space="preserve">이것이 기준선이다.</w:t>
       </w:r>
     </w:p>
     <w:p>
@@ -1416,10 +2391,17 @@
     <w:p>
       <w:r>
         <w:rPr>
-          <w:rFonts w:ascii="맑은 고딕" w:hAnsi="맑은 고딕" w:eastAsia="맑은 고딕"/>
-          <w:sz w:val="21"/>
-        </w:rPr>
-        <w:t xml:space="preserve">`V$ARCHIVE_DEST`는 열이 40개가 넘어 오타가 흔하다.</w:t>
+          <w:rFonts w:ascii="Consolas" w:hAnsi="Consolas" w:eastAsia="맑은 고딕"/>
+          <w:sz w:val="21"/>
+        </w:rPr>
+        <w:t xml:space="preserve">V$ARCHIVE_DEST</w:t>
+      </w:r>
+      <w:r>
+        <w:rPr>
+          <w:rFonts w:ascii="맑은 고딕" w:hAnsi="맑은 고딕" w:eastAsia="맑은 고딕"/>
+          <w:sz w:val="21"/>
+        </w:rPr>
+        <w:t xml:space="preserve">는 열이 40개가 넘어 오타가 흔하다.</w:t>
       </w:r>
     </w:p>
     <w:tbl>
@@ -1564,10 +2546,17 @@
           <w:p>
             <w:r>
               <w:rPr>
+                <w:rFonts w:ascii="Consolas" w:hAnsi="Consolas" w:eastAsia="맑은 고딕"/>
+                <w:sz w:val="19"/>
+              </w:rPr>
+              <w:t xml:space="preserve">DESC</w:t>
+            </w:r>
+            <w:r>
+              <w:rPr>
                 <w:rFonts w:ascii="맑은 고딕" w:hAnsi="맑은 고딕" w:eastAsia="맑은 고딕"/>
                 <w:sz w:val="19"/>
               </w:rPr>
-              <w:t xml:space="preserve">`DESC`로 열 목록을 확인한다</w:t>
+              <w:t xml:space="preserve">로 열 목록을 확인한다</w:t>
             </w:r>
           </w:p>
         </w:tc>
@@ -1622,9 +2611,45 @@
       <w:r>
         <w:rPr>
           <w:rFonts w:ascii="맑은 고딕" w:hAnsi="맑은 고딕" w:eastAsia="맑은 고딕"/>
-          <w:sz w:val="21"/>
-        </w:rPr>
-        <w:t xml:space="preserve">**어디를 고칠지가 번호로 정해진다.** `SELECT *`는 화면이 무너지므로 `DESC`로 확인한 뒤 필요한 열만 고른다. 이 규칙은 15.8절에서 다시 쓰인다.</w:t>
+          <w:b/>
+          <w:sz w:val="21"/>
+        </w:rPr>
+        <w:t xml:space="preserve">어디를 고칠지가 번호로 정해진다.</w:t>
+      </w:r>
+      <w:r>
+        <w:rPr>
+          <w:rFonts w:ascii="맑은 고딕" w:hAnsi="맑은 고딕" w:eastAsia="맑은 고딕"/>
+          <w:sz w:val="21"/>
+        </w:rPr>
+        <w:t xml:space="preserve"> </w:t>
+      </w:r>
+      <w:r>
+        <w:rPr>
+          <w:rFonts w:ascii="Consolas" w:hAnsi="Consolas" w:eastAsia="맑은 고딕"/>
+          <w:sz w:val="21"/>
+        </w:rPr>
+        <w:t xml:space="preserve">SELECT *</w:t>
+      </w:r>
+      <w:r>
+        <w:rPr>
+          <w:rFonts w:ascii="맑은 고딕" w:hAnsi="맑은 고딕" w:eastAsia="맑은 고딕"/>
+          <w:sz w:val="21"/>
+        </w:rPr>
+        <w:t xml:space="preserve">는 화면이 무너지므로 </w:t>
+      </w:r>
+      <w:r>
+        <w:rPr>
+          <w:rFonts w:ascii="Consolas" w:hAnsi="Consolas" w:eastAsia="맑은 고딕"/>
+          <w:sz w:val="21"/>
+        </w:rPr>
+        <w:t xml:space="preserve">DESC</w:t>
+      </w:r>
+      <w:r>
+        <w:rPr>
+          <w:rFonts w:ascii="맑은 고딕" w:hAnsi="맑은 고딕" w:eastAsia="맑은 고딕"/>
+          <w:sz w:val="21"/>
+        </w:rPr>
+        <w:t xml:space="preserve">로 확인한 뒤 필요한 열만 고른다. 이 규칙은 15.8절에서 다시 쓰인다.</w:t>
       </w:r>
     </w:p>
     <w:p>
@@ -1725,16 +2750,137 @@
           <w:rFonts w:ascii="맑은 고딕" w:hAnsi="맑은 고딕" w:eastAsia="맑은 고딕"/>
           <w:sz w:val="21"/>
         </w:rPr>
-        <w:t xml:space="preserve">7장에서 쓴 `VALID_FOR=(online_logfiles, all_roles)`가 **두 열로 분해되어** 나온다. 1번이 `SYNCHRONOUS`인 것은 **로컬 디스크 쓰기이므로 보호 모드와 무관하다.** 반면 2번의 `AFFIRM=NO`는 MaxPerformance라서 Standby의 쓰기 완료를 기다리지 않는다는 뜻이다.</w:t>
+        <w:t xml:space="preserve">7장에서 쓴 </w:t>
+      </w:r>
+      <w:r>
+        <w:rPr>
+          <w:rFonts w:ascii="Consolas" w:hAnsi="Consolas" w:eastAsia="맑은 고딕"/>
+          <w:sz w:val="21"/>
+        </w:rPr>
+        <w:t xml:space="preserve">VALID_FOR=(online_logfiles, all_roles)</w:t>
+      </w:r>
+      <w:r>
+        <w:rPr>
+          <w:rFonts w:ascii="맑은 고딕" w:hAnsi="맑은 고딕" w:eastAsia="맑은 고딕"/>
+          <w:sz w:val="21"/>
+        </w:rPr>
+        <w:t xml:space="preserve">가 </w:t>
+      </w:r>
+      <w:r>
+        <w:rPr>
+          <w:rFonts w:ascii="맑은 고딕" w:hAnsi="맑은 고딕" w:eastAsia="맑은 고딕"/>
+          <w:b/>
+          <w:sz w:val="21"/>
+        </w:rPr>
+        <w:t xml:space="preserve">두 열로 분해되어</w:t>
+      </w:r>
+      <w:r>
+        <w:rPr>
+          <w:rFonts w:ascii="맑은 고딕" w:hAnsi="맑은 고딕" w:eastAsia="맑은 고딕"/>
+          <w:sz w:val="21"/>
+        </w:rPr>
+        <w:t xml:space="preserve"> 나온다. 1번이 </w:t>
+      </w:r>
+      <w:r>
+        <w:rPr>
+          <w:rFonts w:ascii="Consolas" w:hAnsi="Consolas" w:eastAsia="맑은 고딕"/>
+          <w:sz w:val="21"/>
+        </w:rPr>
+        <w:t xml:space="preserve">SYNCHRONOUS</w:t>
+      </w:r>
+      <w:r>
+        <w:rPr>
+          <w:rFonts w:ascii="맑은 고딕" w:hAnsi="맑은 고딕" w:eastAsia="맑은 고딕"/>
+          <w:sz w:val="21"/>
+        </w:rPr>
+        <w:t xml:space="preserve">인 것은 </w:t>
+      </w:r>
+      <w:r>
+        <w:rPr>
+          <w:rFonts w:ascii="맑은 고딕" w:hAnsi="맑은 고딕" w:eastAsia="맑은 고딕"/>
+          <w:b/>
+          <w:sz w:val="21"/>
+        </w:rPr>
+        <w:t xml:space="preserve">로컬 디스크 쓰기이므로 보호 모드와 무관하다.</w:t>
+      </w:r>
+      <w:r>
+        <w:rPr>
+          <w:rFonts w:ascii="맑은 고딕" w:hAnsi="맑은 고딕" w:eastAsia="맑은 고딕"/>
+          <w:sz w:val="21"/>
+        </w:rPr>
+        <w:t xml:space="preserve"> 반면 2번의 </w:t>
+      </w:r>
+      <w:r>
+        <w:rPr>
+          <w:rFonts w:ascii="Consolas" w:hAnsi="Consolas" w:eastAsia="맑은 고딕"/>
+          <w:sz w:val="21"/>
+        </w:rPr>
+        <w:t xml:space="preserve">AFFIRM=NO</w:t>
+      </w:r>
+      <w:r>
+        <w:rPr>
+          <w:rFonts w:ascii="맑은 고딕" w:hAnsi="맑은 고딕" w:eastAsia="맑은 고딕"/>
+          <w:sz w:val="21"/>
+        </w:rPr>
+        <w:t xml:space="preserve">는 MaxPerformance라서 Standby의 쓰기 완료를 기다리지 않는다는 뜻이다.</w:t>
       </w:r>
     </w:p>
     <w:p>
       <w:r>
         <w:rPr>
-          <w:rFonts w:ascii="맑은 고딕" w:hAnsi="맑은 고딕" w:eastAsia="맑은 고딕"/>
-          <w:sz w:val="21"/>
-        </w:rPr>
-        <w:t xml:space="preserve">`VALID_NOW`로 묶어 세면 `UNKNOWN`이 29개, `YES`가 2개다. 19c는 목적지 31개를 모두 보여 주며 쓰지 않는 목적지는 `UNKNOWN`이다.</w:t>
+          <w:rFonts w:ascii="Consolas" w:hAnsi="Consolas" w:eastAsia="맑은 고딕"/>
+          <w:sz w:val="21"/>
+        </w:rPr>
+        <w:t xml:space="preserve">VALID_NOW</w:t>
+      </w:r>
+      <w:r>
+        <w:rPr>
+          <w:rFonts w:ascii="맑은 고딕" w:hAnsi="맑은 고딕" w:eastAsia="맑은 고딕"/>
+          <w:sz w:val="21"/>
+        </w:rPr>
+        <w:t xml:space="preserve">로 묶어 세면 </w:t>
+      </w:r>
+      <w:r>
+        <w:rPr>
+          <w:rFonts w:ascii="Consolas" w:hAnsi="Consolas" w:eastAsia="맑은 고딕"/>
+          <w:sz w:val="21"/>
+        </w:rPr>
+        <w:t xml:space="preserve">UNKNOWN</w:t>
+      </w:r>
+      <w:r>
+        <w:rPr>
+          <w:rFonts w:ascii="맑은 고딕" w:hAnsi="맑은 고딕" w:eastAsia="맑은 고딕"/>
+          <w:sz w:val="21"/>
+        </w:rPr>
+        <w:t xml:space="preserve">이 29개, </w:t>
+      </w:r>
+      <w:r>
+        <w:rPr>
+          <w:rFonts w:ascii="Consolas" w:hAnsi="Consolas" w:eastAsia="맑은 고딕"/>
+          <w:sz w:val="21"/>
+        </w:rPr>
+        <w:t xml:space="preserve">YES</w:t>
+      </w:r>
+      <w:r>
+        <w:rPr>
+          <w:rFonts w:ascii="맑은 고딕" w:hAnsi="맑은 고딕" w:eastAsia="맑은 고딕"/>
+          <w:sz w:val="21"/>
+        </w:rPr>
+        <w:t xml:space="preserve">가 2개다. 19c는 목적지 31개를 모두 보여 주며 쓰지 않는 목적지는 </w:t>
+      </w:r>
+      <w:r>
+        <w:rPr>
+          <w:rFonts w:ascii="Consolas" w:hAnsi="Consolas" w:eastAsia="맑은 고딕"/>
+          <w:sz w:val="21"/>
+        </w:rPr>
+        <w:t xml:space="preserve">UNKNOWN</w:t>
+      </w:r>
+      <w:r>
+        <w:rPr>
+          <w:rFonts w:ascii="맑은 고딕" w:hAnsi="맑은 고딕" w:eastAsia="맑은 고딕"/>
+          <w:sz w:val="21"/>
+        </w:rPr>
+        <w:t xml:space="preserve">이다.</w:t>
       </w:r>
     </w:p>
     <w:tbl>
@@ -1789,10 +2935,10 @@
           <w:p>
             <w:r>
               <w:rPr>
-                <w:rFonts w:ascii="맑은 고딕" w:hAnsi="맑은 고딕" w:eastAsia="맑은 고딕"/>
-                <w:sz w:val="19"/>
-              </w:rPr>
-              <w:t xml:space="preserve">`YES`</w:t>
+                <w:rFonts w:ascii="Consolas" w:hAnsi="Consolas" w:eastAsia="맑은 고딕"/>
+                <w:sz w:val="19"/>
+              </w:rPr>
+              <w:t xml:space="preserve">YES</w:t>
             </w:r>
           </w:p>
         </w:tc>
@@ -1819,10 +2965,10 @@
           <w:p>
             <w:r>
               <w:rPr>
-                <w:rFonts w:ascii="맑은 고딕" w:hAnsi="맑은 고딕" w:eastAsia="맑은 고딕"/>
-                <w:sz w:val="19"/>
-              </w:rPr>
-              <w:t xml:space="preserve">`WRONG VALID_TYPE`</w:t>
+                <w:rFonts w:ascii="Consolas" w:hAnsi="Consolas" w:eastAsia="맑은 고딕"/>
+                <w:sz w:val="19"/>
+              </w:rPr>
+              <w:t xml:space="preserve">WRONG VALID_TYPE</w:t>
             </w:r>
           </w:p>
         </w:tc>
@@ -1849,10 +2995,10 @@
           <w:p>
             <w:r>
               <w:rPr>
-                <w:rFonts w:ascii="맑은 고딕" w:hAnsi="맑은 고딕" w:eastAsia="맑은 고딕"/>
-                <w:sz w:val="19"/>
-              </w:rPr>
-              <w:t xml:space="preserve">`WRONG VALID_ROLE`</w:t>
+                <w:rFonts w:ascii="Consolas" w:hAnsi="Consolas" w:eastAsia="맑은 고딕"/>
+                <w:sz w:val="19"/>
+              </w:rPr>
+              <w:t xml:space="preserve">WRONG VALID_ROLE</w:t>
             </w:r>
           </w:p>
         </w:tc>
@@ -1879,10 +3025,10 @@
           <w:p>
             <w:r>
               <w:rPr>
-                <w:rFonts w:ascii="맑은 고딕" w:hAnsi="맑은 고딕" w:eastAsia="맑은 고딕"/>
-                <w:sz w:val="19"/>
-              </w:rPr>
-              <w:t xml:space="preserve">`INACTIVE`</w:t>
+                <w:rFonts w:ascii="Consolas" w:hAnsi="Consolas" w:eastAsia="맑은 고딕"/>
+                <w:sz w:val="19"/>
+              </w:rPr>
+              <w:t xml:space="preserve">INACTIVE</w:t>
             </w:r>
           </w:p>
         </w:tc>
@@ -1909,10 +3055,10 @@
           <w:p>
             <w:r>
               <w:rPr>
-                <w:rFonts w:ascii="맑은 고딕" w:hAnsi="맑은 고딕" w:eastAsia="맑은 고딕"/>
-                <w:sz w:val="19"/>
-              </w:rPr>
-              <w:t xml:space="preserve">`UNKNOWN`</w:t>
+                <w:rFonts w:ascii="Consolas" w:hAnsi="Consolas" w:eastAsia="맑은 고딕"/>
+                <w:sz w:val="19"/>
+              </w:rPr>
+              <w:t xml:space="preserve">UNKNOWN</w:t>
             </w:r>
           </w:p>
         </w:tc>
@@ -1939,7 +3085,58 @@
           <w:rFonts w:ascii="맑은 고딕" w:hAnsi="맑은 고딕" w:eastAsia="맑은 고딕"/>
           <w:sz w:val="21"/>
         </w:rPr>
-        <w:t xml:space="preserve">10장에서 Far Sync 목적지를 막 설정한 직후에도 `UNKNOWN`이었다. 그래서 `UNKNOWN`을 보면 **`DESTINATION`이 비어 있는지 먼저 본다.** 비어 있으면 쓰지 않는 목적지, 값이 있으면 아직 계산되지 않은 것이다.</w:t>
+        <w:t xml:space="preserve">10장에서 Far Sync 목적지를 막 설정한 직후에도 </w:t>
+      </w:r>
+      <w:r>
+        <w:rPr>
+          <w:rFonts w:ascii="Consolas" w:hAnsi="Consolas" w:eastAsia="맑은 고딕"/>
+          <w:sz w:val="21"/>
+        </w:rPr>
+        <w:t xml:space="preserve">UNKNOWN</w:t>
+      </w:r>
+      <w:r>
+        <w:rPr>
+          <w:rFonts w:ascii="맑은 고딕" w:hAnsi="맑은 고딕" w:eastAsia="맑은 고딕"/>
+          <w:sz w:val="21"/>
+        </w:rPr>
+        <w:t xml:space="preserve">이었다. 그래서 </w:t>
+      </w:r>
+      <w:r>
+        <w:rPr>
+          <w:rFonts w:ascii="Consolas" w:hAnsi="Consolas" w:eastAsia="맑은 고딕"/>
+          <w:sz w:val="21"/>
+        </w:rPr>
+        <w:t xml:space="preserve">UNKNOWN</w:t>
+      </w:r>
+      <w:r>
+        <w:rPr>
+          <w:rFonts w:ascii="맑은 고딕" w:hAnsi="맑은 고딕" w:eastAsia="맑은 고딕"/>
+          <w:sz w:val="21"/>
+        </w:rPr>
+        <w:t xml:space="preserve">을 보면 </w:t>
+      </w:r>
+      <w:r>
+        <w:rPr>
+          <w:rFonts w:ascii="Consolas" w:hAnsi="Consolas" w:eastAsia="맑은 고딕"/>
+          <w:b/>
+          <w:sz w:val="21"/>
+        </w:rPr>
+        <w:t xml:space="preserve">DESTINATION</w:t>
+      </w:r>
+      <w:r>
+        <w:rPr>
+          <w:rFonts w:ascii="맑은 고딕" w:hAnsi="맑은 고딕" w:eastAsia="맑은 고딕"/>
+          <w:b/>
+          <w:sz w:val="21"/>
+        </w:rPr>
+        <w:t xml:space="preserve">이 비어 있는지 먼저 본다.</w:t>
+      </w:r>
+      <w:r>
+        <w:rPr>
+          <w:rFonts w:ascii="맑은 고딕" w:hAnsi="맑은 고딕" w:eastAsia="맑은 고딕"/>
+          <w:sz w:val="21"/>
+        </w:rPr>
+        <w:t xml:space="preserve"> 비어 있으면 쓰지 않는 목적지, 값이 있으면 아직 계산되지 않은 것이다.</w:t>
       </w:r>
     </w:p>
     <w:p>
@@ -2079,7 +3276,78 @@
           <w:rFonts w:ascii="맑은 고딕" w:hAnsi="맑은 고딕" w:eastAsia="맑은 고딕"/>
           <w:sz w:val="21"/>
         </w:rPr>
-        <w:t xml:space="preserve">boston의 2번 목적지는 `DESTINATION`이 비어 있고 `INACTIVE`다. 13장에서 Broker가 구성을 만들 때 **지금 보낼 곳이 없는 Standby 쪽은 비워 두고 역할이 바뀌면 채운다.** 7장에서 손으로 양쪽에 서로를 적었던 것과 접근이 다르다. `DATABASE_MODE=OPEN_READ-ONLY`로 9장의 Active Data Guard 상태가 여기서도 보인다. `APPLIED_SEQ#=0`인 이유는 15.5.4에서 다룬다.</w:t>
+        <w:t xml:space="preserve">boston의 2번 목적지는 </w:t>
+      </w:r>
+      <w:r>
+        <w:rPr>
+          <w:rFonts w:ascii="Consolas" w:hAnsi="Consolas" w:eastAsia="맑은 고딕"/>
+          <w:sz w:val="21"/>
+        </w:rPr>
+        <w:t xml:space="preserve">DESTINATION</w:t>
+      </w:r>
+      <w:r>
+        <w:rPr>
+          <w:rFonts w:ascii="맑은 고딕" w:hAnsi="맑은 고딕" w:eastAsia="맑은 고딕"/>
+          <w:sz w:val="21"/>
+        </w:rPr>
+        <w:t xml:space="preserve">이 비어 있고 </w:t>
+      </w:r>
+      <w:r>
+        <w:rPr>
+          <w:rFonts w:ascii="Consolas" w:hAnsi="Consolas" w:eastAsia="맑은 고딕"/>
+          <w:sz w:val="21"/>
+        </w:rPr>
+        <w:t xml:space="preserve">INACTIVE</w:t>
+      </w:r>
+      <w:r>
+        <w:rPr>
+          <w:rFonts w:ascii="맑은 고딕" w:hAnsi="맑은 고딕" w:eastAsia="맑은 고딕"/>
+          <w:sz w:val="21"/>
+        </w:rPr>
+        <w:t xml:space="preserve">다. 13장에서 Broker가 구성을 만들 때 </w:t>
+      </w:r>
+      <w:r>
+        <w:rPr>
+          <w:rFonts w:ascii="맑은 고딕" w:hAnsi="맑은 고딕" w:eastAsia="맑은 고딕"/>
+          <w:b/>
+          <w:sz w:val="21"/>
+        </w:rPr>
+        <w:t xml:space="preserve">지금 보낼 곳이 없는 Standby 쪽은 비워 두고 역할이 바뀌면 채운다.</w:t>
+      </w:r>
+      <w:r>
+        <w:rPr>
+          <w:rFonts w:ascii="맑은 고딕" w:hAnsi="맑은 고딕" w:eastAsia="맑은 고딕"/>
+          <w:sz w:val="21"/>
+        </w:rPr>
+        <w:t xml:space="preserve"> 7장에서 손으로 양쪽에 서로를 적었던 것과 접근이 다르다. </w:t>
+      </w:r>
+      <w:r>
+        <w:rPr>
+          <w:rFonts w:ascii="Consolas" w:hAnsi="Consolas" w:eastAsia="맑은 고딕"/>
+          <w:sz w:val="21"/>
+        </w:rPr>
+        <w:t xml:space="preserve">DATABASE_MODE=OPEN_READ-ONLY</w:t>
+      </w:r>
+      <w:r>
+        <w:rPr>
+          <w:rFonts w:ascii="맑은 고딕" w:hAnsi="맑은 고딕" w:eastAsia="맑은 고딕"/>
+          <w:sz w:val="21"/>
+        </w:rPr>
+        <w:t xml:space="preserve">로 9장의 Active Data Guard 상태가 여기서도 보인다. </w:t>
+      </w:r>
+      <w:r>
+        <w:rPr>
+          <w:rFonts w:ascii="Consolas" w:hAnsi="Consolas" w:eastAsia="맑은 고딕"/>
+          <w:sz w:val="21"/>
+        </w:rPr>
+        <w:t xml:space="preserve">APPLIED_SEQ#=0</w:t>
+      </w:r>
+      <w:r>
+        <w:rPr>
+          <w:rFonts w:ascii="맑은 고딕" w:hAnsi="맑은 고딕" w:eastAsia="맑은 고딕"/>
+          <w:sz w:val="21"/>
+        </w:rPr>
+        <w:t xml:space="preserve">인 이유는 15.5.4에서 다룬다.</w:t>
       </w:r>
     </w:p>
     <w:p>
@@ -2096,7 +3364,79 @@
           <w:rFonts w:ascii="맑은 고딕" w:hAnsi="맑은 고딕" w:eastAsia="맑은 고딕"/>
           <w:sz w:val="21"/>
         </w:rPr>
-        <w:t xml:space="preserve">14장의 `LogShipping=OFF`는 **의도한 중단**이었고 `SHOW`가 `SUCCESS`를 냈다. 이번에는 Standby 리스너를 내려 **의도하지 않은 중단**을 만든다.</w:t>
+        <w:t xml:space="preserve">14장의 </w:t>
+      </w:r>
+      <w:r>
+        <w:rPr>
+          <w:rFonts w:ascii="Consolas" w:hAnsi="Consolas" w:eastAsia="맑은 고딕"/>
+          <w:sz w:val="21"/>
+        </w:rPr>
+        <w:t xml:space="preserve">LogShipping=OFF</w:t>
+      </w:r>
+      <w:r>
+        <w:rPr>
+          <w:rFonts w:ascii="맑은 고딕" w:hAnsi="맑은 고딕" w:eastAsia="맑은 고딕"/>
+          <w:sz w:val="21"/>
+        </w:rPr>
+        <w:t xml:space="preserve">는 </w:t>
+      </w:r>
+      <w:r>
+        <w:rPr>
+          <w:rFonts w:ascii="맑은 고딕" w:hAnsi="맑은 고딕" w:eastAsia="맑은 고딕"/>
+          <w:b/>
+          <w:sz w:val="21"/>
+        </w:rPr>
+        <w:t xml:space="preserve">의도한 중단</w:t>
+      </w:r>
+      <w:r>
+        <w:rPr>
+          <w:rFonts w:ascii="맑은 고딕" w:hAnsi="맑은 고딕" w:eastAsia="맑은 고딕"/>
+          <w:sz w:val="21"/>
+        </w:rPr>
+        <w:t xml:space="preserve">이었고 </w:t>
+      </w:r>
+      <w:r>
+        <w:rPr>
+          <w:rFonts w:ascii="Consolas" w:hAnsi="Consolas" w:eastAsia="맑은 고딕"/>
+          <w:sz w:val="21"/>
+        </w:rPr>
+        <w:t xml:space="preserve">SHOW</w:t>
+      </w:r>
+      <w:r>
+        <w:rPr>
+          <w:rFonts w:ascii="맑은 고딕" w:hAnsi="맑은 고딕" w:eastAsia="맑은 고딕"/>
+          <w:sz w:val="21"/>
+        </w:rPr>
+        <w:t xml:space="preserve">가 </w:t>
+      </w:r>
+      <w:r>
+        <w:rPr>
+          <w:rFonts w:ascii="Consolas" w:hAnsi="Consolas" w:eastAsia="맑은 고딕"/>
+          <w:sz w:val="21"/>
+        </w:rPr>
+        <w:t xml:space="preserve">SUCCESS</w:t>
+      </w:r>
+      <w:r>
+        <w:rPr>
+          <w:rFonts w:ascii="맑은 고딕" w:hAnsi="맑은 고딕" w:eastAsia="맑은 고딕"/>
+          <w:sz w:val="21"/>
+        </w:rPr>
+        <w:t xml:space="preserve">를 냈다. 이번에는 Standby 리스너를 내려 </w:t>
+      </w:r>
+      <w:r>
+        <w:rPr>
+          <w:rFonts w:ascii="맑은 고딕" w:hAnsi="맑은 고딕" w:eastAsia="맑은 고딕"/>
+          <w:b/>
+          <w:sz w:val="21"/>
+        </w:rPr>
+        <w:t xml:space="preserve">의도하지 않은 중단</w:t>
+      </w:r>
+      <w:r>
+        <w:rPr>
+          <w:rFonts w:ascii="맑은 고딕" w:hAnsi="맑은 고딕" w:eastAsia="맑은 고딕"/>
+          <w:sz w:val="21"/>
+        </w:rPr>
+        <w:t xml:space="preserve">을 만든다.</w:t>
       </w:r>
     </w:p>
     <w:p>
@@ -2350,7 +3690,128 @@
           <w:rFonts w:ascii="맑은 고딕" w:hAnsi="맑은 고딕" w:eastAsia="맑은 고딕"/>
           <w:sz w:val="21"/>
         </w:rPr>
-        <w:t xml:space="preserve">약 45초 뒤 `STATUS`는 `ERROR`, `VALID_NOW`는 `INACTIVE`, `ERROR`는 `ORA-12541`이 됐다. **`ERROR` 열에 실제 원인이 그대로 들어 있다.** Broker의 `SHOW`는 "문제가 있다"까지만 말한다.</w:t>
+        <w:t xml:space="preserve">약 45초 뒤 </w:t>
+      </w:r>
+      <w:r>
+        <w:rPr>
+          <w:rFonts w:ascii="Consolas" w:hAnsi="Consolas" w:eastAsia="맑은 고딕"/>
+          <w:sz w:val="21"/>
+        </w:rPr>
+        <w:t xml:space="preserve">STATUS</w:t>
+      </w:r>
+      <w:r>
+        <w:rPr>
+          <w:rFonts w:ascii="맑은 고딕" w:hAnsi="맑은 고딕" w:eastAsia="맑은 고딕"/>
+          <w:sz w:val="21"/>
+        </w:rPr>
+        <w:t xml:space="preserve">는 </w:t>
+      </w:r>
+      <w:r>
+        <w:rPr>
+          <w:rFonts w:ascii="Consolas" w:hAnsi="Consolas" w:eastAsia="맑은 고딕"/>
+          <w:sz w:val="21"/>
+        </w:rPr>
+        <w:t xml:space="preserve">ERROR</w:t>
+      </w:r>
+      <w:r>
+        <w:rPr>
+          <w:rFonts w:ascii="맑은 고딕" w:hAnsi="맑은 고딕" w:eastAsia="맑은 고딕"/>
+          <w:sz w:val="21"/>
+        </w:rPr>
+        <w:t xml:space="preserve">, </w:t>
+      </w:r>
+      <w:r>
+        <w:rPr>
+          <w:rFonts w:ascii="Consolas" w:hAnsi="Consolas" w:eastAsia="맑은 고딕"/>
+          <w:sz w:val="21"/>
+        </w:rPr>
+        <w:t xml:space="preserve">VALID_NOW</w:t>
+      </w:r>
+      <w:r>
+        <w:rPr>
+          <w:rFonts w:ascii="맑은 고딕" w:hAnsi="맑은 고딕" w:eastAsia="맑은 고딕"/>
+          <w:sz w:val="21"/>
+        </w:rPr>
+        <w:t xml:space="preserve">는 </w:t>
+      </w:r>
+      <w:r>
+        <w:rPr>
+          <w:rFonts w:ascii="Consolas" w:hAnsi="Consolas" w:eastAsia="맑은 고딕"/>
+          <w:sz w:val="21"/>
+        </w:rPr>
+        <w:t xml:space="preserve">INACTIVE</w:t>
+      </w:r>
+      <w:r>
+        <w:rPr>
+          <w:rFonts w:ascii="맑은 고딕" w:hAnsi="맑은 고딕" w:eastAsia="맑은 고딕"/>
+          <w:sz w:val="21"/>
+        </w:rPr>
+        <w:t xml:space="preserve">, </w:t>
+      </w:r>
+      <w:r>
+        <w:rPr>
+          <w:rFonts w:ascii="Consolas" w:hAnsi="Consolas" w:eastAsia="맑은 고딕"/>
+          <w:sz w:val="21"/>
+        </w:rPr>
+        <w:t xml:space="preserve">ERROR</w:t>
+      </w:r>
+      <w:r>
+        <w:rPr>
+          <w:rFonts w:ascii="맑은 고딕" w:hAnsi="맑은 고딕" w:eastAsia="맑은 고딕"/>
+          <w:sz w:val="21"/>
+        </w:rPr>
+        <w:t xml:space="preserve">는 </w:t>
+      </w:r>
+      <w:r>
+        <w:rPr>
+          <w:rFonts w:ascii="Consolas" w:hAnsi="Consolas" w:eastAsia="맑은 고딕"/>
+          <w:sz w:val="21"/>
+        </w:rPr>
+        <w:t xml:space="preserve">ORA-12541</w:t>
+      </w:r>
+      <w:r>
+        <w:rPr>
+          <w:rFonts w:ascii="맑은 고딕" w:hAnsi="맑은 고딕" w:eastAsia="맑은 고딕"/>
+          <w:sz w:val="21"/>
+        </w:rPr>
+        <w:t xml:space="preserve">이 됐다. </w:t>
+      </w:r>
+      <w:r>
+        <w:rPr>
+          <w:rFonts w:ascii="Consolas" w:hAnsi="Consolas" w:eastAsia="맑은 고딕"/>
+          <w:b/>
+          <w:sz w:val="21"/>
+        </w:rPr>
+        <w:t xml:space="preserve">ERROR</w:t>
+      </w:r>
+      <w:r>
+        <w:rPr>
+          <w:rFonts w:ascii="맑은 고딕" w:hAnsi="맑은 고딕" w:eastAsia="맑은 고딕"/>
+          <w:b/>
+          <w:sz w:val="21"/>
+        </w:rPr>
+        <w:t xml:space="preserve"> 열에 실제 원인이 그대로 들어 있다.</w:t>
+      </w:r>
+      <w:r>
+        <w:rPr>
+          <w:rFonts w:ascii="맑은 고딕" w:hAnsi="맑은 고딕" w:eastAsia="맑은 고딕"/>
+          <w:sz w:val="21"/>
+        </w:rPr>
+        <w:t xml:space="preserve"> Broker의 </w:t>
+      </w:r>
+      <w:r>
+        <w:rPr>
+          <w:rFonts w:ascii="Consolas" w:hAnsi="Consolas" w:eastAsia="맑은 고딕"/>
+          <w:sz w:val="21"/>
+        </w:rPr>
+        <w:t xml:space="preserve">SHOW</w:t>
+      </w:r>
+      <w:r>
+        <w:rPr>
+          <w:rFonts w:ascii="맑은 고딕" w:hAnsi="맑은 고딕" w:eastAsia="맑은 고딕"/>
+          <w:sz w:val="21"/>
+        </w:rPr>
+        <w:t xml:space="preserve">는 "문제가 있다"까지만 말한다.</w:t>
       </w:r>
     </w:p>
     <w:p>
@@ -2367,7 +3828,57 @@
           <w:rFonts w:ascii="맑은 고딕" w:hAnsi="맑은 고딕" w:eastAsia="맑은 고딕"/>
           <w:sz w:val="21"/>
         </w:rPr>
-        <w:t xml:space="preserve">이때 `log_archive_dest_state_2`는 `ENABLE` 그대로다. 14장에서 Broker로 껐을 때는 `RESET`이었다. **두 값의 조합이 진단의 열쇠다.**</w:t>
+        <w:t xml:space="preserve">이때 </w:t>
+      </w:r>
+      <w:r>
+        <w:rPr>
+          <w:rFonts w:ascii="Consolas" w:hAnsi="Consolas" w:eastAsia="맑은 고딕"/>
+          <w:sz w:val="21"/>
+        </w:rPr>
+        <w:t xml:space="preserve">log_archive_dest_state_2</w:t>
+      </w:r>
+      <w:r>
+        <w:rPr>
+          <w:rFonts w:ascii="맑은 고딕" w:hAnsi="맑은 고딕" w:eastAsia="맑은 고딕"/>
+          <w:sz w:val="21"/>
+        </w:rPr>
+        <w:t xml:space="preserve">는 </w:t>
+      </w:r>
+      <w:r>
+        <w:rPr>
+          <w:rFonts w:ascii="Consolas" w:hAnsi="Consolas" w:eastAsia="맑은 고딕"/>
+          <w:sz w:val="21"/>
+        </w:rPr>
+        <w:t xml:space="preserve">ENABLE</w:t>
+      </w:r>
+      <w:r>
+        <w:rPr>
+          <w:rFonts w:ascii="맑은 고딕" w:hAnsi="맑은 고딕" w:eastAsia="맑은 고딕"/>
+          <w:sz w:val="21"/>
+        </w:rPr>
+        <w:t xml:space="preserve"> 그대로다. 14장에서 Broker로 껐을 때는 </w:t>
+      </w:r>
+      <w:r>
+        <w:rPr>
+          <w:rFonts w:ascii="Consolas" w:hAnsi="Consolas" w:eastAsia="맑은 고딕"/>
+          <w:sz w:val="21"/>
+        </w:rPr>
+        <w:t xml:space="preserve">RESET</w:t>
+      </w:r>
+      <w:r>
+        <w:rPr>
+          <w:rFonts w:ascii="맑은 고딕" w:hAnsi="맑은 고딕" w:eastAsia="맑은 고딕"/>
+          <w:sz w:val="21"/>
+        </w:rPr>
+        <w:t xml:space="preserve">이었다. </w:t>
+      </w:r>
+      <w:r>
+        <w:rPr>
+          <w:rFonts w:ascii="맑은 고딕" w:hAnsi="맑은 고딕" w:eastAsia="맑은 고딕"/>
+          <w:b/>
+          <w:sz w:val="21"/>
+        </w:rPr>
+        <w:t xml:space="preserve">두 값의 조합이 진단의 열쇠다.</w:t>
       </w:r>
     </w:p>
     <w:tbl>
@@ -2439,10 +3950,10 @@
           <w:p>
             <w:r>
               <w:rPr>
-                <w:rFonts w:ascii="맑은 고딕" w:hAnsi="맑은 고딕" w:eastAsia="맑은 고딕"/>
-                <w:sz w:val="19"/>
-              </w:rPr>
-              <w:t xml:space="preserve">`ENABLE`</w:t>
+                <w:rFonts w:ascii="Consolas" w:hAnsi="Consolas" w:eastAsia="맑은 고딕"/>
+                <w:sz w:val="19"/>
+              </w:rPr>
+              <w:t xml:space="preserve">ENABLE</w:t>
             </w:r>
           </w:p>
         </w:tc>
@@ -2453,10 +3964,10 @@
           <w:p>
             <w:r>
               <w:rPr>
-                <w:rFonts w:ascii="맑은 고딕" w:hAnsi="맑은 고딕" w:eastAsia="맑은 고딕"/>
-                <w:sz w:val="19"/>
-              </w:rPr>
-              <w:t xml:space="preserve">`VALID`</w:t>
+                <w:rFonts w:ascii="Consolas" w:hAnsi="Consolas" w:eastAsia="맑은 고딕"/>
+                <w:sz w:val="19"/>
+              </w:rPr>
+              <w:t xml:space="preserve">VALID</w:t>
             </w:r>
           </w:p>
         </w:tc>
@@ -2483,10 +3994,10 @@
           <w:p>
             <w:r>
               <w:rPr>
-                <w:rFonts w:ascii="맑은 고딕" w:hAnsi="맑은 고딕" w:eastAsia="맑은 고딕"/>
-                <w:sz w:val="19"/>
-              </w:rPr>
-              <w:t xml:space="preserve">`ENABLE`</w:t>
+                <w:rFonts w:ascii="Consolas" w:hAnsi="Consolas" w:eastAsia="맑은 고딕"/>
+                <w:sz w:val="19"/>
+              </w:rPr>
+              <w:t xml:space="preserve">ENABLE</w:t>
             </w:r>
           </w:p>
         </w:tc>
@@ -2497,10 +4008,10 @@
           <w:p>
             <w:r>
               <w:rPr>
-                <w:rFonts w:ascii="맑은 고딕" w:hAnsi="맑은 고딕" w:eastAsia="맑은 고딕"/>
-                <w:sz w:val="19"/>
-              </w:rPr>
-              <w:t xml:space="preserve">`ERROR`</w:t>
+                <w:rFonts w:ascii="Consolas" w:hAnsi="Consolas" w:eastAsia="맑은 고딕"/>
+                <w:sz w:val="19"/>
+              </w:rPr>
+              <w:t xml:space="preserve">ERROR</w:t>
             </w:r>
           </w:p>
         </w:tc>
@@ -2512,9 +4023,31 @@
             <w:r>
               <w:rPr>
                 <w:rFonts w:ascii="맑은 고딕" w:hAnsi="맑은 고딕" w:eastAsia="맑은 고딕"/>
-                <w:sz w:val="19"/>
-              </w:rPr>
-              <w:t xml:space="preserve">**장애다.** `ERROR` 열을 읽는다</w:t>
+                <w:b/>
+                <w:sz w:val="19"/>
+              </w:rPr>
+              <w:t xml:space="preserve">장애다.</w:t>
+            </w:r>
+            <w:r>
+              <w:rPr>
+                <w:rFonts w:ascii="맑은 고딕" w:hAnsi="맑은 고딕" w:eastAsia="맑은 고딕"/>
+                <w:sz w:val="19"/>
+              </w:rPr>
+              <w:t xml:space="preserve"> </w:t>
+            </w:r>
+            <w:r>
+              <w:rPr>
+                <w:rFonts w:ascii="Consolas" w:hAnsi="Consolas" w:eastAsia="맑은 고딕"/>
+                <w:sz w:val="19"/>
+              </w:rPr>
+              <w:t xml:space="preserve">ERROR</w:t>
+            </w:r>
+            <w:r>
+              <w:rPr>
+                <w:rFonts w:ascii="맑은 고딕" w:hAnsi="맑은 고딕" w:eastAsia="맑은 고딕"/>
+                <w:sz w:val="19"/>
+              </w:rPr>
+              <w:t xml:space="preserve"> 열을 읽는다</w:t>
             </w:r>
           </w:p>
         </w:tc>
@@ -2527,10 +4060,10 @@
           <w:p>
             <w:r>
               <w:rPr>
-                <w:rFonts w:ascii="맑은 고딕" w:hAnsi="맑은 고딕" w:eastAsia="맑은 고딕"/>
-                <w:sz w:val="19"/>
-              </w:rPr>
-              <w:t xml:space="preserve">`RESET`</w:t>
+                <w:rFonts w:ascii="Consolas" w:hAnsi="Consolas" w:eastAsia="맑은 고딕"/>
+                <w:sz w:val="19"/>
+              </w:rPr>
+              <w:t xml:space="preserve">RESET</w:t>
             </w:r>
           </w:p>
         </w:tc>
@@ -2541,10 +4074,10 @@
           <w:p>
             <w:r>
               <w:rPr>
-                <w:rFonts w:ascii="맑은 고딕" w:hAnsi="맑은 고딕" w:eastAsia="맑은 고딕"/>
-                <w:sz w:val="19"/>
-              </w:rPr>
-              <w:t xml:space="preserve">`DEFERRED`</w:t>
+                <w:rFonts w:ascii="Consolas" w:hAnsi="Consolas" w:eastAsia="맑은 고딕"/>
+                <w:sz w:val="19"/>
+              </w:rPr>
+              <w:t xml:space="preserve">DEFERRED</w:t>
             </w:r>
           </w:p>
         </w:tc>
@@ -2571,10 +4104,10 @@
           <w:p>
             <w:r>
               <w:rPr>
-                <w:rFonts w:ascii="맑은 고딕" w:hAnsi="맑은 고딕" w:eastAsia="맑은 고딕"/>
-                <w:sz w:val="19"/>
-              </w:rPr>
-              <w:t xml:space="preserve">`DEFER`</w:t>
+                <w:rFonts w:ascii="Consolas" w:hAnsi="Consolas" w:eastAsia="맑은 고딕"/>
+                <w:sz w:val="19"/>
+              </w:rPr>
+              <w:t xml:space="preserve">DEFER</w:t>
             </w:r>
           </w:p>
         </w:tc>
@@ -2585,10 +4118,10 @@
           <w:p>
             <w:r>
               <w:rPr>
-                <w:rFonts w:ascii="맑은 고딕" w:hAnsi="맑은 고딕" w:eastAsia="맑은 고딕"/>
-                <w:sz w:val="19"/>
-              </w:rPr>
-              <w:t xml:space="preserve">`DEFERRED`</w:t>
+                <w:rFonts w:ascii="Consolas" w:hAnsi="Consolas" w:eastAsia="맑은 고딕"/>
+                <w:sz w:val="19"/>
+              </w:rPr>
+              <w:t xml:space="preserve">DEFERRED</w:t>
             </w:r>
           </w:p>
         </w:tc>
@@ -2742,7 +4275,112 @@
           <w:rFonts w:ascii="맑은 고딕" w:hAnsi="맑은 고딕" w:eastAsia="맑은 고딕"/>
           <w:sz w:val="21"/>
         </w:rPr>
-        <w:t xml:space="preserve">14장에서 정한 `ERROR_CODE &lt;&gt; 0` 조건이 실제로 무언가를 잡았다. 두 번째 행은 **`Warning`인데 봐야 하는 행**이다. 14장에서는 `Warning`인데 `ERROR_CODE`가 0인 정상 행을 봤다. **판정 기준은 `SEVERITY`가 아니라 `ERROR_CODE`다.**</w:t>
+        <w:t xml:space="preserve">14장에서 정한 </w:t>
+      </w:r>
+      <w:r>
+        <w:rPr>
+          <w:rFonts w:ascii="Consolas" w:hAnsi="Consolas" w:eastAsia="맑은 고딕"/>
+          <w:sz w:val="21"/>
+        </w:rPr>
+        <w:t xml:space="preserve">ERROR_CODE &lt;&gt; 0</w:t>
+      </w:r>
+      <w:r>
+        <w:rPr>
+          <w:rFonts w:ascii="맑은 고딕" w:hAnsi="맑은 고딕" w:eastAsia="맑은 고딕"/>
+          <w:sz w:val="21"/>
+        </w:rPr>
+        <w:t xml:space="preserve"> 조건이 실제로 무언가를 잡았다. 두 번째 행은 </w:t>
+      </w:r>
+      <w:r>
+        <w:rPr>
+          <w:rFonts w:ascii="Consolas" w:hAnsi="Consolas" w:eastAsia="맑은 고딕"/>
+          <w:b/>
+          <w:sz w:val="21"/>
+        </w:rPr>
+        <w:t xml:space="preserve">Warning</w:t>
+      </w:r>
+      <w:r>
+        <w:rPr>
+          <w:rFonts w:ascii="맑은 고딕" w:hAnsi="맑은 고딕" w:eastAsia="맑은 고딕"/>
+          <w:b/>
+          <w:sz w:val="21"/>
+        </w:rPr>
+        <w:t xml:space="preserve">인데 봐야 하는 행</w:t>
+      </w:r>
+      <w:r>
+        <w:rPr>
+          <w:rFonts w:ascii="맑은 고딕" w:hAnsi="맑은 고딕" w:eastAsia="맑은 고딕"/>
+          <w:sz w:val="21"/>
+        </w:rPr>
+        <w:t xml:space="preserve">이다. 14장에서는 </w:t>
+      </w:r>
+      <w:r>
+        <w:rPr>
+          <w:rFonts w:ascii="Consolas" w:hAnsi="Consolas" w:eastAsia="맑은 고딕"/>
+          <w:sz w:val="21"/>
+        </w:rPr>
+        <w:t xml:space="preserve">Warning</w:t>
+      </w:r>
+      <w:r>
+        <w:rPr>
+          <w:rFonts w:ascii="맑은 고딕" w:hAnsi="맑은 고딕" w:eastAsia="맑은 고딕"/>
+          <w:sz w:val="21"/>
+        </w:rPr>
+        <w:t xml:space="preserve">인데 </w:t>
+      </w:r>
+      <w:r>
+        <w:rPr>
+          <w:rFonts w:ascii="Consolas" w:hAnsi="Consolas" w:eastAsia="맑은 고딕"/>
+          <w:sz w:val="21"/>
+        </w:rPr>
+        <w:t xml:space="preserve">ERROR_CODE</w:t>
+      </w:r>
+      <w:r>
+        <w:rPr>
+          <w:rFonts w:ascii="맑은 고딕" w:hAnsi="맑은 고딕" w:eastAsia="맑은 고딕"/>
+          <w:sz w:val="21"/>
+        </w:rPr>
+        <w:t xml:space="preserve">가 0인 정상 행을 봤다. </w:t>
+      </w:r>
+      <w:r>
+        <w:rPr>
+          <w:rFonts w:ascii="맑은 고딕" w:hAnsi="맑은 고딕" w:eastAsia="맑은 고딕"/>
+          <w:b/>
+          <w:sz w:val="21"/>
+        </w:rPr>
+        <w:t xml:space="preserve">판정 기준은 </w:t>
+      </w:r>
+      <w:r>
+        <w:rPr>
+          <w:rFonts w:ascii="Consolas" w:hAnsi="Consolas" w:eastAsia="맑은 고딕"/>
+          <w:b/>
+          <w:sz w:val="21"/>
+        </w:rPr>
+        <w:t xml:space="preserve">SEVERITY</w:t>
+      </w:r>
+      <w:r>
+        <w:rPr>
+          <w:rFonts w:ascii="맑은 고딕" w:hAnsi="맑은 고딕" w:eastAsia="맑은 고딕"/>
+          <w:b/>
+          <w:sz w:val="21"/>
+        </w:rPr>
+        <w:t xml:space="preserve">가 아니라 </w:t>
+      </w:r>
+      <w:r>
+        <w:rPr>
+          <w:rFonts w:ascii="Consolas" w:hAnsi="Consolas" w:eastAsia="맑은 고딕"/>
+          <w:b/>
+          <w:sz w:val="21"/>
+        </w:rPr>
+        <w:t xml:space="preserve">ERROR_CODE</w:t>
+      </w:r>
+      <w:r>
+        <w:rPr>
+          <w:rFonts w:ascii="맑은 고딕" w:hAnsi="맑은 고딕" w:eastAsia="맑은 고딕"/>
+          <w:b/>
+          <w:sz w:val="21"/>
+        </w:rPr>
+        <w:t xml:space="preserve">다.</w:t>
       </w:r>
     </w:p>
     <w:tbl>
@@ -2861,7 +4499,110 @@
           <w:rFonts w:ascii="맑은 고딕" w:hAnsi="맑은 고딕" w:eastAsia="맑은 고딕"/>
           <w:sz w:val="21"/>
         </w:rPr>
-        <w:t xml:space="preserve">알림 로그에는 뷰에 없는 것이 있다. **접속 문자열 전체**(tnsnames 오류라면 여기서 드러난다), **프로세스와 트레이스 파일 이름**(`ARC1`, `chicago_arc1_2482.trc`), 8장에서 본 **`ORA-16055`**, 그리고 **`archiver continuing`**이다. 마지막이 중요하다. Standby로 못 보내도 **Primary는 멈추지 않는다.** MaxPerformance이기 때문이며 MaxProtection이었다면 멈췄을 것이다.</w:t>
+        <w:t xml:space="preserve">알림 로그에는 뷰에 없는 것이 있다. </w:t>
+      </w:r>
+      <w:r>
+        <w:rPr>
+          <w:rFonts w:ascii="맑은 고딕" w:hAnsi="맑은 고딕" w:eastAsia="맑은 고딕"/>
+          <w:b/>
+          <w:sz w:val="21"/>
+        </w:rPr>
+        <w:t xml:space="preserve">접속 문자열 전체</w:t>
+      </w:r>
+      <w:r>
+        <w:rPr>
+          <w:rFonts w:ascii="맑은 고딕" w:hAnsi="맑은 고딕" w:eastAsia="맑은 고딕"/>
+          <w:sz w:val="21"/>
+        </w:rPr>
+        <w:t xml:space="preserve">(tnsnames 오류라면 여기서 드러난다), </w:t>
+      </w:r>
+      <w:r>
+        <w:rPr>
+          <w:rFonts w:ascii="맑은 고딕" w:hAnsi="맑은 고딕" w:eastAsia="맑은 고딕"/>
+          <w:b/>
+          <w:sz w:val="21"/>
+        </w:rPr>
+        <w:t xml:space="preserve">프로세스와 트레이스 파일 이름</w:t>
+      </w:r>
+      <w:r>
+        <w:rPr>
+          <w:rFonts w:ascii="맑은 고딕" w:hAnsi="맑은 고딕" w:eastAsia="맑은 고딕"/>
+          <w:sz w:val="21"/>
+        </w:rPr>
+        <w:t xml:space="preserve">(</w:t>
+      </w:r>
+      <w:r>
+        <w:rPr>
+          <w:rFonts w:ascii="Consolas" w:hAnsi="Consolas" w:eastAsia="맑은 고딕"/>
+          <w:sz w:val="21"/>
+        </w:rPr>
+        <w:t xml:space="preserve">ARC1</w:t>
+      </w:r>
+      <w:r>
+        <w:rPr>
+          <w:rFonts w:ascii="맑은 고딕" w:hAnsi="맑은 고딕" w:eastAsia="맑은 고딕"/>
+          <w:sz w:val="21"/>
+        </w:rPr>
+        <w:t xml:space="preserve">, </w:t>
+      </w:r>
+      <w:r>
+        <w:rPr>
+          <w:rFonts w:ascii="Consolas" w:hAnsi="Consolas" w:eastAsia="맑은 고딕"/>
+          <w:sz w:val="21"/>
+        </w:rPr>
+        <w:t xml:space="preserve">chicago_arc1_2482.trc</w:t>
+      </w:r>
+      <w:r>
+        <w:rPr>
+          <w:rFonts w:ascii="맑은 고딕" w:hAnsi="맑은 고딕" w:eastAsia="맑은 고딕"/>
+          <w:sz w:val="21"/>
+        </w:rPr>
+        <w:t xml:space="preserve">), 8장에서 본 </w:t>
+      </w:r>
+      <w:r>
+        <w:rPr>
+          <w:rFonts w:ascii="Consolas" w:hAnsi="Consolas" w:eastAsia="맑은 고딕"/>
+          <w:b/>
+          <w:sz w:val="21"/>
+        </w:rPr>
+        <w:t xml:space="preserve">ORA-16055</w:t>
+      </w:r>
+      <w:r>
+        <w:rPr>
+          <w:rFonts w:ascii="맑은 고딕" w:hAnsi="맑은 고딕" w:eastAsia="맑은 고딕"/>
+          <w:sz w:val="21"/>
+        </w:rPr>
+        <w:t xml:space="preserve">, 그리고 </w:t>
+      </w:r>
+      <w:r>
+        <w:rPr>
+          <w:rFonts w:ascii="Consolas" w:hAnsi="Consolas" w:eastAsia="맑은 고딕"/>
+          <w:b/>
+          <w:sz w:val="21"/>
+        </w:rPr>
+        <w:t xml:space="preserve">archiver continuing</w:t>
+      </w:r>
+      <w:r>
+        <w:rPr>
+          <w:rFonts w:ascii="맑은 고딕" w:hAnsi="맑은 고딕" w:eastAsia="맑은 고딕"/>
+          <w:sz w:val="21"/>
+        </w:rPr>
+        <w:t xml:space="preserve">이다. 마지막이 중요하다. Standby로 못 보내도 </w:t>
+      </w:r>
+      <w:r>
+        <w:rPr>
+          <w:rFonts w:ascii="맑은 고딕" w:hAnsi="맑은 고딕" w:eastAsia="맑은 고딕"/>
+          <w:b/>
+          <w:sz w:val="21"/>
+        </w:rPr>
+        <w:t xml:space="preserve">Primary는 멈추지 않는다.</w:t>
+      </w:r>
+      <w:r>
+        <w:rPr>
+          <w:rFonts w:ascii="맑은 고딕" w:hAnsi="맑은 고딕" w:eastAsia="맑은 고딕"/>
+          <w:sz w:val="21"/>
+        </w:rPr>
+        <w:t xml:space="preserve"> MaxPerformance이기 때문이며 MaxProtection이었다면 멈췄을 것이다.</w:t>
       </w:r>
     </w:p>
     <w:p>
@@ -2999,9 +4740,74 @@
       <w:r>
         <w:rPr>
           <w:rFonts w:ascii="맑은 고딕" w:hAnsi="맑은 고딕" w:eastAsia="맑은 고딕"/>
-          <w:sz w:val="21"/>
-        </w:rPr>
-        <w:t xml:space="preserve">**두 지연은 또 0이다.** 오지 않으니 늦지도 않는다. 14장의 성질이 실제 장애에서도 그대로다. 대신 MRP0이 `WAIT_FOR_LOG`로 75번을 기다리고, `CLIENT_PROCESS=LGWR`인 RFS가 사라졌다. **연결이 끊겼다는 직접적인 증거**다. `ACTIVE`인 SRL도 0개가 된다.</w:t>
+          <w:b/>
+          <w:sz w:val="21"/>
+        </w:rPr>
+        <w:t xml:space="preserve">두 지연은 또 0이다.</w:t>
+      </w:r>
+      <w:r>
+        <w:rPr>
+          <w:rFonts w:ascii="맑은 고딕" w:hAnsi="맑은 고딕" w:eastAsia="맑은 고딕"/>
+          <w:sz w:val="21"/>
+        </w:rPr>
+        <w:t xml:space="preserve"> 오지 않으니 늦지도 않는다. 14장의 성질이 실제 장애에서도 그대로다. 대신 MRP0이 </w:t>
+      </w:r>
+      <w:r>
+        <w:rPr>
+          <w:rFonts w:ascii="Consolas" w:hAnsi="Consolas" w:eastAsia="맑은 고딕"/>
+          <w:sz w:val="21"/>
+        </w:rPr>
+        <w:t xml:space="preserve">WAIT_FOR_LOG</w:t>
+      </w:r>
+      <w:r>
+        <w:rPr>
+          <w:rFonts w:ascii="맑은 고딕" w:hAnsi="맑은 고딕" w:eastAsia="맑은 고딕"/>
+          <w:sz w:val="21"/>
+        </w:rPr>
+        <w:t xml:space="preserve">로 75번을 기다리고, </w:t>
+      </w:r>
+      <w:r>
+        <w:rPr>
+          <w:rFonts w:ascii="Consolas" w:hAnsi="Consolas" w:eastAsia="맑은 고딕"/>
+          <w:sz w:val="21"/>
+        </w:rPr>
+        <w:t xml:space="preserve">CLIENT_PROCESS=LGWR</w:t>
+      </w:r>
+      <w:r>
+        <w:rPr>
+          <w:rFonts w:ascii="맑은 고딕" w:hAnsi="맑은 고딕" w:eastAsia="맑은 고딕"/>
+          <w:sz w:val="21"/>
+        </w:rPr>
+        <w:t xml:space="preserve">인 RFS가 사라졌다. </w:t>
+      </w:r>
+      <w:r>
+        <w:rPr>
+          <w:rFonts w:ascii="맑은 고딕" w:hAnsi="맑은 고딕" w:eastAsia="맑은 고딕"/>
+          <w:b/>
+          <w:sz w:val="21"/>
+        </w:rPr>
+        <w:t xml:space="preserve">연결이 끊겼다는 직접적인 증거</w:t>
+      </w:r>
+      <w:r>
+        <w:rPr>
+          <w:rFonts w:ascii="맑은 고딕" w:hAnsi="맑은 고딕" w:eastAsia="맑은 고딕"/>
+          <w:sz w:val="21"/>
+        </w:rPr>
+        <w:t xml:space="preserve">다. </w:t>
+      </w:r>
+      <w:r>
+        <w:rPr>
+          <w:rFonts w:ascii="Consolas" w:hAnsi="Consolas" w:eastAsia="맑은 고딕"/>
+          <w:sz w:val="21"/>
+        </w:rPr>
+        <w:t xml:space="preserve">ACTIVE</w:t>
+      </w:r>
+      <w:r>
+        <w:rPr>
+          <w:rFonts w:ascii="맑은 고딕" w:hAnsi="맑은 고딕" w:eastAsia="맑은 고딕"/>
+          <w:sz w:val="21"/>
+        </w:rPr>
+        <w:t xml:space="preserve">인 SRL도 0개가 된다.</w:t>
       </w:r>
     </w:p>
     <w:p>
@@ -3010,7 +4816,94 @@
           <w:rFonts w:ascii="맑은 고딕" w:hAnsi="맑은 고딕" w:eastAsia="맑은 고딕"/>
           <w:sz w:val="21"/>
         </w:rPr>
-        <w:t xml:space="preserve">Primary의 `V$ARCHIVED_LOG`(`dest_id=2`)에서는 73번 `APPLIED=YES`, 74번은 행만 있고 `NO`, 75번은 행이 없었다. 갭이 만들어지는 과정이다. 그런데 Standby의 **`V$ARCHIVE_GAP`은 비어 있었다.** Standby가 Primary와 통신해야 갭을 인식하기 때문이다. **갭 뷰가 비어 있다고 갭이 없는 것이 아니다.**</w:t>
+        <w:t xml:space="preserve">Primary의 </w:t>
+      </w:r>
+      <w:r>
+        <w:rPr>
+          <w:rFonts w:ascii="Consolas" w:hAnsi="Consolas" w:eastAsia="맑은 고딕"/>
+          <w:sz w:val="21"/>
+        </w:rPr>
+        <w:t xml:space="preserve">V$ARCHIVED_LOG</w:t>
+      </w:r>
+      <w:r>
+        <w:rPr>
+          <w:rFonts w:ascii="맑은 고딕" w:hAnsi="맑은 고딕" w:eastAsia="맑은 고딕"/>
+          <w:sz w:val="21"/>
+        </w:rPr>
+        <w:t xml:space="preserve">(</w:t>
+      </w:r>
+      <w:r>
+        <w:rPr>
+          <w:rFonts w:ascii="Consolas" w:hAnsi="Consolas" w:eastAsia="맑은 고딕"/>
+          <w:sz w:val="21"/>
+        </w:rPr>
+        <w:t xml:space="preserve">dest_id=2</w:t>
+      </w:r>
+      <w:r>
+        <w:rPr>
+          <w:rFonts w:ascii="맑은 고딕" w:hAnsi="맑은 고딕" w:eastAsia="맑은 고딕"/>
+          <w:sz w:val="21"/>
+        </w:rPr>
+        <w:t xml:space="preserve">)에서는 73번 </w:t>
+      </w:r>
+      <w:r>
+        <w:rPr>
+          <w:rFonts w:ascii="Consolas" w:hAnsi="Consolas" w:eastAsia="맑은 고딕"/>
+          <w:sz w:val="21"/>
+        </w:rPr>
+        <w:t xml:space="preserve">APPLIED=YES</w:t>
+      </w:r>
+      <w:r>
+        <w:rPr>
+          <w:rFonts w:ascii="맑은 고딕" w:hAnsi="맑은 고딕" w:eastAsia="맑은 고딕"/>
+          <w:sz w:val="21"/>
+        </w:rPr>
+        <w:t xml:space="preserve">, 74번은 행만 있고 </w:t>
+      </w:r>
+      <w:r>
+        <w:rPr>
+          <w:rFonts w:ascii="Consolas" w:hAnsi="Consolas" w:eastAsia="맑은 고딕"/>
+          <w:sz w:val="21"/>
+        </w:rPr>
+        <w:t xml:space="preserve">NO</w:t>
+      </w:r>
+      <w:r>
+        <w:rPr>
+          <w:rFonts w:ascii="맑은 고딕" w:hAnsi="맑은 고딕" w:eastAsia="맑은 고딕"/>
+          <w:sz w:val="21"/>
+        </w:rPr>
+        <w:t xml:space="preserve">, 75번은 행이 없었다. 갭이 만들어지는 과정이다. 그런데 Standby의 </w:t>
+      </w:r>
+      <w:r>
+        <w:rPr>
+          <w:rFonts w:ascii="Consolas" w:hAnsi="Consolas" w:eastAsia="맑은 고딕"/>
+          <w:b/>
+          <w:sz w:val="21"/>
+        </w:rPr>
+        <w:t xml:space="preserve">V$ARCHIVE_GAP</w:t>
+      </w:r>
+      <w:r>
+        <w:rPr>
+          <w:rFonts w:ascii="맑은 고딕" w:hAnsi="맑은 고딕" w:eastAsia="맑은 고딕"/>
+          <w:b/>
+          <w:sz w:val="21"/>
+        </w:rPr>
+        <w:t xml:space="preserve">은 비어 있었다.</w:t>
+      </w:r>
+      <w:r>
+        <w:rPr>
+          <w:rFonts w:ascii="맑은 고딕" w:hAnsi="맑은 고딕" w:eastAsia="맑은 고딕"/>
+          <w:sz w:val="21"/>
+        </w:rPr>
+        <w:t xml:space="preserve"> Standby가 Primary와 통신해야 갭을 인식하기 때문이다. </w:t>
+      </w:r>
+      <w:r>
+        <w:rPr>
+          <w:rFonts w:ascii="맑은 고딕" w:hAnsi="맑은 고딕" w:eastAsia="맑은 고딕"/>
+          <w:b/>
+          <w:sz w:val="21"/>
+        </w:rPr>
+        <w:t xml:space="preserve">갭 뷰가 비어 있다고 갭이 없는 것이 아니다.</w:t>
       </w:r>
     </w:p>
     <w:p>
@@ -3163,7 +5056,58 @@
           <w:rFonts w:ascii="맑은 고딕" w:hAnsi="맑은 고딕" w:eastAsia="맑은 고딕"/>
           <w:sz w:val="21"/>
         </w:rPr>
-        <w:t xml:space="preserve">이번에는 경보가 떴다. 의도한 상태가 아니고 **`TransportDisconnectedThreshold`(기본 30초)라는 임계값이 있기 때문**이다. 14장에서 정리한 "임계값이 있는 항목만 경보한다"는 규칙 그대로다. `SHOW DATABASE`의 두 지연은 0이었고 `Average Apply Rate: 0 Byte/s`가 유일한 숫자 신호였다.</w:t>
+        <w:t xml:space="preserve">이번에는 경보가 떴다. 의도한 상태가 아니고 </w:t>
+      </w:r>
+      <w:r>
+        <w:rPr>
+          <w:rFonts w:ascii="Consolas" w:hAnsi="Consolas" w:eastAsia="맑은 고딕"/>
+          <w:b/>
+          <w:sz w:val="21"/>
+        </w:rPr>
+        <w:t xml:space="preserve">TransportDisconnectedThreshold</w:t>
+      </w:r>
+      <w:r>
+        <w:rPr>
+          <w:rFonts w:ascii="맑은 고딕" w:hAnsi="맑은 고딕" w:eastAsia="맑은 고딕"/>
+          <w:b/>
+          <w:sz w:val="21"/>
+        </w:rPr>
+        <w:t xml:space="preserve">(기본 30초)라는 임계값이 있기 때문</w:t>
+      </w:r>
+      <w:r>
+        <w:rPr>
+          <w:rFonts w:ascii="맑은 고딕" w:hAnsi="맑은 고딕" w:eastAsia="맑은 고딕"/>
+          <w:sz w:val="21"/>
+        </w:rPr>
+        <w:t xml:space="preserve">이다. 14장에서 정리한 "임계값이 있는 항목만 경보한다"는 규칙 그대로다. </w:t>
+      </w:r>
+      <w:r>
+        <w:rPr>
+          <w:rFonts w:ascii="Consolas" w:hAnsi="Consolas" w:eastAsia="맑은 고딕"/>
+          <w:sz w:val="21"/>
+        </w:rPr>
+        <w:t xml:space="preserve">SHOW DATABASE</w:t>
+      </w:r>
+      <w:r>
+        <w:rPr>
+          <w:rFonts w:ascii="맑은 고딕" w:hAnsi="맑은 고딕" w:eastAsia="맑은 고딕"/>
+          <w:sz w:val="21"/>
+        </w:rPr>
+        <w:t xml:space="preserve">의 두 지연은 0이었고 </w:t>
+      </w:r>
+      <w:r>
+        <w:rPr>
+          <w:rFonts w:ascii="Consolas" w:hAnsi="Consolas" w:eastAsia="맑은 고딕"/>
+          <w:sz w:val="21"/>
+        </w:rPr>
+        <w:t xml:space="preserve">Average Apply Rate: 0 Byte/s</w:t>
+      </w:r>
+      <w:r>
+        <w:rPr>
+          <w:rFonts w:ascii="맑은 고딕" w:hAnsi="맑은 고딕" w:eastAsia="맑은 고딕"/>
+          <w:sz w:val="21"/>
+        </w:rPr>
+        <w:t xml:space="preserve">가 유일한 숫자 신호였다.</w:t>
       </w:r>
     </w:p>
     <w:tbl>
@@ -3235,10 +5179,10 @@
           <w:p>
             <w:r>
               <w:rPr>
-                <w:rFonts w:ascii="맑은 고딕" w:hAnsi="맑은 고딕" w:eastAsia="맑은 고딕"/>
-                <w:sz w:val="19"/>
-              </w:rPr>
-              <w:t xml:space="preserve">`SHOW CONFIGURATION`</w:t>
+                <w:rFonts w:ascii="Consolas" w:hAnsi="Consolas" w:eastAsia="맑은 고딕"/>
+                <w:sz w:val="19"/>
+              </w:rPr>
+              <w:t xml:space="preserve">SHOW CONFIGURATION</w:t>
             </w:r>
           </w:p>
         </w:tc>
@@ -3279,10 +5223,10 @@
           <w:p>
             <w:r>
               <w:rPr>
-                <w:rFonts w:ascii="맑은 고딕" w:hAnsi="맑은 고딕" w:eastAsia="맑은 고딕"/>
-                <w:sz w:val="19"/>
-              </w:rPr>
-              <w:t xml:space="preserve">`VALIDATE DATABASE`</w:t>
+                <w:rFonts w:ascii="Consolas" w:hAnsi="Consolas" w:eastAsia="맑은 고딕"/>
+                <w:sz w:val="19"/>
+              </w:rPr>
+              <w:t xml:space="preserve">VALIDATE DATABASE</w:t>
             </w:r>
           </w:p>
         </w:tc>
@@ -3323,10 +5267,10 @@
           <w:p>
             <w:r>
               <w:rPr>
-                <w:rFonts w:ascii="맑은 고딕" w:hAnsi="맑은 고딕" w:eastAsia="맑은 고딕"/>
-                <w:sz w:val="19"/>
-              </w:rPr>
-              <w:t xml:space="preserve">`V$ARCHIVE_DEST`</w:t>
+                <w:rFonts w:ascii="Consolas" w:hAnsi="Consolas" w:eastAsia="맑은 고딕"/>
+                <w:sz w:val="19"/>
+              </w:rPr>
+              <w:t xml:space="preserve">V$ARCHIVE_DEST</w:t>
             </w:r>
           </w:p>
         </w:tc>
@@ -3409,9 +5353,10 @@
       <w:r>
         <w:rPr>
           <w:rFonts w:ascii="맑은 고딕" w:hAnsi="맑은 고딕" w:eastAsia="맑은 고딕"/>
-          <w:sz w:val="21"/>
-        </w:rPr>
-        <w:t xml:space="preserve">**층을 내려갈수록 구체적이 된다.**</w:t>
+          <w:b/>
+          <w:sz w:val="21"/>
+        </w:rPr>
+        <w:t xml:space="preserve">층을 내려갈수록 구체적이 된다.</w:t>
       </w:r>
     </w:p>
     <w:p>
@@ -3428,7 +5373,21 @@
           <w:rFonts w:ascii="맑은 고딕" w:hAnsi="맑은 고딕" w:eastAsia="맑은 고딕"/>
           <w:sz w:val="21"/>
         </w:rPr>
-        <w:t xml:space="preserve">리스너를 올리면 13장에서 정적 등록한 `boston_DGMGRL`도 함께 올라온다. 그런데 목적지는 바로 돌아오지 않았다.</w:t>
+        <w:t xml:space="preserve">리스너를 올리면 13장에서 정적 등록한 </w:t>
+      </w:r>
+      <w:r>
+        <w:rPr>
+          <w:rFonts w:ascii="Consolas" w:hAnsi="Consolas" w:eastAsia="맑은 고딕"/>
+          <w:sz w:val="21"/>
+        </w:rPr>
+        <w:t xml:space="preserve">boston_DGMGRL</w:t>
+      </w:r>
+      <w:r>
+        <w:rPr>
+          <w:rFonts w:ascii="맑은 고딕" w:hAnsi="맑은 고딕" w:eastAsia="맑은 고딕"/>
+          <w:sz w:val="21"/>
+        </w:rPr>
+        <w:t xml:space="preserve">도 함께 올라온다. 그런데 목적지는 바로 돌아오지 않았다.</w:t>
       </w:r>
     </w:p>
     <w:tbl>
@@ -3519,9 +5478,56 @@
       <w:r>
         <w:rPr>
           <w:rFonts w:ascii="맑은 고딕" w:hAnsi="맑은 고딕" w:eastAsia="맑은 고딕"/>
-          <w:sz w:val="21"/>
-        </w:rPr>
-        <w:t xml:space="preserve">**약 4~5분 동안 오류 문구가 `ORA-12541` 그대로였다.** 리스너는 이미 살아 있는데도 그렇다. 이유는 **`ReopenSecs`**(13장 실측 300초)다. 실패한 목적지를 즉시 다시 시도하지 않고 그만큼 기다린다. 죽은 목적지에 계속 접속하면 아카이버가 붙잡히기 때문이다. 오류가 그대로이면 다른 문제라고 생각하기 쉽지만 **실제로는 기다리면 된다.**</w:t>
+          <w:b/>
+          <w:sz w:val="21"/>
+        </w:rPr>
+        <w:t xml:space="preserve">약 4~5분 동안 오류 문구가 </w:t>
+      </w:r>
+      <w:r>
+        <w:rPr>
+          <w:rFonts w:ascii="Consolas" w:hAnsi="Consolas" w:eastAsia="맑은 고딕"/>
+          <w:b/>
+          <w:sz w:val="21"/>
+        </w:rPr>
+        <w:t xml:space="preserve">ORA-12541</w:t>
+      </w:r>
+      <w:r>
+        <w:rPr>
+          <w:rFonts w:ascii="맑은 고딕" w:hAnsi="맑은 고딕" w:eastAsia="맑은 고딕"/>
+          <w:b/>
+          <w:sz w:val="21"/>
+        </w:rPr>
+        <w:t xml:space="preserve"> 그대로였다.</w:t>
+      </w:r>
+      <w:r>
+        <w:rPr>
+          <w:rFonts w:ascii="맑은 고딕" w:hAnsi="맑은 고딕" w:eastAsia="맑은 고딕"/>
+          <w:sz w:val="21"/>
+        </w:rPr>
+        <w:t xml:space="preserve"> 리스너는 이미 살아 있는데도 그렇다. 이유는 </w:t>
+      </w:r>
+      <w:r>
+        <w:rPr>
+          <w:rFonts w:ascii="Consolas" w:hAnsi="Consolas" w:eastAsia="맑은 고딕"/>
+          <w:b/>
+          <w:sz w:val="21"/>
+        </w:rPr>
+        <w:t xml:space="preserve">ReopenSecs</w:t>
+      </w:r>
+      <w:r>
+        <w:rPr>
+          <w:rFonts w:ascii="맑은 고딕" w:hAnsi="맑은 고딕" w:eastAsia="맑은 고딕"/>
+          <w:sz w:val="21"/>
+        </w:rPr>
+        <w:t xml:space="preserve">(13장 실측 300초)다. 실패한 목적지를 즉시 다시 시도하지 않고 그만큼 기다린다. 죽은 목적지에 계속 접속하면 아카이버가 붙잡히기 때문이다. 오류가 그대로이면 다른 문제라고 생각하기 쉽지만 </w:t>
+      </w:r>
+      <w:r>
+        <w:rPr>
+          <w:rFonts w:ascii="맑은 고딕" w:hAnsi="맑은 고딕" w:eastAsia="맑은 고딕"/>
+          <w:b/>
+          <w:sz w:val="21"/>
+        </w:rPr>
+        <w:t xml:space="preserve">실제로는 기다리면 된다.</w:t>
       </w:r>
     </w:p>
     <w:tbl>
@@ -3590,10 +5596,38 @@
           <w:p>
             <w:r>
               <w:rPr>
+                <w:rFonts w:ascii="Consolas" w:hAnsi="Consolas" w:eastAsia="맑은 고딕"/>
+                <w:sz w:val="19"/>
+              </w:rPr>
+              <w:t xml:space="preserve">LogShipping</w:t>
+            </w:r>
+            <w:r>
+              <w:rPr>
                 <w:rFonts w:ascii="맑은 고딕" w:hAnsi="맑은 고딕" w:eastAsia="맑은 고딕"/>
                 <w:sz w:val="19"/>
               </w:rPr>
-              <w:t xml:space="preserve">`LogShipping` 속성을 `OFF` → `ON`</w:t>
+              <w:t xml:space="preserve"> 속성을 </w:t>
+            </w:r>
+            <w:r>
+              <w:rPr>
+                <w:rFonts w:ascii="Consolas" w:hAnsi="Consolas" w:eastAsia="맑은 고딕"/>
+                <w:sz w:val="19"/>
+              </w:rPr>
+              <w:t xml:space="preserve">OFF</w:t>
+            </w:r>
+            <w:r>
+              <w:rPr>
+                <w:rFonts w:ascii="맑은 고딕" w:hAnsi="맑은 고딕" w:eastAsia="맑은 고딕"/>
+                <w:sz w:val="19"/>
+              </w:rPr>
+              <w:t xml:space="preserve"> → </w:t>
+            </w:r>
+            <w:r>
+              <w:rPr>
+                <w:rFonts w:ascii="Consolas" w:hAnsi="Consolas" w:eastAsia="맑은 고딕"/>
+                <w:sz w:val="19"/>
+              </w:rPr>
+              <w:t xml:space="preserve">ON</w:t>
             </w:r>
           </w:p>
         </w:tc>
@@ -3620,10 +5654,38 @@
           <w:p>
             <w:r>
               <w:rPr>
+                <w:rFonts w:ascii="Consolas" w:hAnsi="Consolas" w:eastAsia="맑은 고딕"/>
+                <w:sz w:val="19"/>
+              </w:rPr>
+              <w:t xml:space="preserve">LOG_ARCHIVE_DEST_STATE_2</w:t>
+            </w:r>
+            <w:r>
+              <w:rPr>
                 <w:rFonts w:ascii="맑은 고딕" w:hAnsi="맑은 고딕" w:eastAsia="맑은 고딕"/>
                 <w:sz w:val="19"/>
               </w:rPr>
-              <w:t xml:space="preserve">`LOG_ARCHIVE_DEST_STATE_2`를 `DEFER` → `ENABLE`</w:t>
+              <w:t xml:space="preserve">를 </w:t>
+            </w:r>
+            <w:r>
+              <w:rPr>
+                <w:rFonts w:ascii="Consolas" w:hAnsi="Consolas" w:eastAsia="맑은 고딕"/>
+                <w:sz w:val="19"/>
+              </w:rPr>
+              <w:t xml:space="preserve">DEFER</w:t>
+            </w:r>
+            <w:r>
+              <w:rPr>
+                <w:rFonts w:ascii="맑은 고딕" w:hAnsi="맑은 고딕" w:eastAsia="맑은 고딕"/>
+                <w:sz w:val="19"/>
+              </w:rPr>
+              <w:t xml:space="preserve"> → </w:t>
+            </w:r>
+            <w:r>
+              <w:rPr>
+                <w:rFonts w:ascii="Consolas" w:hAnsi="Consolas" w:eastAsia="맑은 고딕"/>
+                <w:sz w:val="19"/>
+              </w:rPr>
+              <w:t xml:space="preserve">ENABLE</w:t>
             </w:r>
           </w:p>
         </w:tc>
@@ -3634,9 +5696,39 @@
       <w:r>
         <w:rPr>
           <w:rFonts w:ascii="맑은 고딕" w:hAnsi="맑은 고딕" w:eastAsia="맑은 고딕"/>
-          <w:sz w:val="21"/>
-        </w:rPr>
-        <w:t xml:space="preserve">**Broker 환경에서 뒤의 SQL을 쓰면 안 된다(13장).** 복구 후 Standby에서 `id=92` 행이 조회됐다. 데이터는 잃지 않았지만 **그동안 재해 복구 능력이 없었다는 사실은 남는다.**</w:t>
+          <w:b/>
+          <w:sz w:val="21"/>
+        </w:rPr>
+        <w:t xml:space="preserve">Broker 환경에서 뒤의 SQL을 쓰면 안 된다(13장).</w:t>
+      </w:r>
+      <w:r>
+        <w:rPr>
+          <w:rFonts w:ascii="맑은 고딕" w:hAnsi="맑은 고딕" w:eastAsia="맑은 고딕"/>
+          <w:sz w:val="21"/>
+        </w:rPr>
+        <w:t xml:space="preserve"> 복구 후 Standby에서 </w:t>
+      </w:r>
+      <w:r>
+        <w:rPr>
+          <w:rFonts w:ascii="Consolas" w:hAnsi="Consolas" w:eastAsia="맑은 고딕"/>
+          <w:sz w:val="21"/>
+        </w:rPr>
+        <w:t xml:space="preserve">id=92</w:t>
+      </w:r>
+      <w:r>
+        <w:rPr>
+          <w:rFonts w:ascii="맑은 고딕" w:hAnsi="맑은 고딕" w:eastAsia="맑은 고딕"/>
+          <w:sz w:val="21"/>
+        </w:rPr>
+        <w:t xml:space="preserve"> 행이 조회됐다. 데이터는 잃지 않았지만 </w:t>
+      </w:r>
+      <w:r>
+        <w:rPr>
+          <w:rFonts w:ascii="맑은 고딕" w:hAnsi="맑은 고딕" w:eastAsia="맑은 고딕"/>
+          <w:b/>
+          <w:sz w:val="21"/>
+        </w:rPr>
+        <w:t xml:space="preserve">그동안 재해 복구 능력이 없었다는 사실은 남는다.</w:t>
       </w:r>
     </w:p>
     <w:p>
@@ -3815,7 +5907,110 @@
           <w:rFonts w:ascii="맑은 고딕" w:hAnsi="맑은 고딕" w:eastAsia="맑은 고딕"/>
           <w:sz w:val="21"/>
         </w:rPr>
-        <w:t xml:space="preserve">전송이 재개된 직후 `SHOW CONFIGURATION`은 오히려 **`ERROR`로 나빠졌고 chicago에 `ORA-16778: redo transport error`가 붙었다**(`status updated 58 seconds ago`). Broker 상태는 주기적으로 다시 계산되며 이 출력은 문제가 있던 구간을 반영한 것이다. 잠시 후 `SUCCESS`가 됐다. SQL 뷰는 이미 `VALID`였다. **아래층이 먼저 회복되고 요약이 나중에 따라온다.**</w:t>
+        <w:t xml:space="preserve">전송이 재개된 직후 </w:t>
+      </w:r>
+      <w:r>
+        <w:rPr>
+          <w:rFonts w:ascii="Consolas" w:hAnsi="Consolas" w:eastAsia="맑은 고딕"/>
+          <w:sz w:val="21"/>
+        </w:rPr>
+        <w:t xml:space="preserve">SHOW CONFIGURATION</w:t>
+      </w:r>
+      <w:r>
+        <w:rPr>
+          <w:rFonts w:ascii="맑은 고딕" w:hAnsi="맑은 고딕" w:eastAsia="맑은 고딕"/>
+          <w:sz w:val="21"/>
+        </w:rPr>
+        <w:t xml:space="preserve">은 오히려 </w:t>
+      </w:r>
+      <w:r>
+        <w:rPr>
+          <w:rFonts w:ascii="Consolas" w:hAnsi="Consolas" w:eastAsia="맑은 고딕"/>
+          <w:b/>
+          <w:sz w:val="21"/>
+        </w:rPr>
+        <w:t xml:space="preserve">ERROR</w:t>
+      </w:r>
+      <w:r>
+        <w:rPr>
+          <w:rFonts w:ascii="맑은 고딕" w:hAnsi="맑은 고딕" w:eastAsia="맑은 고딕"/>
+          <w:b/>
+          <w:sz w:val="21"/>
+        </w:rPr>
+        <w:t xml:space="preserve">로 나빠졌고 chicago에 </w:t>
+      </w:r>
+      <w:r>
+        <w:rPr>
+          <w:rFonts w:ascii="Consolas" w:hAnsi="Consolas" w:eastAsia="맑은 고딕"/>
+          <w:b/>
+          <w:sz w:val="21"/>
+        </w:rPr>
+        <w:t xml:space="preserve">ORA-16778: redo transport error</w:t>
+      </w:r>
+      <w:r>
+        <w:rPr>
+          <w:rFonts w:ascii="맑은 고딕" w:hAnsi="맑은 고딕" w:eastAsia="맑은 고딕"/>
+          <w:b/>
+          <w:sz w:val="21"/>
+        </w:rPr>
+        <w:t xml:space="preserve">가 붙었다</w:t>
+      </w:r>
+      <w:r>
+        <w:rPr>
+          <w:rFonts w:ascii="맑은 고딕" w:hAnsi="맑은 고딕" w:eastAsia="맑은 고딕"/>
+          <w:sz w:val="21"/>
+        </w:rPr>
+        <w:t xml:space="preserve">(</w:t>
+      </w:r>
+      <w:r>
+        <w:rPr>
+          <w:rFonts w:ascii="Consolas" w:hAnsi="Consolas" w:eastAsia="맑은 고딕"/>
+          <w:sz w:val="21"/>
+        </w:rPr>
+        <w:t xml:space="preserve">status updated 58 seconds ago</w:t>
+      </w:r>
+      <w:r>
+        <w:rPr>
+          <w:rFonts w:ascii="맑은 고딕" w:hAnsi="맑은 고딕" w:eastAsia="맑은 고딕"/>
+          <w:sz w:val="21"/>
+        </w:rPr>
+        <w:t xml:space="preserve">). Broker 상태는 주기적으로 다시 계산되며 이 출력은 문제가 있던 구간을 반영한 것이다. 잠시 후 </w:t>
+      </w:r>
+      <w:r>
+        <w:rPr>
+          <w:rFonts w:ascii="Consolas" w:hAnsi="Consolas" w:eastAsia="맑은 고딕"/>
+          <w:sz w:val="21"/>
+        </w:rPr>
+        <w:t xml:space="preserve">SUCCESS</w:t>
+      </w:r>
+      <w:r>
+        <w:rPr>
+          <w:rFonts w:ascii="맑은 고딕" w:hAnsi="맑은 고딕" w:eastAsia="맑은 고딕"/>
+          <w:sz w:val="21"/>
+        </w:rPr>
+        <w:t xml:space="preserve">가 됐다. SQL 뷰는 이미 </w:t>
+      </w:r>
+      <w:r>
+        <w:rPr>
+          <w:rFonts w:ascii="Consolas" w:hAnsi="Consolas" w:eastAsia="맑은 고딕"/>
+          <w:sz w:val="21"/>
+        </w:rPr>
+        <w:t xml:space="preserve">VALID</w:t>
+      </w:r>
+      <w:r>
+        <w:rPr>
+          <w:rFonts w:ascii="맑은 고딕" w:hAnsi="맑은 고딕" w:eastAsia="맑은 고딕"/>
+          <w:sz w:val="21"/>
+        </w:rPr>
+        <w:t xml:space="preserve">였다. </w:t>
+      </w:r>
+      <w:r>
+        <w:rPr>
+          <w:rFonts w:ascii="맑은 고딕" w:hAnsi="맑은 고딕" w:eastAsia="맑은 고딕"/>
+          <w:b/>
+          <w:sz w:val="21"/>
+        </w:rPr>
+        <w:t xml:space="preserve">아래층이 먼저 회복되고 요약이 나중에 따라온다.</w:t>
       </w:r>
     </w:p>
     <w:tbl>
@@ -3850,9 +6045,31 @@
             <w:r>
               <w:rPr>
                 <w:rFonts w:ascii="맑은 고딕" w:hAnsi="맑은 고딕" w:eastAsia="맑은 고딕"/>
+                <w:b/>
                 <w:sz w:val="20"/>
               </w:rPr>
-              <w:t xml:space="preserve">**①** `status updated ... ago`를 읽어 판정 시점을 확인한다.</w:t>
+              <w:t xml:space="preserve">①</w:t>
+            </w:r>
+            <w:r>
+              <w:rPr>
+                <w:rFonts w:ascii="맑은 고딕" w:hAnsi="맑은 고딕" w:eastAsia="맑은 고딕"/>
+                <w:sz w:val="20"/>
+              </w:rPr>
+              <w:t xml:space="preserve"> </w:t>
+            </w:r>
+            <w:r>
+              <w:rPr>
+                <w:rFonts w:ascii="Consolas" w:hAnsi="Consolas" w:eastAsia="맑은 고딕"/>
+                <w:sz w:val="20"/>
+              </w:rPr>
+              <w:t xml:space="preserve">status updated ... ago</w:t>
+            </w:r>
+            <w:r>
+              <w:rPr>
+                <w:rFonts w:ascii="맑은 고딕" w:hAnsi="맑은 고딕" w:eastAsia="맑은 고딕"/>
+                <w:sz w:val="20"/>
+              </w:rPr>
+              <w:t xml:space="preserve">를 읽어 판정 시점을 확인한다.</w:t>
             </w:r>
           </w:p>
           <w:p>
@@ -3862,9 +6079,17 @@
             <w:r>
               <w:rPr>
                 <w:rFonts w:ascii="맑은 고딕" w:hAnsi="맑은 고딕" w:eastAsia="맑은 고딕"/>
+                <w:b/>
                 <w:sz w:val="20"/>
               </w:rPr>
-              <w:t xml:space="preserve">**②** 한 주기를 기다리고 다시 본다.</w:t>
+              <w:t xml:space="preserve">②</w:t>
+            </w:r>
+            <w:r>
+              <w:rPr>
+                <w:rFonts w:ascii="맑은 고딕" w:hAnsi="맑은 고딕" w:eastAsia="맑은 고딕"/>
+                <w:sz w:val="20"/>
+              </w:rPr>
+              <w:t xml:space="preserve"> 한 주기를 기다리고 다시 본다.</w:t>
             </w:r>
           </w:p>
           <w:p>
@@ -3874,9 +6099,59 @@
             <w:r>
               <w:rPr>
                 <w:rFonts w:ascii="맑은 고딕" w:hAnsi="맑은 고딕" w:eastAsia="맑은 고딕"/>
+                <w:b/>
                 <w:sz w:val="20"/>
               </w:rPr>
-              <w:t xml:space="preserve">**③** `V$ARCHIVE_DEST`의 `STATUS`와 `ERROR`로 교차 확인한다.</w:t>
+              <w:t xml:space="preserve">③</w:t>
+            </w:r>
+            <w:r>
+              <w:rPr>
+                <w:rFonts w:ascii="맑은 고딕" w:hAnsi="맑은 고딕" w:eastAsia="맑은 고딕"/>
+                <w:sz w:val="20"/>
+              </w:rPr>
+              <w:t xml:space="preserve"> </w:t>
+            </w:r>
+            <w:r>
+              <w:rPr>
+                <w:rFonts w:ascii="Consolas" w:hAnsi="Consolas" w:eastAsia="맑은 고딕"/>
+                <w:sz w:val="20"/>
+              </w:rPr>
+              <w:t xml:space="preserve">V$ARCHIVE_DEST</w:t>
+            </w:r>
+            <w:r>
+              <w:rPr>
+                <w:rFonts w:ascii="맑은 고딕" w:hAnsi="맑은 고딕" w:eastAsia="맑은 고딕"/>
+                <w:sz w:val="20"/>
+              </w:rPr>
+              <w:t xml:space="preserve">의 </w:t>
+            </w:r>
+            <w:r>
+              <w:rPr>
+                <w:rFonts w:ascii="Consolas" w:hAnsi="Consolas" w:eastAsia="맑은 고딕"/>
+                <w:sz w:val="20"/>
+              </w:rPr>
+              <w:t xml:space="preserve">STATUS</w:t>
+            </w:r>
+            <w:r>
+              <w:rPr>
+                <w:rFonts w:ascii="맑은 고딕" w:hAnsi="맑은 고딕" w:eastAsia="맑은 고딕"/>
+                <w:sz w:val="20"/>
+              </w:rPr>
+              <w:t xml:space="preserve">와 </w:t>
+            </w:r>
+            <w:r>
+              <w:rPr>
+                <w:rFonts w:ascii="Consolas" w:hAnsi="Consolas" w:eastAsia="맑은 고딕"/>
+                <w:sz w:val="20"/>
+              </w:rPr>
+              <w:t xml:space="preserve">ERROR</w:t>
+            </w:r>
+            <w:r>
+              <w:rPr>
+                <w:rFonts w:ascii="맑은 고딕" w:hAnsi="맑은 고딕" w:eastAsia="맑은 고딕"/>
+                <w:sz w:val="20"/>
+              </w:rPr>
+              <w:t xml:space="preserve">로 교차 확인한다.</w:t>
             </w:r>
           </w:p>
           <w:p>
@@ -3886,9 +6161,17 @@
             <w:r>
               <w:rPr>
                 <w:rFonts w:ascii="맑은 고딕" w:hAnsi="맑은 고딕" w:eastAsia="맑은 고딕"/>
+                <w:b/>
                 <w:sz w:val="20"/>
               </w:rPr>
-              <w:t xml:space="preserve">**④** 끊겨 있던 시간을 장애 보고서에 적는다. 그 시간이 재해 복구 능력이 없던 시간이다.</w:t>
+              <w:t xml:space="preserve">④</w:t>
+            </w:r>
+            <w:r>
+              <w:rPr>
+                <w:rFonts w:ascii="맑은 고딕" w:hAnsi="맑은 고딕" w:eastAsia="맑은 고딕"/>
+                <w:sz w:val="20"/>
+              </w:rPr>
+              <w:t xml:space="preserve"> 끊겨 있던 시간을 장애 보고서에 적는다. 그 시간이 재해 복구 능력이 없던 시간이다.</w:t>
             </w:r>
           </w:p>
         </w:tc>
@@ -4079,7 +6362,57 @@
           <w:rFonts w:ascii="맑은 고딕" w:hAnsi="맑은 고딕" w:eastAsia="맑은 고딕"/>
           <w:sz w:val="21"/>
         </w:rPr>
-        <w:t xml:space="preserve">RFS는 클라이언트별로 여럿 뜬다. `LGWR`은 실시간 리두를 SRL에 쓰고, `Archival`은 아카이브를 받고, `UNKNOWN`은 예비다. MRP0은 SRL을 읽어 적용하고 ARCH는 SRL을 아카이브한다. **DGRD는 Broker 통신용이며 13장에서 Broker를 켠 뒤에 생겼다.**</w:t>
+        <w:t xml:space="preserve">RFS는 클라이언트별로 여럿 뜬다. </w:t>
+      </w:r>
+      <w:r>
+        <w:rPr>
+          <w:rFonts w:ascii="Consolas" w:hAnsi="Consolas" w:eastAsia="맑은 고딕"/>
+          <w:sz w:val="21"/>
+        </w:rPr>
+        <w:t xml:space="preserve">LGWR</w:t>
+      </w:r>
+      <w:r>
+        <w:rPr>
+          <w:rFonts w:ascii="맑은 고딕" w:hAnsi="맑은 고딕" w:eastAsia="맑은 고딕"/>
+          <w:sz w:val="21"/>
+        </w:rPr>
+        <w:t xml:space="preserve">은 실시간 리두를 SRL에 쓰고, </w:t>
+      </w:r>
+      <w:r>
+        <w:rPr>
+          <w:rFonts w:ascii="Consolas" w:hAnsi="Consolas" w:eastAsia="맑은 고딕"/>
+          <w:sz w:val="21"/>
+        </w:rPr>
+        <w:t xml:space="preserve">Archival</w:t>
+      </w:r>
+      <w:r>
+        <w:rPr>
+          <w:rFonts w:ascii="맑은 고딕" w:hAnsi="맑은 고딕" w:eastAsia="맑은 고딕"/>
+          <w:sz w:val="21"/>
+        </w:rPr>
+        <w:t xml:space="preserve">은 아카이브를 받고, </w:t>
+      </w:r>
+      <w:r>
+        <w:rPr>
+          <w:rFonts w:ascii="Consolas" w:hAnsi="Consolas" w:eastAsia="맑은 고딕"/>
+          <w:sz w:val="21"/>
+        </w:rPr>
+        <w:t xml:space="preserve">UNKNOWN</w:t>
+      </w:r>
+      <w:r>
+        <w:rPr>
+          <w:rFonts w:ascii="맑은 고딕" w:hAnsi="맑은 고딕" w:eastAsia="맑은 고딕"/>
+          <w:sz w:val="21"/>
+        </w:rPr>
+        <w:t xml:space="preserve">은 예비다. MRP0은 SRL을 읽어 적용하고 ARCH는 SRL을 아카이브한다. </w:t>
+      </w:r>
+      <w:r>
+        <w:rPr>
+          <w:rFonts w:ascii="맑은 고딕" w:hAnsi="맑은 고딕" w:eastAsia="맑은 고딕"/>
+          <w:b/>
+          <w:sz w:val="21"/>
+        </w:rPr>
+        <w:t xml:space="preserve">DGRD는 Broker 통신용이며 13장에서 Broker를 켠 뒤에 생겼다.</w:t>
       </w:r>
     </w:p>
     <w:p>
@@ -4096,7 +6429,136 @@
           <w:rFonts w:ascii="맑은 고딕" w:hAnsi="맑은 고딕" w:eastAsia="맑은 고딕"/>
           <w:sz w:val="21"/>
         </w:rPr>
-        <w:t xml:space="preserve">RFS(`LGWR`)와 MRP0의 **`SEQUENCE#` 74와 `BLOCK#` 17964가 같다.** 받는 즉시 적용하고 있다는 뜻이다. 두 값이 벌어지면 적용이 밀린 것이며, **지연을 블록 단위로 볼 수 있어** `apply lag`보다 정밀하다. 여기에 SRL을 더하면 **Primary `CURRENT` 74, Standby `ACTIVE` SRL 74, MRP0 74** — 세 곳의 같은 숫자가 정상 확인의 요령이다.</w:t>
+        <w:t xml:space="preserve">RFS(</w:t>
+      </w:r>
+      <w:r>
+        <w:rPr>
+          <w:rFonts w:ascii="Consolas" w:hAnsi="Consolas" w:eastAsia="맑은 고딕"/>
+          <w:sz w:val="21"/>
+        </w:rPr>
+        <w:t xml:space="preserve">LGWR</w:t>
+      </w:r>
+      <w:r>
+        <w:rPr>
+          <w:rFonts w:ascii="맑은 고딕" w:hAnsi="맑은 고딕" w:eastAsia="맑은 고딕"/>
+          <w:sz w:val="21"/>
+        </w:rPr>
+        <w:t xml:space="preserve">)와 MRP0의 </w:t>
+      </w:r>
+      <w:r>
+        <w:rPr>
+          <w:rFonts w:ascii="Consolas" w:hAnsi="Consolas" w:eastAsia="맑은 고딕"/>
+          <w:b/>
+          <w:sz w:val="21"/>
+        </w:rPr>
+        <w:t xml:space="preserve">SEQUENCE#</w:t>
+      </w:r>
+      <w:r>
+        <w:rPr>
+          <w:rFonts w:ascii="맑은 고딕" w:hAnsi="맑은 고딕" w:eastAsia="맑은 고딕"/>
+          <w:b/>
+          <w:sz w:val="21"/>
+        </w:rPr>
+        <w:t xml:space="preserve"> 74와 </w:t>
+      </w:r>
+      <w:r>
+        <w:rPr>
+          <w:rFonts w:ascii="Consolas" w:hAnsi="Consolas" w:eastAsia="맑은 고딕"/>
+          <w:b/>
+          <w:sz w:val="21"/>
+        </w:rPr>
+        <w:t xml:space="preserve">BLOCK#</w:t>
+      </w:r>
+      <w:r>
+        <w:rPr>
+          <w:rFonts w:ascii="맑은 고딕" w:hAnsi="맑은 고딕" w:eastAsia="맑은 고딕"/>
+          <w:b/>
+          <w:sz w:val="21"/>
+        </w:rPr>
+        <w:t xml:space="preserve"> 17964가 같다.</w:t>
+      </w:r>
+      <w:r>
+        <w:rPr>
+          <w:rFonts w:ascii="맑은 고딕" w:hAnsi="맑은 고딕" w:eastAsia="맑은 고딕"/>
+          <w:sz w:val="21"/>
+        </w:rPr>
+        <w:t xml:space="preserve"> 받는 즉시 적용하고 있다는 뜻이다. 두 값이 벌어지면 적용이 밀린 것이며, </w:t>
+      </w:r>
+      <w:r>
+        <w:rPr>
+          <w:rFonts w:ascii="맑은 고딕" w:hAnsi="맑은 고딕" w:eastAsia="맑은 고딕"/>
+          <w:b/>
+          <w:sz w:val="21"/>
+        </w:rPr>
+        <w:t xml:space="preserve">지연을 블록 단위로 볼 수 있어</w:t>
+      </w:r>
+      <w:r>
+        <w:rPr>
+          <w:rFonts w:ascii="맑은 고딕" w:hAnsi="맑은 고딕" w:eastAsia="맑은 고딕"/>
+          <w:sz w:val="21"/>
+        </w:rPr>
+        <w:t xml:space="preserve"> </w:t>
+      </w:r>
+      <w:r>
+        <w:rPr>
+          <w:rFonts w:ascii="Consolas" w:hAnsi="Consolas" w:eastAsia="맑은 고딕"/>
+          <w:sz w:val="21"/>
+        </w:rPr>
+        <w:t xml:space="preserve">apply lag</w:t>
+      </w:r>
+      <w:r>
+        <w:rPr>
+          <w:rFonts w:ascii="맑은 고딕" w:hAnsi="맑은 고딕" w:eastAsia="맑은 고딕"/>
+          <w:sz w:val="21"/>
+        </w:rPr>
+        <w:t xml:space="preserve">보다 정밀하다. 여기에 SRL을 더하면 </w:t>
+      </w:r>
+      <w:r>
+        <w:rPr>
+          <w:rFonts w:ascii="맑은 고딕" w:hAnsi="맑은 고딕" w:eastAsia="맑은 고딕"/>
+          <w:b/>
+          <w:sz w:val="21"/>
+        </w:rPr>
+        <w:t xml:space="preserve">Primary </w:t>
+      </w:r>
+      <w:r>
+        <w:rPr>
+          <w:rFonts w:ascii="Consolas" w:hAnsi="Consolas" w:eastAsia="맑은 고딕"/>
+          <w:b/>
+          <w:sz w:val="21"/>
+        </w:rPr>
+        <w:t xml:space="preserve">CURRENT</w:t>
+      </w:r>
+      <w:r>
+        <w:rPr>
+          <w:rFonts w:ascii="맑은 고딕" w:hAnsi="맑은 고딕" w:eastAsia="맑은 고딕"/>
+          <w:b/>
+          <w:sz w:val="21"/>
+        </w:rPr>
+        <w:t xml:space="preserve"> 74, Standby </w:t>
+      </w:r>
+      <w:r>
+        <w:rPr>
+          <w:rFonts w:ascii="Consolas" w:hAnsi="Consolas" w:eastAsia="맑은 고딕"/>
+          <w:b/>
+          <w:sz w:val="21"/>
+        </w:rPr>
+        <w:t xml:space="preserve">ACTIVE</w:t>
+      </w:r>
+      <w:r>
+        <w:rPr>
+          <w:rFonts w:ascii="맑은 고딕" w:hAnsi="맑은 고딕" w:eastAsia="맑은 고딕"/>
+          <w:b/>
+          <w:sz w:val="21"/>
+        </w:rPr>
+        <w:t xml:space="preserve"> SRL 74, MRP0 74</w:t>
+      </w:r>
+      <w:r>
+        <w:rPr>
+          <w:rFonts w:ascii="맑은 고딕" w:hAnsi="맑은 고딕" w:eastAsia="맑은 고딕"/>
+          <w:sz w:val="21"/>
+        </w:rPr>
+        <w:t xml:space="preserve"> — 세 곳의 같은 숫자가 정상 확인의 요령이다.</w:t>
       </w:r>
     </w:p>
     <w:p>
@@ -4105,7 +6567,102 @@
           <w:rFonts w:ascii="맑은 고딕" w:hAnsi="맑은 고딕" w:eastAsia="맑은 고딕"/>
           <w:sz w:val="21"/>
         </w:rPr>
-        <w:t xml:space="preserve">MRP0의 `STATUS`는 `APPLYING_LOG`(적용 중), `WAIT_FOR_LOG`(다음 리두 대기), `WAIT_FOR_GAP`(갭 대기)이다. **`WAIT_FOR_LOG`는 `SEQUENCE#`를 함께 봐야 판정된다.** Primary와 같으면 한가한 것이고 뒤지면 안 오고 있는 것이다(15.4.5). MRP0 행 자체가 없으면 적용이 멈춘 것이다.</w:t>
+        <w:t xml:space="preserve">MRP0의 </w:t>
+      </w:r>
+      <w:r>
+        <w:rPr>
+          <w:rFonts w:ascii="Consolas" w:hAnsi="Consolas" w:eastAsia="맑은 고딕"/>
+          <w:sz w:val="21"/>
+        </w:rPr>
+        <w:t xml:space="preserve">STATUS</w:t>
+      </w:r>
+      <w:r>
+        <w:rPr>
+          <w:rFonts w:ascii="맑은 고딕" w:hAnsi="맑은 고딕" w:eastAsia="맑은 고딕"/>
+          <w:sz w:val="21"/>
+        </w:rPr>
+        <w:t xml:space="preserve">는 </w:t>
+      </w:r>
+      <w:r>
+        <w:rPr>
+          <w:rFonts w:ascii="Consolas" w:hAnsi="Consolas" w:eastAsia="맑은 고딕"/>
+          <w:sz w:val="21"/>
+        </w:rPr>
+        <w:t xml:space="preserve">APPLYING_LOG</w:t>
+      </w:r>
+      <w:r>
+        <w:rPr>
+          <w:rFonts w:ascii="맑은 고딕" w:hAnsi="맑은 고딕" w:eastAsia="맑은 고딕"/>
+          <w:sz w:val="21"/>
+        </w:rPr>
+        <w:t xml:space="preserve">(적용 중), </w:t>
+      </w:r>
+      <w:r>
+        <w:rPr>
+          <w:rFonts w:ascii="Consolas" w:hAnsi="Consolas" w:eastAsia="맑은 고딕"/>
+          <w:sz w:val="21"/>
+        </w:rPr>
+        <w:t xml:space="preserve">WAIT_FOR_LOG</w:t>
+      </w:r>
+      <w:r>
+        <w:rPr>
+          <w:rFonts w:ascii="맑은 고딕" w:hAnsi="맑은 고딕" w:eastAsia="맑은 고딕"/>
+          <w:sz w:val="21"/>
+        </w:rPr>
+        <w:t xml:space="preserve">(다음 리두 대기), </w:t>
+      </w:r>
+      <w:r>
+        <w:rPr>
+          <w:rFonts w:ascii="Consolas" w:hAnsi="Consolas" w:eastAsia="맑은 고딕"/>
+          <w:sz w:val="21"/>
+        </w:rPr>
+        <w:t xml:space="preserve">WAIT_FOR_GAP</w:t>
+      </w:r>
+      <w:r>
+        <w:rPr>
+          <w:rFonts w:ascii="맑은 고딕" w:hAnsi="맑은 고딕" w:eastAsia="맑은 고딕"/>
+          <w:sz w:val="21"/>
+        </w:rPr>
+        <w:t xml:space="preserve">(갭 대기)이다. </w:t>
+      </w:r>
+      <w:r>
+        <w:rPr>
+          <w:rFonts w:ascii="Consolas" w:hAnsi="Consolas" w:eastAsia="맑은 고딕"/>
+          <w:b/>
+          <w:sz w:val="21"/>
+        </w:rPr>
+        <w:t xml:space="preserve">WAIT_FOR_LOG</w:t>
+      </w:r>
+      <w:r>
+        <w:rPr>
+          <w:rFonts w:ascii="맑은 고딕" w:hAnsi="맑은 고딕" w:eastAsia="맑은 고딕"/>
+          <w:b/>
+          <w:sz w:val="21"/>
+        </w:rPr>
+        <w:t xml:space="preserve">는 </w:t>
+      </w:r>
+      <w:r>
+        <w:rPr>
+          <w:rFonts w:ascii="Consolas" w:hAnsi="Consolas" w:eastAsia="맑은 고딕"/>
+          <w:b/>
+          <w:sz w:val="21"/>
+        </w:rPr>
+        <w:t xml:space="preserve">SEQUENCE#</w:t>
+      </w:r>
+      <w:r>
+        <w:rPr>
+          <w:rFonts w:ascii="맑은 고딕" w:hAnsi="맑은 고딕" w:eastAsia="맑은 고딕"/>
+          <w:b/>
+          <w:sz w:val="21"/>
+        </w:rPr>
+        <w:t xml:space="preserve">를 함께 봐야 판정된다.</w:t>
+      </w:r>
+      <w:r>
+        <w:rPr>
+          <w:rFonts w:ascii="맑은 고딕" w:hAnsi="맑은 고딕" w:eastAsia="맑은 고딕"/>
+          <w:sz w:val="21"/>
+        </w:rPr>
+        <w:t xml:space="preserve"> Primary와 같으면 한가한 것이고 뒤지면 안 오고 있는 것이다(15.4.5). MRP0 행 자체가 없으면 적용이 멈춘 것이다.</w:t>
       </w:r>
     </w:p>
     <w:p>
@@ -4245,7 +6802,124 @@
           <w:rFonts w:ascii="맑은 고딕" w:hAnsi="맑은 고딕" w:eastAsia="맑은 고딕"/>
           <w:sz w:val="21"/>
         </w:rPr>
-        <w:t xml:space="preserve">같은 시퀀스가 두 줄씩이고 `APPLIED`가 다르다. 그대로 읽으면 **"절반이 적용되지 않았다"**고 오해한다. `dest_id=1`은 Primary 자신의 로컬 아카이브라 영원히 `NO`다. **Primary에서 적용 여부를 볼 때는 `WHERE dest_id=2`가 필수다.** 70번의 로컬·원격 `COMPLETION_TIME` 차이 약 **52초**가 전송에 걸린 시간이다. 평소 값을 알아 두면 느려졌을 때 알아볼 수 있다.</w:t>
+        <w:t xml:space="preserve">같은 시퀀스가 두 줄씩이고 </w:t>
+      </w:r>
+      <w:r>
+        <w:rPr>
+          <w:rFonts w:ascii="Consolas" w:hAnsi="Consolas" w:eastAsia="맑은 고딕"/>
+          <w:sz w:val="21"/>
+        </w:rPr>
+        <w:t xml:space="preserve">APPLIED</w:t>
+      </w:r>
+      <w:r>
+        <w:rPr>
+          <w:rFonts w:ascii="맑은 고딕" w:hAnsi="맑은 고딕" w:eastAsia="맑은 고딕"/>
+          <w:sz w:val="21"/>
+        </w:rPr>
+        <w:t xml:space="preserve">가 다르다. 그대로 읽으면 </w:t>
+      </w:r>
+      <w:r>
+        <w:rPr>
+          <w:rFonts w:ascii="맑은 고딕" w:hAnsi="맑은 고딕" w:eastAsia="맑은 고딕"/>
+          <w:b/>
+          <w:sz w:val="21"/>
+        </w:rPr>
+        <w:t xml:space="preserve">"절반이 적용되지 않았다"</w:t>
+      </w:r>
+      <w:r>
+        <w:rPr>
+          <w:rFonts w:ascii="맑은 고딕" w:hAnsi="맑은 고딕" w:eastAsia="맑은 고딕"/>
+          <w:sz w:val="21"/>
+        </w:rPr>
+        <w:t xml:space="preserve">고 오해한다. </w:t>
+      </w:r>
+      <w:r>
+        <w:rPr>
+          <w:rFonts w:ascii="Consolas" w:hAnsi="Consolas" w:eastAsia="맑은 고딕"/>
+          <w:sz w:val="21"/>
+        </w:rPr>
+        <w:t xml:space="preserve">dest_id=1</w:t>
+      </w:r>
+      <w:r>
+        <w:rPr>
+          <w:rFonts w:ascii="맑은 고딕" w:hAnsi="맑은 고딕" w:eastAsia="맑은 고딕"/>
+          <w:sz w:val="21"/>
+        </w:rPr>
+        <w:t xml:space="preserve">은 Primary 자신의 로컬 아카이브라 영원히 </w:t>
+      </w:r>
+      <w:r>
+        <w:rPr>
+          <w:rFonts w:ascii="Consolas" w:hAnsi="Consolas" w:eastAsia="맑은 고딕"/>
+          <w:sz w:val="21"/>
+        </w:rPr>
+        <w:t xml:space="preserve">NO</w:t>
+      </w:r>
+      <w:r>
+        <w:rPr>
+          <w:rFonts w:ascii="맑은 고딕" w:hAnsi="맑은 고딕" w:eastAsia="맑은 고딕"/>
+          <w:sz w:val="21"/>
+        </w:rPr>
+        <w:t xml:space="preserve">다. </w:t>
+      </w:r>
+      <w:r>
+        <w:rPr>
+          <w:rFonts w:ascii="맑은 고딕" w:hAnsi="맑은 고딕" w:eastAsia="맑은 고딕"/>
+          <w:b/>
+          <w:sz w:val="21"/>
+        </w:rPr>
+        <w:t xml:space="preserve">Primary에서 적용 여부를 볼 때는 </w:t>
+      </w:r>
+      <w:r>
+        <w:rPr>
+          <w:rFonts w:ascii="Consolas" w:hAnsi="Consolas" w:eastAsia="맑은 고딕"/>
+          <w:b/>
+          <w:sz w:val="21"/>
+        </w:rPr>
+        <w:t xml:space="preserve">WHERE dest_id=2</w:t>
+      </w:r>
+      <w:r>
+        <w:rPr>
+          <w:rFonts w:ascii="맑은 고딕" w:hAnsi="맑은 고딕" w:eastAsia="맑은 고딕"/>
+          <w:b/>
+          <w:sz w:val="21"/>
+        </w:rPr>
+        <w:t xml:space="preserve">가 필수다.</w:t>
+      </w:r>
+      <w:r>
+        <w:rPr>
+          <w:rFonts w:ascii="맑은 고딕" w:hAnsi="맑은 고딕" w:eastAsia="맑은 고딕"/>
+          <w:sz w:val="21"/>
+        </w:rPr>
+        <w:t xml:space="preserve"> 70번의 로컬·원격 </w:t>
+      </w:r>
+      <w:r>
+        <w:rPr>
+          <w:rFonts w:ascii="Consolas" w:hAnsi="Consolas" w:eastAsia="맑은 고딕"/>
+          <w:sz w:val="21"/>
+        </w:rPr>
+        <w:t xml:space="preserve">COMPLETION_TIME</w:t>
+      </w:r>
+      <w:r>
+        <w:rPr>
+          <w:rFonts w:ascii="맑은 고딕" w:hAnsi="맑은 고딕" w:eastAsia="맑은 고딕"/>
+          <w:sz w:val="21"/>
+        </w:rPr>
+        <w:t xml:space="preserve"> 차이 약 </w:t>
+      </w:r>
+      <w:r>
+        <w:rPr>
+          <w:rFonts w:ascii="맑은 고딕" w:hAnsi="맑은 고딕" w:eastAsia="맑은 고딕"/>
+          <w:b/>
+          <w:sz w:val="21"/>
+        </w:rPr>
+        <w:t xml:space="preserve">52초</w:t>
+      </w:r>
+      <w:r>
+        <w:rPr>
+          <w:rFonts w:ascii="맑은 고딕" w:hAnsi="맑은 고딕" w:eastAsia="맑은 고딕"/>
+          <w:sz w:val="21"/>
+        </w:rPr>
+        <w:t xml:space="preserve">가 전송에 걸린 시간이다. 평소 값을 알아 두면 느려졌을 때 알아볼 수 있다.</w:t>
       </w:r>
     </w:p>
     <w:p>
@@ -4262,7 +6936,94 @@
           <w:rFonts w:ascii="맑은 고딕" w:hAnsi="맑은 고딕" w:eastAsia="맑은 고딕"/>
           <w:sz w:val="21"/>
         </w:rPr>
-        <w:t xml:space="preserve">boston의 `V$ARCHIVE_DEST_STATUS`(1번)는 `RECOVERY_MODE=MANAGED REAL TIME APPLY`, `ARCHIVED_SEQ#=73`, **`APPLIED_SEQ#=0`**이다. 적용이 안 된다는 뜻이 아니다. **실시간 적용은 아카이브가 아니라 SRL에서 직접 읽으므로** "몇 번 아카이브까지 적용했는가"라는 이 열이 채워지지 않는다. 같은 시각 MRP0은 74번을 적용 중이었다. **아카이브되기 전의 리두를 이미 적용하고 있다**는 증거다.</w:t>
+        <w:t xml:space="preserve">boston의 </w:t>
+      </w:r>
+      <w:r>
+        <w:rPr>
+          <w:rFonts w:ascii="Consolas" w:hAnsi="Consolas" w:eastAsia="맑은 고딕"/>
+          <w:sz w:val="21"/>
+        </w:rPr>
+        <w:t xml:space="preserve">V$ARCHIVE_DEST_STATUS</w:t>
+      </w:r>
+      <w:r>
+        <w:rPr>
+          <w:rFonts w:ascii="맑은 고딕" w:hAnsi="맑은 고딕" w:eastAsia="맑은 고딕"/>
+          <w:sz w:val="21"/>
+        </w:rPr>
+        <w:t xml:space="preserve">(1번)는 </w:t>
+      </w:r>
+      <w:r>
+        <w:rPr>
+          <w:rFonts w:ascii="Consolas" w:hAnsi="Consolas" w:eastAsia="맑은 고딕"/>
+          <w:sz w:val="21"/>
+        </w:rPr>
+        <w:t xml:space="preserve">RECOVERY_MODE=MANAGED REAL TIME APPLY</w:t>
+      </w:r>
+      <w:r>
+        <w:rPr>
+          <w:rFonts w:ascii="맑은 고딕" w:hAnsi="맑은 고딕" w:eastAsia="맑은 고딕"/>
+          <w:sz w:val="21"/>
+        </w:rPr>
+        <w:t xml:space="preserve">, </w:t>
+      </w:r>
+      <w:r>
+        <w:rPr>
+          <w:rFonts w:ascii="Consolas" w:hAnsi="Consolas" w:eastAsia="맑은 고딕"/>
+          <w:sz w:val="21"/>
+        </w:rPr>
+        <w:t xml:space="preserve">ARCHIVED_SEQ#=73</w:t>
+      </w:r>
+      <w:r>
+        <w:rPr>
+          <w:rFonts w:ascii="맑은 고딕" w:hAnsi="맑은 고딕" w:eastAsia="맑은 고딕"/>
+          <w:sz w:val="21"/>
+        </w:rPr>
+        <w:t xml:space="preserve">, </w:t>
+      </w:r>
+      <w:r>
+        <w:rPr>
+          <w:rFonts w:ascii="Consolas" w:hAnsi="Consolas" w:eastAsia="맑은 고딕"/>
+          <w:b/>
+          <w:sz w:val="21"/>
+        </w:rPr>
+        <w:t xml:space="preserve">APPLIED_SEQ#=0</w:t>
+      </w:r>
+      <w:r>
+        <w:rPr>
+          <w:rFonts w:ascii="맑은 고딕" w:hAnsi="맑은 고딕" w:eastAsia="맑은 고딕"/>
+          <w:sz w:val="21"/>
+        </w:rPr>
+        <w:t xml:space="preserve">이다. 적용이 안 된다는 뜻이 아니다. </w:t>
+      </w:r>
+      <w:r>
+        <w:rPr>
+          <w:rFonts w:ascii="맑은 고딕" w:hAnsi="맑은 고딕" w:eastAsia="맑은 고딕"/>
+          <w:b/>
+          <w:sz w:val="21"/>
+        </w:rPr>
+        <w:t xml:space="preserve">실시간 적용은 아카이브가 아니라 SRL에서 직접 읽으므로</w:t>
+      </w:r>
+      <w:r>
+        <w:rPr>
+          <w:rFonts w:ascii="맑은 고딕" w:hAnsi="맑은 고딕" w:eastAsia="맑은 고딕"/>
+          <w:sz w:val="21"/>
+        </w:rPr>
+        <w:t xml:space="preserve"> "몇 번 아카이브까지 적용했는가"라는 이 열이 채워지지 않는다. 같은 시각 MRP0은 74번을 적용 중이었다. </w:t>
+      </w:r>
+      <w:r>
+        <w:rPr>
+          <w:rFonts w:ascii="맑은 고딕" w:hAnsi="맑은 고딕" w:eastAsia="맑은 고딕"/>
+          <w:b/>
+          <w:sz w:val="21"/>
+        </w:rPr>
+        <w:t xml:space="preserve">아카이브되기 전의 리두를 이미 적용하고 있다</w:t>
+      </w:r>
+      <w:r>
+        <w:rPr>
+          <w:rFonts w:ascii="맑은 고딕" w:hAnsi="맑은 고딕" w:eastAsia="맑은 고딕"/>
+          <w:sz w:val="21"/>
+        </w:rPr>
+        <w:t xml:space="preserve">는 증거다.</w:t>
       </w:r>
     </w:p>
     <w:tbl>
@@ -4296,10 +7057,88 @@
             </w:pPr>
             <w:r>
               <w:rPr>
+                <w:rFonts w:ascii="Consolas" w:hAnsi="Consolas" w:eastAsia="맑은 고딕"/>
+                <w:sz w:val="20"/>
+              </w:rPr>
+              <w:t xml:space="preserve">APPLIED_SEQ#</w:t>
+            </w:r>
+            <w:r>
+              <w:rPr>
                 <w:rFonts w:ascii="맑은 고딕" w:hAnsi="맑은 고딕" w:eastAsia="맑은 고딕"/>
                 <w:sz w:val="20"/>
               </w:rPr>
-              <w:t xml:space="preserve">`APPLIED_SEQ#`를 지표로 쓰면 9장에서 실시간 적용을 켠 순간부터 **상시 경보**가 뜬다. 대신 `apply lag`, MRP0의 `SEQUENCE#`, `V$STANDBY_LOG`의 `ACTIVE` 그룹을 쓴다.</w:t>
+              <w:t xml:space="preserve">를 지표로 쓰면 9장에서 실시간 적용을 켠 순간부터 </w:t>
+            </w:r>
+            <w:r>
+              <w:rPr>
+                <w:rFonts w:ascii="맑은 고딕" w:hAnsi="맑은 고딕" w:eastAsia="맑은 고딕"/>
+                <w:b/>
+                <w:sz w:val="20"/>
+              </w:rPr>
+              <w:t xml:space="preserve">상시 경보</w:t>
+            </w:r>
+            <w:r>
+              <w:rPr>
+                <w:rFonts w:ascii="맑은 고딕" w:hAnsi="맑은 고딕" w:eastAsia="맑은 고딕"/>
+                <w:sz w:val="20"/>
+              </w:rPr>
+              <w:t xml:space="preserve">가 뜬다. 대신 </w:t>
+            </w:r>
+            <w:r>
+              <w:rPr>
+                <w:rFonts w:ascii="Consolas" w:hAnsi="Consolas" w:eastAsia="맑은 고딕"/>
+                <w:sz w:val="20"/>
+              </w:rPr>
+              <w:t xml:space="preserve">apply lag</w:t>
+            </w:r>
+            <w:r>
+              <w:rPr>
+                <w:rFonts w:ascii="맑은 고딕" w:hAnsi="맑은 고딕" w:eastAsia="맑은 고딕"/>
+                <w:sz w:val="20"/>
+              </w:rPr>
+              <w:t xml:space="preserve">, MRP0의 </w:t>
+            </w:r>
+            <w:r>
+              <w:rPr>
+                <w:rFonts w:ascii="Consolas" w:hAnsi="Consolas" w:eastAsia="맑은 고딕"/>
+                <w:sz w:val="20"/>
+              </w:rPr>
+              <w:t xml:space="preserve">SEQUENCE#</w:t>
+            </w:r>
+            <w:r>
+              <w:rPr>
+                <w:rFonts w:ascii="맑은 고딕" w:hAnsi="맑은 고딕" w:eastAsia="맑은 고딕"/>
+                <w:sz w:val="20"/>
+              </w:rPr>
+              <w:t xml:space="preserve">, </w:t>
+            </w:r>
+            <w:r>
+              <w:rPr>
+                <w:rFonts w:ascii="Consolas" w:hAnsi="Consolas" w:eastAsia="맑은 고딕"/>
+                <w:sz w:val="20"/>
+              </w:rPr>
+              <w:t xml:space="preserve">V$STANDBY_LOG</w:t>
+            </w:r>
+            <w:r>
+              <w:rPr>
+                <w:rFonts w:ascii="맑은 고딕" w:hAnsi="맑은 고딕" w:eastAsia="맑은 고딕"/>
+                <w:sz w:val="20"/>
+              </w:rPr>
+              <w:t xml:space="preserve">의 </w:t>
+            </w:r>
+            <w:r>
+              <w:rPr>
+                <w:rFonts w:ascii="Consolas" w:hAnsi="Consolas" w:eastAsia="맑은 고딕"/>
+                <w:sz w:val="20"/>
+              </w:rPr>
+              <w:t xml:space="preserve">ACTIVE</w:t>
+            </w:r>
+            <w:r>
+              <w:rPr>
+                <w:rFonts w:ascii="맑은 고딕" w:hAnsi="맑은 고딕" w:eastAsia="맑은 고딕"/>
+                <w:sz w:val="20"/>
+              </w:rPr>
+              <w:t xml:space="preserve"> 그룹을 쓴다.</w:t>
             </w:r>
           </w:p>
         </w:tc>
@@ -4401,10 +7240,75 @@
     <w:p>
       <w:r>
         <w:rPr>
-          <w:rFonts w:ascii="맑은 고딕" w:hAnsi="맑은 고딕" w:eastAsia="맑은 고딕"/>
-          <w:sz w:val="21"/>
-        </w:rPr>
-        <w:t xml:space="preserve">`ORA-16037`은 사용자가 관리 복구를 취소했다는 뜻이다. 적용은 정상인데 왜 남아 있는가. **이 뷰는 재기동 전까지 과거 기록을 들고 있다.** 실습 준비 중 MRP를 껐다 켠 흔적이다. `ERROR_CODE`만으로 판정하면 안 되고 감시 SQL에는 **`AND timestamp &gt; sysdate - 1/24`** 같은 시간 조건을 넣는다. `V$ARCHIVE_GAP`도 마찬가지로, 비어 있는 것이 정상이지만 15.4.5처럼 통신이 끊기면 역시 비므로 목적지 상태와 함께 본다.</w:t>
+          <w:rFonts w:ascii="Consolas" w:hAnsi="Consolas" w:eastAsia="맑은 고딕"/>
+          <w:sz w:val="21"/>
+        </w:rPr>
+        <w:t xml:space="preserve">ORA-16037</w:t>
+      </w:r>
+      <w:r>
+        <w:rPr>
+          <w:rFonts w:ascii="맑은 고딕" w:hAnsi="맑은 고딕" w:eastAsia="맑은 고딕"/>
+          <w:sz w:val="21"/>
+        </w:rPr>
+        <w:t xml:space="preserve">은 사용자가 관리 복구를 취소했다는 뜻이다. 적용은 정상인데 왜 남아 있는가. </w:t>
+      </w:r>
+      <w:r>
+        <w:rPr>
+          <w:rFonts w:ascii="맑은 고딕" w:hAnsi="맑은 고딕" w:eastAsia="맑은 고딕"/>
+          <w:b/>
+          <w:sz w:val="21"/>
+        </w:rPr>
+        <w:t xml:space="preserve">이 뷰는 재기동 전까지 과거 기록을 들고 있다.</w:t>
+      </w:r>
+      <w:r>
+        <w:rPr>
+          <w:rFonts w:ascii="맑은 고딕" w:hAnsi="맑은 고딕" w:eastAsia="맑은 고딕"/>
+          <w:sz w:val="21"/>
+        </w:rPr>
+        <w:t xml:space="preserve"> 실습 준비 중 MRP를 껐다 켠 흔적이다. </w:t>
+      </w:r>
+      <w:r>
+        <w:rPr>
+          <w:rFonts w:ascii="Consolas" w:hAnsi="Consolas" w:eastAsia="맑은 고딕"/>
+          <w:sz w:val="21"/>
+        </w:rPr>
+        <w:t xml:space="preserve">ERROR_CODE</w:t>
+      </w:r>
+      <w:r>
+        <w:rPr>
+          <w:rFonts w:ascii="맑은 고딕" w:hAnsi="맑은 고딕" w:eastAsia="맑은 고딕"/>
+          <w:sz w:val="21"/>
+        </w:rPr>
+        <w:t xml:space="preserve">만으로 판정하면 안 되고 감시 SQL에는 </w:t>
+      </w:r>
+      <w:r>
+        <w:rPr>
+          <w:rFonts w:ascii="Consolas" w:hAnsi="Consolas" w:eastAsia="맑은 고딕"/>
+          <w:b/>
+          <w:sz w:val="21"/>
+        </w:rPr>
+        <w:t xml:space="preserve">AND timestamp &gt; sysdate - 1/24</w:t>
+      </w:r>
+      <w:r>
+        <w:rPr>
+          <w:rFonts w:ascii="맑은 고딕" w:hAnsi="맑은 고딕" w:eastAsia="맑은 고딕"/>
+          <w:sz w:val="21"/>
+        </w:rPr>
+        <w:t xml:space="preserve"> 같은 시간 조건을 넣는다. </w:t>
+      </w:r>
+      <w:r>
+        <w:rPr>
+          <w:rFonts w:ascii="Consolas" w:hAnsi="Consolas" w:eastAsia="맑은 고딕"/>
+          <w:sz w:val="21"/>
+        </w:rPr>
+        <w:t xml:space="preserve">V$ARCHIVE_GAP</w:t>
+      </w:r>
+      <w:r>
+        <w:rPr>
+          <w:rFonts w:ascii="맑은 고딕" w:hAnsi="맑은 고딕" w:eastAsia="맑은 고딕"/>
+          <w:sz w:val="21"/>
+        </w:rPr>
+        <w:t xml:space="preserve">도 마찬가지로, 비어 있는 것이 정상이지만 15.4.5처럼 통신이 끊기면 역시 비므로 목적지 상태와 함께 본다.</w:t>
       </w:r>
     </w:p>
     <w:p>
@@ -4506,10 +7410,10 @@
           <w:p>
             <w:r>
               <w:rPr>
-                <w:rFonts w:ascii="맑은 고딕" w:hAnsi="맑은 고딕" w:eastAsia="맑은 고딕"/>
-                <w:sz w:val="19"/>
-              </w:rPr>
-              <w:t xml:space="preserve">`SHOW CONFIGURATION`</w:t>
+                <w:rFonts w:ascii="Consolas" w:hAnsi="Consolas" w:eastAsia="맑은 고딕"/>
+                <w:sz w:val="19"/>
+              </w:rPr>
+              <w:t xml:space="preserve">SHOW CONFIGURATION</w:t>
             </w:r>
           </w:p>
         </w:tc>
@@ -4550,10 +7454,24 @@
           <w:p>
             <w:r>
               <w:rPr>
+                <w:rFonts w:ascii="Consolas" w:hAnsi="Consolas" w:eastAsia="맑은 고딕"/>
+                <w:sz w:val="19"/>
+              </w:rPr>
+              <w:t xml:space="preserve">V$ARCHIVE_DEST</w:t>
+            </w:r>
+            <w:r>
+              <w:rPr>
                 <w:rFonts w:ascii="맑은 고딕" w:hAnsi="맑은 고딕" w:eastAsia="맑은 고딕"/>
                 <w:sz w:val="19"/>
               </w:rPr>
-              <w:t xml:space="preserve">`V$ARCHIVE_DEST`의 `ERROR`</w:t>
+              <w:t xml:space="preserve">의 </w:t>
+            </w:r>
+            <w:r>
+              <w:rPr>
+                <w:rFonts w:ascii="Consolas" w:hAnsi="Consolas" w:eastAsia="맑은 고딕"/>
+                <w:sz w:val="19"/>
+              </w:rPr>
+              <w:t xml:space="preserve">ERROR</w:t>
             </w:r>
           </w:p>
         </w:tc>
@@ -4668,7 +7586,50 @@
           <w:rFonts w:ascii="맑은 고딕" w:hAnsi="맑은 고딕" w:eastAsia="맑은 고딕"/>
           <w:sz w:val="21"/>
         </w:rPr>
-        <w:t xml:space="preserve">15.4의 `ORA-12541`은 2층에서 끝났다. **4층은 "오류는 없는데 느리다" 같은 경우에 내려간다.** 그 도구가 `LOG_ARCHIVE_TRACE`이며 기본값 0이다.</w:t>
+        <w:t xml:space="preserve">15.4의 </w:t>
+      </w:r>
+      <w:r>
+        <w:rPr>
+          <w:rFonts w:ascii="Consolas" w:hAnsi="Consolas" w:eastAsia="맑은 고딕"/>
+          <w:sz w:val="21"/>
+        </w:rPr>
+        <w:t xml:space="preserve">ORA-12541</w:t>
+      </w:r>
+      <w:r>
+        <w:rPr>
+          <w:rFonts w:ascii="맑은 고딕" w:hAnsi="맑은 고딕" w:eastAsia="맑은 고딕"/>
+          <w:sz w:val="21"/>
+        </w:rPr>
+        <w:t xml:space="preserve">은 2층에서 끝났다. </w:t>
+      </w:r>
+      <w:r>
+        <w:rPr>
+          <w:rFonts w:ascii="맑은 고딕" w:hAnsi="맑은 고딕" w:eastAsia="맑은 고딕"/>
+          <w:b/>
+          <w:sz w:val="21"/>
+        </w:rPr>
+        <w:t xml:space="preserve">4층은 "오류는 없는데 느리다" 같은 경우에 내려간다.</w:t>
+      </w:r>
+      <w:r>
+        <w:rPr>
+          <w:rFonts w:ascii="맑은 고딕" w:hAnsi="맑은 고딕" w:eastAsia="맑은 고딕"/>
+          <w:sz w:val="21"/>
+        </w:rPr>
+        <w:t xml:space="preserve"> 그 도구가 </w:t>
+      </w:r>
+      <w:r>
+        <w:rPr>
+          <w:rFonts w:ascii="Consolas" w:hAnsi="Consolas" w:eastAsia="맑은 고딕"/>
+          <w:sz w:val="21"/>
+        </w:rPr>
+        <w:t xml:space="preserve">LOG_ARCHIVE_TRACE</w:t>
+      </w:r>
+      <w:r>
+        <w:rPr>
+          <w:rFonts w:ascii="맑은 고딕" w:hAnsi="맑은 고딕" w:eastAsia="맑은 고딕"/>
+          <w:sz w:val="21"/>
+        </w:rPr>
+        <w:t xml:space="preserve">이며 기본값 0이다.</w:t>
       </w:r>
     </w:p>
     <w:p>
@@ -4851,7 +7812,22 @@
           <w:rFonts w:ascii="맑은 고딕" w:hAnsi="맑은 고딕" w:eastAsia="맑은 고딕"/>
           <w:sz w:val="21"/>
         </w:rPr>
-        <w:t xml:space="preserve">값을 더해 조합한다. 이번에는 **12(= 4 + 8)**를 쓴다. 전부 켜면 트레이스 파일이 폭발한다.</w:t>
+        <w:t xml:space="preserve">값을 더해 조합한다. 이번에는 </w:t>
+      </w:r>
+      <w:r>
+        <w:rPr>
+          <w:rFonts w:ascii="맑은 고딕" w:hAnsi="맑은 고딕" w:eastAsia="맑은 고딕"/>
+          <w:b/>
+          <w:sz w:val="21"/>
+        </w:rPr>
+        <w:t xml:space="preserve">12(= 4 + 8)</w:t>
+      </w:r>
+      <w:r>
+        <w:rPr>
+          <w:rFonts w:ascii="맑은 고딕" w:hAnsi="맑은 고딕" w:eastAsia="맑은 고딕"/>
+          <w:sz w:val="21"/>
+        </w:rPr>
+        <w:t xml:space="preserve">를 쓴다. 전부 켜면 트레이스 파일이 폭발한다.</w:t>
       </w:r>
     </w:p>
     <w:tbl>
@@ -4918,7 +7894,58 @@
           <w:rFonts w:ascii="맑은 고딕" w:hAnsi="맑은 고딕" w:eastAsia="맑은 고딕"/>
           <w:sz w:val="21"/>
         </w:rPr>
-        <w:t xml:space="preserve">동적 파라미터라 재기동이 필요 없지만 **`SCOPE=BOTH`가 자동으로 붙는다.** 켜 둔 채 잊으면 다음 기동에도 유지되고 디스크가 찬다. 14장에서 `VALIDATE ... SPFILE`이 양쪽의 `log_archive_trace` 차이를 잡은 것이 이 흔적이다.</w:t>
+        <w:t xml:space="preserve">동적 파라미터라 재기동이 필요 없지만 </w:t>
+      </w:r>
+      <w:r>
+        <w:rPr>
+          <w:rFonts w:ascii="Consolas" w:hAnsi="Consolas" w:eastAsia="맑은 고딕"/>
+          <w:b/>
+          <w:sz w:val="21"/>
+        </w:rPr>
+        <w:t xml:space="preserve">SCOPE=BOTH</w:t>
+      </w:r>
+      <w:r>
+        <w:rPr>
+          <w:rFonts w:ascii="맑은 고딕" w:hAnsi="맑은 고딕" w:eastAsia="맑은 고딕"/>
+          <w:b/>
+          <w:sz w:val="21"/>
+        </w:rPr>
+        <w:t xml:space="preserve">가 자동으로 붙는다.</w:t>
+      </w:r>
+      <w:r>
+        <w:rPr>
+          <w:rFonts w:ascii="맑은 고딕" w:hAnsi="맑은 고딕" w:eastAsia="맑은 고딕"/>
+          <w:sz w:val="21"/>
+        </w:rPr>
+        <w:t xml:space="preserve"> 켜 둔 채 잊으면 다음 기동에도 유지되고 디스크가 찬다. 14장에서 </w:t>
+      </w:r>
+      <w:r>
+        <w:rPr>
+          <w:rFonts w:ascii="Consolas" w:hAnsi="Consolas" w:eastAsia="맑은 고딕"/>
+          <w:sz w:val="21"/>
+        </w:rPr>
+        <w:t xml:space="preserve">VALIDATE ... SPFILE</w:t>
+      </w:r>
+      <w:r>
+        <w:rPr>
+          <w:rFonts w:ascii="맑은 고딕" w:hAnsi="맑은 고딕" w:eastAsia="맑은 고딕"/>
+          <w:sz w:val="21"/>
+        </w:rPr>
+        <w:t xml:space="preserve">이 양쪽의 </w:t>
+      </w:r>
+      <w:r>
+        <w:rPr>
+          <w:rFonts w:ascii="Consolas" w:hAnsi="Consolas" w:eastAsia="맑은 고딕"/>
+          <w:sz w:val="21"/>
+        </w:rPr>
+        <w:t xml:space="preserve">log_archive_trace</w:t>
+      </w:r>
+      <w:r>
+        <w:rPr>
+          <w:rFonts w:ascii="맑은 고딕" w:hAnsi="맑은 고딕" w:eastAsia="맑은 고딕"/>
+          <w:sz w:val="21"/>
+        </w:rPr>
+        <w:t xml:space="preserve"> 차이를 잡은 것이 이 흔적이다.</w:t>
       </w:r>
     </w:p>
     <w:p>
@@ -5019,7 +8046,81 @@
           <w:rFonts w:ascii="맑은 고딕" w:hAnsi="맑은 고딕" w:eastAsia="맑은 고딕"/>
           <w:sz w:val="21"/>
         </w:rPr>
-        <w:t xml:space="preserve">전환 → 로컬 아카이브 → 원격 SRL 선택의 흐름이 보인다. **`LAD`는 Log Archive Destination**이며 `LAD:1`이 로컬, `LAD:2`가 boston이다. **`Checkpoint not complete`가 자주 나오면 온라인 리두가 작거나 수가 부족한 것이다**(3장).</w:t>
+        <w:t xml:space="preserve">전환 → 로컬 아카이브 → 원격 SRL 선택의 흐름이 보인다. </w:t>
+      </w:r>
+      <w:r>
+        <w:rPr>
+          <w:rFonts w:ascii="Consolas" w:hAnsi="Consolas" w:eastAsia="맑은 고딕"/>
+          <w:b/>
+          <w:sz w:val="21"/>
+        </w:rPr>
+        <w:t xml:space="preserve">LAD</w:t>
+      </w:r>
+      <w:r>
+        <w:rPr>
+          <w:rFonts w:ascii="맑은 고딕" w:hAnsi="맑은 고딕" w:eastAsia="맑은 고딕"/>
+          <w:b/>
+          <w:sz w:val="21"/>
+        </w:rPr>
+        <w:t xml:space="preserve">는 Log Archive Destination</w:t>
+      </w:r>
+      <w:r>
+        <w:rPr>
+          <w:rFonts w:ascii="맑은 고딕" w:hAnsi="맑은 고딕" w:eastAsia="맑은 고딕"/>
+          <w:sz w:val="21"/>
+        </w:rPr>
+        <w:t xml:space="preserve">이며 </w:t>
+      </w:r>
+      <w:r>
+        <w:rPr>
+          <w:rFonts w:ascii="Consolas" w:hAnsi="Consolas" w:eastAsia="맑은 고딕"/>
+          <w:sz w:val="21"/>
+        </w:rPr>
+        <w:t xml:space="preserve">LAD:1</w:t>
+      </w:r>
+      <w:r>
+        <w:rPr>
+          <w:rFonts w:ascii="맑은 고딕" w:hAnsi="맑은 고딕" w:eastAsia="맑은 고딕"/>
+          <w:sz w:val="21"/>
+        </w:rPr>
+        <w:t xml:space="preserve">이 로컬, </w:t>
+      </w:r>
+      <w:r>
+        <w:rPr>
+          <w:rFonts w:ascii="Consolas" w:hAnsi="Consolas" w:eastAsia="맑은 고딕"/>
+          <w:sz w:val="21"/>
+        </w:rPr>
+        <w:t xml:space="preserve">LAD:2</w:t>
+      </w:r>
+      <w:r>
+        <w:rPr>
+          <w:rFonts w:ascii="맑은 고딕" w:hAnsi="맑은 고딕" w:eastAsia="맑은 고딕"/>
+          <w:sz w:val="21"/>
+        </w:rPr>
+        <w:t xml:space="preserve">가 boston이다. </w:t>
+      </w:r>
+      <w:r>
+        <w:rPr>
+          <w:rFonts w:ascii="Consolas" w:hAnsi="Consolas" w:eastAsia="맑은 고딕"/>
+          <w:b/>
+          <w:sz w:val="21"/>
+        </w:rPr>
+        <w:t xml:space="preserve">Checkpoint not complete</w:t>
+      </w:r>
+      <w:r>
+        <w:rPr>
+          <w:rFonts w:ascii="맑은 고딕" w:hAnsi="맑은 고딕" w:eastAsia="맑은 고딕"/>
+          <w:b/>
+          <w:sz w:val="21"/>
+        </w:rPr>
+        <w:t xml:space="preserve">가 자주 나오면 온라인 리두가 작거나 수가 부족한 것이다</w:t>
+      </w:r>
+      <w:r>
+        <w:rPr>
+          <w:rFonts w:ascii="맑은 고딕" w:hAnsi="맑은 고딕" w:eastAsia="맑은 고딕"/>
+          <w:sz w:val="21"/>
+        </w:rPr>
+        <w:t xml:space="preserve">(3장).</w:t>
       </w:r>
     </w:p>
     <w:p>
@@ -5094,7 +8195,66 @@
           <w:rFonts w:ascii="맑은 고딕" w:hAnsi="맑은 고딕" w:eastAsia="맑은 고딕"/>
           <w:sz w:val="21"/>
         </w:rPr>
-        <w:t xml:space="preserve">이름은 **`&lt;SID&gt;_&lt;프로세스&gt;_&lt;PID&gt;.trc`**, 위치는 ADR의 trace 디렉터리다. `chicago_arc1_2482.trc`는 15.4.4의 알림 로그에 나온 이름이다. **알림 로그가 트레이스 파일 이름을 알려 준다**는 것이 두 로그를 잇는 고리다. ARCn은 아카이브 전송과 FAL, **TTnn·NSAn은 실시간 리두 전송**, NSSn은 동기 전송을 맡는다. 우리 환경은 실시간 전송이라 tt04 파일이 664KB로 가장 크고 평소 볼 것도 이 파일이다.</w:t>
+        <w:t xml:space="preserve">이름은 </w:t>
+      </w:r>
+      <w:r>
+        <w:rPr>
+          <w:rFonts w:ascii="Consolas" w:hAnsi="Consolas" w:eastAsia="맑은 고딕"/>
+          <w:b/>
+          <w:sz w:val="21"/>
+        </w:rPr>
+        <w:t xml:space="preserve">&lt;SID&gt;_&lt;프로세스&gt;_&lt;PID&gt;.trc</w:t>
+      </w:r>
+      <w:r>
+        <w:rPr>
+          <w:rFonts w:ascii="맑은 고딕" w:hAnsi="맑은 고딕" w:eastAsia="맑은 고딕"/>
+          <w:sz w:val="21"/>
+        </w:rPr>
+        <w:t xml:space="preserve">, 위치는 ADR의 trace 디렉터리다. </w:t>
+      </w:r>
+      <w:r>
+        <w:rPr>
+          <w:rFonts w:ascii="Consolas" w:hAnsi="Consolas" w:eastAsia="맑은 고딕"/>
+          <w:sz w:val="21"/>
+        </w:rPr>
+        <w:t xml:space="preserve">chicago_arc1_2482.trc</w:t>
+      </w:r>
+      <w:r>
+        <w:rPr>
+          <w:rFonts w:ascii="맑은 고딕" w:hAnsi="맑은 고딕" w:eastAsia="맑은 고딕"/>
+          <w:sz w:val="21"/>
+        </w:rPr>
+        <w:t xml:space="preserve">는 15.4.4의 알림 로그에 나온 이름이다. </w:t>
+      </w:r>
+      <w:r>
+        <w:rPr>
+          <w:rFonts w:ascii="맑은 고딕" w:hAnsi="맑은 고딕" w:eastAsia="맑은 고딕"/>
+          <w:b/>
+          <w:sz w:val="21"/>
+        </w:rPr>
+        <w:t xml:space="preserve">알림 로그가 트레이스 파일 이름을 알려 준다</w:t>
+      </w:r>
+      <w:r>
+        <w:rPr>
+          <w:rFonts w:ascii="맑은 고딕" w:hAnsi="맑은 고딕" w:eastAsia="맑은 고딕"/>
+          <w:sz w:val="21"/>
+        </w:rPr>
+        <w:t xml:space="preserve">는 것이 두 로그를 잇는 고리다. ARCn은 아카이브 전송과 FAL, </w:t>
+      </w:r>
+      <w:r>
+        <w:rPr>
+          <w:rFonts w:ascii="맑은 고딕" w:hAnsi="맑은 고딕" w:eastAsia="맑은 고딕"/>
+          <w:b/>
+          <w:sz w:val="21"/>
+        </w:rPr>
+        <w:t xml:space="preserve">TTnn·NSAn은 실시간 리두 전송</w:t>
+      </w:r>
+      <w:r>
+        <w:rPr>
+          <w:rFonts w:ascii="맑은 고딕" w:hAnsi="맑은 고딕" w:eastAsia="맑은 고딕"/>
+          <w:sz w:val="21"/>
+        </w:rPr>
+        <w:t xml:space="preserve">, NSSn은 동기 전송을 맡는다. 우리 환경은 실시간 전송이라 tt04 파일이 664KB로 가장 크고 평소 볼 것도 이 파일이다.</w:t>
       </w:r>
     </w:p>
     <w:p>
@@ -5179,19 +8339,162 @@
     <w:p>
       <w:r>
         <w:rPr>
-          <w:rFonts w:ascii="맑은 고딕" w:hAnsi="맑은 고딕" w:eastAsia="맑은 고딕"/>
-          <w:sz w:val="21"/>
-        </w:rPr>
-        <w:t xml:space="preserve">`krsu.c:10213` 같은 내부 소스 위치는 해석할 것이 아니다. 그래도 **`LGWR NS Write latch`는 전송이 일어나고 있다는 것, `Sleeping`·`No work found`·`periodic wakeup`은 한가하다는 것**을 읽을 수 있다. 정상일 때의 모습을 알아 두면 문제가 있을 때 같은 자리에 나타나는 오류나 재시도가 눈에 띈다.</w:t>
+          <w:rFonts w:ascii="Consolas" w:hAnsi="Consolas" w:eastAsia="맑은 고딕"/>
+          <w:sz w:val="21"/>
+        </w:rPr>
+        <w:t xml:space="preserve">krsu.c:10213</w:t>
+      </w:r>
+      <w:r>
+        <w:rPr>
+          <w:rFonts w:ascii="맑은 고딕" w:hAnsi="맑은 고딕" w:eastAsia="맑은 고딕"/>
+          <w:sz w:val="21"/>
+        </w:rPr>
+        <w:t xml:space="preserve"> 같은 내부 소스 위치는 해석할 것이 아니다. 그래도 </w:t>
+      </w:r>
+      <w:r>
+        <w:rPr>
+          <w:rFonts w:ascii="Consolas" w:hAnsi="Consolas" w:eastAsia="맑은 고딕"/>
+          <w:b/>
+          <w:sz w:val="21"/>
+        </w:rPr>
+        <w:t xml:space="preserve">LGWR NS Write latch</w:t>
+      </w:r>
+      <w:r>
+        <w:rPr>
+          <w:rFonts w:ascii="맑은 고딕" w:hAnsi="맑은 고딕" w:eastAsia="맑은 고딕"/>
+          <w:b/>
+          <w:sz w:val="21"/>
+        </w:rPr>
+        <w:t xml:space="preserve">는 전송이 일어나고 있다는 것, </w:t>
+      </w:r>
+      <w:r>
+        <w:rPr>
+          <w:rFonts w:ascii="Consolas" w:hAnsi="Consolas" w:eastAsia="맑은 고딕"/>
+          <w:b/>
+          <w:sz w:val="21"/>
+        </w:rPr>
+        <w:t xml:space="preserve">Sleeping</w:t>
+      </w:r>
+      <w:r>
+        <w:rPr>
+          <w:rFonts w:ascii="맑은 고딕" w:hAnsi="맑은 고딕" w:eastAsia="맑은 고딕"/>
+          <w:b/>
+          <w:sz w:val="21"/>
+        </w:rPr>
+        <w:t xml:space="preserve">·</w:t>
+      </w:r>
+      <w:r>
+        <w:rPr>
+          <w:rFonts w:ascii="Consolas" w:hAnsi="Consolas" w:eastAsia="맑은 고딕"/>
+          <w:b/>
+          <w:sz w:val="21"/>
+        </w:rPr>
+        <w:t xml:space="preserve">No work found</w:t>
+      </w:r>
+      <w:r>
+        <w:rPr>
+          <w:rFonts w:ascii="맑은 고딕" w:hAnsi="맑은 고딕" w:eastAsia="맑은 고딕"/>
+          <w:b/>
+          <w:sz w:val="21"/>
+        </w:rPr>
+        <w:t xml:space="preserve">·</w:t>
+      </w:r>
+      <w:r>
+        <w:rPr>
+          <w:rFonts w:ascii="Consolas" w:hAnsi="Consolas" w:eastAsia="맑은 고딕"/>
+          <w:b/>
+          <w:sz w:val="21"/>
+        </w:rPr>
+        <w:t xml:space="preserve">periodic wakeup</w:t>
+      </w:r>
+      <w:r>
+        <w:rPr>
+          <w:rFonts w:ascii="맑은 고딕" w:hAnsi="맑은 고딕" w:eastAsia="맑은 고딕"/>
+          <w:b/>
+          <w:sz w:val="21"/>
+        </w:rPr>
+        <w:t xml:space="preserve">은 한가하다는 것</w:t>
+      </w:r>
+      <w:r>
+        <w:rPr>
+          <w:rFonts w:ascii="맑은 고딕" w:hAnsi="맑은 고딕" w:eastAsia="맑은 고딕"/>
+          <w:sz w:val="21"/>
+        </w:rPr>
+        <w:t xml:space="preserve">을 읽을 수 있다. 정상일 때의 모습을 알아 두면 문제가 있을 때 같은 자리에 나타나는 오류나 재시도가 눈에 띈다.</w:t>
       </w:r>
     </w:p>
     <w:p>
       <w:r>
         <w:rPr>
-          <w:rFonts w:ascii="맑은 고딕" w:hAnsi="맑은 고딕" w:eastAsia="맑은 고딕"/>
-          <w:sz w:val="21"/>
-        </w:rPr>
-        <w:t xml:space="preserve">`log_archive_trace=-1`과 `='high'`는 모두 **`ORA-02017: integer value required`**다. 음수가 "정수가 아니다"라는 것은 어색한데 부호 없는 정수를 받기 때문이다. **메시지를 그대로 믿기보다 문서의 유효 범위를 확인한다.** 끌 때는 0을 주고 `V$PARAMETER`로 0인지 확인하는 것까지가 끄는 절차다.</w:t>
+          <w:rFonts w:ascii="Consolas" w:hAnsi="Consolas" w:eastAsia="맑은 고딕"/>
+          <w:sz w:val="21"/>
+        </w:rPr>
+        <w:t xml:space="preserve">log_archive_trace=-1</w:t>
+      </w:r>
+      <w:r>
+        <w:rPr>
+          <w:rFonts w:ascii="맑은 고딕" w:hAnsi="맑은 고딕" w:eastAsia="맑은 고딕"/>
+          <w:sz w:val="21"/>
+        </w:rPr>
+        <w:t xml:space="preserve">과 </w:t>
+      </w:r>
+      <w:r>
+        <w:rPr>
+          <w:rFonts w:ascii="Consolas" w:hAnsi="Consolas" w:eastAsia="맑은 고딕"/>
+          <w:sz w:val="21"/>
+        </w:rPr>
+        <w:t xml:space="preserve">='high'</w:t>
+      </w:r>
+      <w:r>
+        <w:rPr>
+          <w:rFonts w:ascii="맑은 고딕" w:hAnsi="맑은 고딕" w:eastAsia="맑은 고딕"/>
+          <w:sz w:val="21"/>
+        </w:rPr>
+        <w:t xml:space="preserve">는 모두 </w:t>
+      </w:r>
+      <w:r>
+        <w:rPr>
+          <w:rFonts w:ascii="Consolas" w:hAnsi="Consolas" w:eastAsia="맑은 고딕"/>
+          <w:b/>
+          <w:sz w:val="21"/>
+        </w:rPr>
+        <w:t xml:space="preserve">ORA-02017: integer value required</w:t>
+      </w:r>
+      <w:r>
+        <w:rPr>
+          <w:rFonts w:ascii="맑은 고딕" w:hAnsi="맑은 고딕" w:eastAsia="맑은 고딕"/>
+          <w:sz w:val="21"/>
+        </w:rPr>
+        <w:t xml:space="preserve">다. 음수가 "정수가 아니다"라는 것은 어색한데 부호 없는 정수를 받기 때문이다. </w:t>
+      </w:r>
+      <w:r>
+        <w:rPr>
+          <w:rFonts w:ascii="맑은 고딕" w:hAnsi="맑은 고딕" w:eastAsia="맑은 고딕"/>
+          <w:b/>
+          <w:sz w:val="21"/>
+        </w:rPr>
+        <w:t xml:space="preserve">메시지를 그대로 믿기보다 문서의 유효 범위를 확인한다.</w:t>
+      </w:r>
+      <w:r>
+        <w:rPr>
+          <w:rFonts w:ascii="맑은 고딕" w:hAnsi="맑은 고딕" w:eastAsia="맑은 고딕"/>
+          <w:sz w:val="21"/>
+        </w:rPr>
+        <w:t xml:space="preserve"> 끌 때는 0을 주고 </w:t>
+      </w:r>
+      <w:r>
+        <w:rPr>
+          <w:rFonts w:ascii="Consolas" w:hAnsi="Consolas" w:eastAsia="맑은 고딕"/>
+          <w:sz w:val="21"/>
+        </w:rPr>
+        <w:t xml:space="preserve">V$PARAMETER</w:t>
+      </w:r>
+      <w:r>
+        <w:rPr>
+          <w:rFonts w:ascii="맑은 고딕" w:hAnsi="맑은 고딕" w:eastAsia="맑은 고딕"/>
+          <w:sz w:val="21"/>
+        </w:rPr>
+        <w:t xml:space="preserve">로 0인지 확인하는 것까지가 끄는 절차다.</w:t>
       </w:r>
     </w:p>
     <w:tbl>
@@ -5226,9 +8529,47 @@
             <w:r>
               <w:rPr>
                 <w:rFonts w:ascii="맑은 고딕" w:hAnsi="맑은 고딕" w:eastAsia="맑은 고딕"/>
+                <w:b/>
                 <w:sz w:val="20"/>
               </w:rPr>
-              <w:t xml:space="preserve">**①** 필요한 수준만 켠다. 12만으로도 664KB였다. **②** "30분간"처럼 시간을 정한다. **③** 켜기 전에 ADR 파일 시스템의 공간을 확인한다.</w:t>
+              <w:t xml:space="preserve">①</w:t>
+            </w:r>
+            <w:r>
+              <w:rPr>
+                <w:rFonts w:ascii="맑은 고딕" w:hAnsi="맑은 고딕" w:eastAsia="맑은 고딕"/>
+                <w:sz w:val="20"/>
+              </w:rPr>
+              <w:t xml:space="preserve"> 필요한 수준만 켠다. 12만으로도 664KB였다. </w:t>
+            </w:r>
+            <w:r>
+              <w:rPr>
+                <w:rFonts w:ascii="맑은 고딕" w:hAnsi="맑은 고딕" w:eastAsia="맑은 고딕"/>
+                <w:b/>
+                <w:sz w:val="20"/>
+              </w:rPr>
+              <w:t xml:space="preserve">②</w:t>
+            </w:r>
+            <w:r>
+              <w:rPr>
+                <w:rFonts w:ascii="맑은 고딕" w:hAnsi="맑은 고딕" w:eastAsia="맑은 고딕"/>
+                <w:sz w:val="20"/>
+              </w:rPr>
+              <w:t xml:space="preserve"> "30분간"처럼 시간을 정한다. </w:t>
+            </w:r>
+            <w:r>
+              <w:rPr>
+                <w:rFonts w:ascii="맑은 고딕" w:hAnsi="맑은 고딕" w:eastAsia="맑은 고딕"/>
+                <w:b/>
+                <w:sz w:val="20"/>
+              </w:rPr>
+              <w:t xml:space="preserve">③</w:t>
+            </w:r>
+            <w:r>
+              <w:rPr>
+                <w:rFonts w:ascii="맑은 고딕" w:hAnsi="맑은 고딕" w:eastAsia="맑은 고딕"/>
+                <w:sz w:val="20"/>
+              </w:rPr>
+              <w:t xml:space="preserve"> 켜기 전에 ADR 파일 시스템의 공간을 확인한다.</w:t>
             </w:r>
           </w:p>
           <w:p>
@@ -5238,9 +8579,74 @@
             <w:r>
               <w:rPr>
                 <w:rFonts w:ascii="맑은 고딕" w:hAnsi="맑은 고딕" w:eastAsia="맑은 고딕"/>
+                <w:b/>
                 <w:sz w:val="20"/>
               </w:rPr>
-              <w:t xml:space="preserve">**④** 끈 뒤 `V$PARAMETER`로 0을 확인한다. **⑤** 오래된 트레이스는 `adrci`의 `purge`로 정리한다.</w:t>
+              <w:t xml:space="preserve">④</w:t>
+            </w:r>
+            <w:r>
+              <w:rPr>
+                <w:rFonts w:ascii="맑은 고딕" w:hAnsi="맑은 고딕" w:eastAsia="맑은 고딕"/>
+                <w:sz w:val="20"/>
+              </w:rPr>
+              <w:t xml:space="preserve"> 끈 뒤 </w:t>
+            </w:r>
+            <w:r>
+              <w:rPr>
+                <w:rFonts w:ascii="Consolas" w:hAnsi="Consolas" w:eastAsia="맑은 고딕"/>
+                <w:sz w:val="20"/>
+              </w:rPr>
+              <w:t xml:space="preserve">V$PARAMETER</w:t>
+            </w:r>
+            <w:r>
+              <w:rPr>
+                <w:rFonts w:ascii="맑은 고딕" w:hAnsi="맑은 고딕" w:eastAsia="맑은 고딕"/>
+                <w:sz w:val="20"/>
+              </w:rPr>
+              <w:t xml:space="preserve">로 0을 확인한다. </w:t>
+            </w:r>
+            <w:r>
+              <w:rPr>
+                <w:rFonts w:ascii="맑은 고딕" w:hAnsi="맑은 고딕" w:eastAsia="맑은 고딕"/>
+                <w:b/>
+                <w:sz w:val="20"/>
+              </w:rPr>
+              <w:t xml:space="preserve">⑤</w:t>
+            </w:r>
+            <w:r>
+              <w:rPr>
+                <w:rFonts w:ascii="맑은 고딕" w:hAnsi="맑은 고딕" w:eastAsia="맑은 고딕"/>
+                <w:sz w:val="20"/>
+              </w:rPr>
+              <w:t xml:space="preserve"> 오래된 트레이스는 </w:t>
+            </w:r>
+            <w:r>
+              <w:rPr>
+                <w:rFonts w:ascii="Consolas" w:hAnsi="Consolas" w:eastAsia="맑은 고딕"/>
+                <w:sz w:val="20"/>
+              </w:rPr>
+              <w:t xml:space="preserve">adrci</w:t>
+            </w:r>
+            <w:r>
+              <w:rPr>
+                <w:rFonts w:ascii="맑은 고딕" w:hAnsi="맑은 고딕" w:eastAsia="맑은 고딕"/>
+                <w:sz w:val="20"/>
+              </w:rPr>
+              <w:t xml:space="preserve">의 </w:t>
+            </w:r>
+            <w:r>
+              <w:rPr>
+                <w:rFonts w:ascii="Consolas" w:hAnsi="Consolas" w:eastAsia="맑은 고딕"/>
+                <w:sz w:val="20"/>
+              </w:rPr>
+              <w:t xml:space="preserve">purge</w:t>
+            </w:r>
+            <w:r>
+              <w:rPr>
+                <w:rFonts w:ascii="맑은 고딕" w:hAnsi="맑은 고딕" w:eastAsia="맑은 고딕"/>
+                <w:sz w:val="20"/>
+              </w:rPr>
+              <w:t xml:space="preserve">로 정리한다.</w:t>
             </w:r>
           </w:p>
           <w:p>
@@ -5279,9 +8685,116 @@
       <w:r>
         <w:rPr>
           <w:rFonts w:ascii="맑은 고딕" w:hAnsi="맑은 고딕" w:eastAsia="맑은 고딕"/>
-          <w:sz w:val="21"/>
-        </w:rPr>
-        <w:t xml:space="preserve">**① 역할에 따라 다른 것을 본다.** `V$DATAGUARD_STATS`는 Primary에서 no rows이고 MRP0은 Standby에만 있다. **② `count(*)`로 판정 가능한 숫자를 만든다.** **③ 정상값을 미리 정한다.** **④ `V$DATAGUARD_STATUS`에는 시간 조건을 넣는다.** **⑤ 자주 돌리므로 가볍게 만든다.**</w:t>
+          <w:b/>
+          <w:sz w:val="21"/>
+        </w:rPr>
+        <w:t xml:space="preserve">① 역할에 따라 다른 것을 본다.</w:t>
+      </w:r>
+      <w:r>
+        <w:rPr>
+          <w:rFonts w:ascii="맑은 고딕" w:hAnsi="맑은 고딕" w:eastAsia="맑은 고딕"/>
+          <w:sz w:val="21"/>
+        </w:rPr>
+        <w:t xml:space="preserve"> </w:t>
+      </w:r>
+      <w:r>
+        <w:rPr>
+          <w:rFonts w:ascii="Consolas" w:hAnsi="Consolas" w:eastAsia="맑은 고딕"/>
+          <w:sz w:val="21"/>
+        </w:rPr>
+        <w:t xml:space="preserve">V$DATAGUARD_STATS</w:t>
+      </w:r>
+      <w:r>
+        <w:rPr>
+          <w:rFonts w:ascii="맑은 고딕" w:hAnsi="맑은 고딕" w:eastAsia="맑은 고딕"/>
+          <w:sz w:val="21"/>
+        </w:rPr>
+        <w:t xml:space="preserve">는 Primary에서 no rows이고 MRP0은 Standby에만 있다. </w:t>
+      </w:r>
+      <w:r>
+        <w:rPr>
+          <w:rFonts w:ascii="맑은 고딕" w:hAnsi="맑은 고딕" w:eastAsia="맑은 고딕"/>
+          <w:b/>
+          <w:sz w:val="21"/>
+        </w:rPr>
+        <w:t xml:space="preserve">② </w:t>
+      </w:r>
+      <w:r>
+        <w:rPr>
+          <w:rFonts w:ascii="Consolas" w:hAnsi="Consolas" w:eastAsia="맑은 고딕"/>
+          <w:b/>
+          <w:sz w:val="21"/>
+        </w:rPr>
+        <w:t xml:space="preserve">count(*)</w:t>
+      </w:r>
+      <w:r>
+        <w:rPr>
+          <w:rFonts w:ascii="맑은 고딕" w:hAnsi="맑은 고딕" w:eastAsia="맑은 고딕"/>
+          <w:b/>
+          <w:sz w:val="21"/>
+        </w:rPr>
+        <w:t xml:space="preserve">로 판정 가능한 숫자를 만든다.</w:t>
+      </w:r>
+      <w:r>
+        <w:rPr>
+          <w:rFonts w:ascii="맑은 고딕" w:hAnsi="맑은 고딕" w:eastAsia="맑은 고딕"/>
+          <w:sz w:val="21"/>
+        </w:rPr>
+        <w:t xml:space="preserve"> </w:t>
+      </w:r>
+      <w:r>
+        <w:rPr>
+          <w:rFonts w:ascii="맑은 고딕" w:hAnsi="맑은 고딕" w:eastAsia="맑은 고딕"/>
+          <w:b/>
+          <w:sz w:val="21"/>
+        </w:rPr>
+        <w:t xml:space="preserve">③ 정상값을 미리 정한다.</w:t>
+      </w:r>
+      <w:r>
+        <w:rPr>
+          <w:rFonts w:ascii="맑은 고딕" w:hAnsi="맑은 고딕" w:eastAsia="맑은 고딕"/>
+          <w:sz w:val="21"/>
+        </w:rPr>
+        <w:t xml:space="preserve"> </w:t>
+      </w:r>
+      <w:r>
+        <w:rPr>
+          <w:rFonts w:ascii="맑은 고딕" w:hAnsi="맑은 고딕" w:eastAsia="맑은 고딕"/>
+          <w:b/>
+          <w:sz w:val="21"/>
+        </w:rPr>
+        <w:t xml:space="preserve">④ </w:t>
+      </w:r>
+      <w:r>
+        <w:rPr>
+          <w:rFonts w:ascii="Consolas" w:hAnsi="Consolas" w:eastAsia="맑은 고딕"/>
+          <w:b/>
+          <w:sz w:val="21"/>
+        </w:rPr>
+        <w:t xml:space="preserve">V$DATAGUARD_STATUS</w:t>
+      </w:r>
+      <w:r>
+        <w:rPr>
+          <w:rFonts w:ascii="맑은 고딕" w:hAnsi="맑은 고딕" w:eastAsia="맑은 고딕"/>
+          <w:b/>
+          <w:sz w:val="21"/>
+        </w:rPr>
+        <w:t xml:space="preserve">에는 시간 조건을 넣는다.</w:t>
+      </w:r>
+      <w:r>
+        <w:rPr>
+          <w:rFonts w:ascii="맑은 고딕" w:hAnsi="맑은 고딕" w:eastAsia="맑은 고딕"/>
+          <w:sz w:val="21"/>
+        </w:rPr>
+        <w:t xml:space="preserve"> </w:t>
+      </w:r>
+      <w:r>
+        <w:rPr>
+          <w:rFonts w:ascii="맑은 고딕" w:hAnsi="맑은 고딕" w:eastAsia="맑은 고딕"/>
+          <w:b/>
+          <w:sz w:val="21"/>
+        </w:rPr>
+        <w:t xml:space="preserve">⑤ 자주 돌리므로 가볍게 만든다.</w:t>
       </w:r>
     </w:p>
     <w:p>
@@ -5603,7 +9116,110 @@
           <w:rFonts w:ascii="맑은 고딕" w:hAnsi="맑은 고딕" w:eastAsia="맑은 고딕"/>
           <w:sz w:val="21"/>
         </w:rPr>
-        <w:t xml:space="preserve">MRP0의 83이 Primary `CUR_SEQ` 83과 같아 정상이다. Primary의 `DG_ERR`가 3인 것은 15.4의 `ORA-12541` 세 건이며 한 시간 뒤 자동으로 0이 된다. **이 값 하나가 "지금 봐야 할 일이 있는가"에 숫자로 답한다.** 그런데 **boston의 `DG_ERR`는 0이다.** 오류는 Primary에만 기록됐다. **보내는 쪽이 실패를 알고 받는 쪽은 모른다.** 양쪽을 다 봐야 하는 이유다.</w:t>
+        <w:t xml:space="preserve">MRP0의 83이 Primary </w:t>
+      </w:r>
+      <w:r>
+        <w:rPr>
+          <w:rFonts w:ascii="Consolas" w:hAnsi="Consolas" w:eastAsia="맑은 고딕"/>
+          <w:sz w:val="21"/>
+        </w:rPr>
+        <w:t xml:space="preserve">CUR_SEQ</w:t>
+      </w:r>
+      <w:r>
+        <w:rPr>
+          <w:rFonts w:ascii="맑은 고딕" w:hAnsi="맑은 고딕" w:eastAsia="맑은 고딕"/>
+          <w:sz w:val="21"/>
+        </w:rPr>
+        <w:t xml:space="preserve"> 83과 같아 정상이다. Primary의 </w:t>
+      </w:r>
+      <w:r>
+        <w:rPr>
+          <w:rFonts w:ascii="Consolas" w:hAnsi="Consolas" w:eastAsia="맑은 고딕"/>
+          <w:sz w:val="21"/>
+        </w:rPr>
+        <w:t xml:space="preserve">DG_ERR</w:t>
+      </w:r>
+      <w:r>
+        <w:rPr>
+          <w:rFonts w:ascii="맑은 고딕" w:hAnsi="맑은 고딕" w:eastAsia="맑은 고딕"/>
+          <w:sz w:val="21"/>
+        </w:rPr>
+        <w:t xml:space="preserve">가 3인 것은 15.4의 </w:t>
+      </w:r>
+      <w:r>
+        <w:rPr>
+          <w:rFonts w:ascii="Consolas" w:hAnsi="Consolas" w:eastAsia="맑은 고딕"/>
+          <w:sz w:val="21"/>
+        </w:rPr>
+        <w:t xml:space="preserve">ORA-12541</w:t>
+      </w:r>
+      <w:r>
+        <w:rPr>
+          <w:rFonts w:ascii="맑은 고딕" w:hAnsi="맑은 고딕" w:eastAsia="맑은 고딕"/>
+          <w:sz w:val="21"/>
+        </w:rPr>
+        <w:t xml:space="preserve"> 세 건이며 한 시간 뒤 자동으로 0이 된다. </w:t>
+      </w:r>
+      <w:r>
+        <w:rPr>
+          <w:rFonts w:ascii="맑은 고딕" w:hAnsi="맑은 고딕" w:eastAsia="맑은 고딕"/>
+          <w:b/>
+          <w:sz w:val="21"/>
+        </w:rPr>
+        <w:t xml:space="preserve">이 값 하나가 "지금 봐야 할 일이 있는가"에 숫자로 답한다.</w:t>
+      </w:r>
+      <w:r>
+        <w:rPr>
+          <w:rFonts w:ascii="맑은 고딕" w:hAnsi="맑은 고딕" w:eastAsia="맑은 고딕"/>
+          <w:sz w:val="21"/>
+        </w:rPr>
+        <w:t xml:space="preserve"> 그런데 </w:t>
+      </w:r>
+      <w:r>
+        <w:rPr>
+          <w:rFonts w:ascii="맑은 고딕" w:hAnsi="맑은 고딕" w:eastAsia="맑은 고딕"/>
+          <w:b/>
+          <w:sz w:val="21"/>
+        </w:rPr>
+        <w:t xml:space="preserve">boston의 </w:t>
+      </w:r>
+      <w:r>
+        <w:rPr>
+          <w:rFonts w:ascii="Consolas" w:hAnsi="Consolas" w:eastAsia="맑은 고딕"/>
+          <w:b/>
+          <w:sz w:val="21"/>
+        </w:rPr>
+        <w:t xml:space="preserve">DG_ERR</w:t>
+      </w:r>
+      <w:r>
+        <w:rPr>
+          <w:rFonts w:ascii="맑은 고딕" w:hAnsi="맑은 고딕" w:eastAsia="맑은 고딕"/>
+          <w:b/>
+          <w:sz w:val="21"/>
+        </w:rPr>
+        <w:t xml:space="preserve">는 0이다.</w:t>
+      </w:r>
+      <w:r>
+        <w:rPr>
+          <w:rFonts w:ascii="맑은 고딕" w:hAnsi="맑은 고딕" w:eastAsia="맑은 고딕"/>
+          <w:sz w:val="21"/>
+        </w:rPr>
+        <w:t xml:space="preserve"> 오류는 Primary에만 기록됐다. </w:t>
+      </w:r>
+      <w:r>
+        <w:rPr>
+          <w:rFonts w:ascii="맑은 고딕" w:hAnsi="맑은 고딕" w:eastAsia="맑은 고딕"/>
+          <w:b/>
+          <w:sz w:val="21"/>
+        </w:rPr>
+        <w:t xml:space="preserve">보내는 쪽이 실패를 알고 받는 쪽은 모른다.</w:t>
+      </w:r>
+      <w:r>
+        <w:rPr>
+          <w:rFonts w:ascii="맑은 고딕" w:hAnsi="맑은 고딕" w:eastAsia="맑은 고딕"/>
+          <w:sz w:val="21"/>
+        </w:rPr>
+        <w:t xml:space="preserve"> 양쪽을 다 봐야 하는 이유다.</w:t>
       </w:r>
     </w:p>
     <w:p>
@@ -5620,7 +9236,36 @@
           <w:rFonts w:ascii="맑은 고딕" w:hAnsi="맑은 고딕" w:eastAsia="맑은 고딕"/>
           <w:sz w:val="21"/>
         </w:rPr>
-        <w:t xml:space="preserve">14장에서 속성으로 껐을 때도, 15.4에서 리스너를 내렸을 때도 **두 지연은 0이었다.** 그때 `SRL_ACTIVE`는 0이 된다.</w:t>
+        <w:t xml:space="preserve">14장에서 속성으로 껐을 때도, 15.4에서 리스너를 내렸을 때도 </w:t>
+      </w:r>
+      <w:r>
+        <w:rPr>
+          <w:rFonts w:ascii="맑은 고딕" w:hAnsi="맑은 고딕" w:eastAsia="맑은 고딕"/>
+          <w:b/>
+          <w:sz w:val="21"/>
+        </w:rPr>
+        <w:t xml:space="preserve">두 지연은 0이었다.</w:t>
+      </w:r>
+      <w:r>
+        <w:rPr>
+          <w:rFonts w:ascii="맑은 고딕" w:hAnsi="맑은 고딕" w:eastAsia="맑은 고딕"/>
+          <w:sz w:val="21"/>
+        </w:rPr>
+        <w:t xml:space="preserve"> 그때 </w:t>
+      </w:r>
+      <w:r>
+        <w:rPr>
+          <w:rFonts w:ascii="Consolas" w:hAnsi="Consolas" w:eastAsia="맑은 고딕"/>
+          <w:sz w:val="21"/>
+        </w:rPr>
+        <w:t xml:space="preserve">SRL_ACTIVE</w:t>
+      </w:r>
+      <w:r>
+        <w:rPr>
+          <w:rFonts w:ascii="맑은 고딕" w:hAnsi="맑은 고딕" w:eastAsia="맑은 고딕"/>
+          <w:sz w:val="21"/>
+        </w:rPr>
+        <w:t xml:space="preserve">는 0이 된다.</w:t>
       </w:r>
     </w:p>
     <w:tbl>
@@ -5706,10 +9351,45 @@
           <w:p>
             <w:r>
               <w:rPr>
+                <w:rFonts w:ascii="Consolas" w:hAnsi="Consolas" w:eastAsia="맑은 고딕"/>
+                <w:sz w:val="19"/>
+              </w:rPr>
+              <w:t xml:space="preserve">SRL_ACTIVE</w:t>
+            </w:r>
+            <w:r>
+              <w:rPr>
                 <w:rFonts w:ascii="맑은 고딕" w:hAnsi="맑은 고딕" w:eastAsia="맑은 고딕"/>
                 <w:sz w:val="19"/>
               </w:rPr>
-              <w:t xml:space="preserve">`SRL_ACTIVE`=1, MRP0 존재, 두 `SEQUENCE#` 일치, 목적지 `STATUS`=VALID</w:t>
+              <w:t xml:space="preserve">=1, MRP0 존재, 두 </w:t>
+            </w:r>
+            <w:r>
+              <w:rPr>
+                <w:rFonts w:ascii="Consolas" w:hAnsi="Consolas" w:eastAsia="맑은 고딕"/>
+                <w:sz w:val="19"/>
+              </w:rPr>
+              <w:t xml:space="preserve">SEQUENCE#</w:t>
+            </w:r>
+            <w:r>
+              <w:rPr>
+                <w:rFonts w:ascii="맑은 고딕" w:hAnsi="맑은 고딕" w:eastAsia="맑은 고딕"/>
+                <w:sz w:val="19"/>
+              </w:rPr>
+              <w:t xml:space="preserve"> 일치, 목적지 </w:t>
+            </w:r>
+            <w:r>
+              <w:rPr>
+                <w:rFonts w:ascii="Consolas" w:hAnsi="Consolas" w:eastAsia="맑은 고딕"/>
+                <w:sz w:val="19"/>
+              </w:rPr>
+              <w:t xml:space="preserve">STATUS</w:t>
+            </w:r>
+            <w:r>
+              <w:rPr>
+                <w:rFonts w:ascii="맑은 고딕" w:hAnsi="맑은 고딕" w:eastAsia="맑은 고딕"/>
+                <w:sz w:val="19"/>
+              </w:rPr>
+              <w:t xml:space="preserve">=VALID</w:t>
             </w:r>
           </w:p>
         </w:tc>
@@ -5750,10 +9430,24 @@
           <w:p>
             <w:r>
               <w:rPr>
+                <w:rFonts w:ascii="Consolas" w:hAnsi="Consolas" w:eastAsia="맑은 고딕"/>
+                <w:sz w:val="19"/>
+              </w:rPr>
+              <w:t xml:space="preserve">transport lag</w:t>
+            </w:r>
+            <w:r>
+              <w:rPr>
                 <w:rFonts w:ascii="맑은 고딕" w:hAnsi="맑은 고딕" w:eastAsia="맑은 고딕"/>
                 <w:sz w:val="19"/>
               </w:rPr>
-              <w:t xml:space="preserve">`transport lag`, `apply lag`</w:t>
+              <w:t xml:space="preserve">, </w:t>
+            </w:r>
+            <w:r>
+              <w:rPr>
+                <w:rFonts w:ascii="Consolas" w:hAnsi="Consolas" w:eastAsia="맑은 고딕"/>
+                <w:sz w:val="19"/>
+              </w:rPr>
+              <w:t xml:space="preserve">apply lag</w:t>
             </w:r>
           </w:p>
         </w:tc>
@@ -5780,7 +9474,30 @@
           <w:rFonts w:ascii="맑은 고딕" w:hAnsi="맑은 고딕" w:eastAsia="맑은 고딕"/>
           <w:sz w:val="21"/>
         </w:rPr>
-        <w:t xml:space="preserve">주 지표가 정상인데 보조 지표가 나쁘면 느린 것이고, 주 지표가 무너지면 끊긴 것이다. **`SRL_ACTIVE`가 점검표의 핵심이다.** 지연이 못 잡는 것을 잡는다.</w:t>
+        <w:t xml:space="preserve">주 지표가 정상인데 보조 지표가 나쁘면 느린 것이고, 주 지표가 무너지면 끊긴 것이다. </w:t>
+      </w:r>
+      <w:r>
+        <w:rPr>
+          <w:rFonts w:ascii="Consolas" w:hAnsi="Consolas" w:eastAsia="맑은 고딕"/>
+          <w:b/>
+          <w:sz w:val="21"/>
+        </w:rPr>
+        <w:t xml:space="preserve">SRL_ACTIVE</w:t>
+      </w:r>
+      <w:r>
+        <w:rPr>
+          <w:rFonts w:ascii="맑은 고딕" w:hAnsi="맑은 고딕" w:eastAsia="맑은 고딕"/>
+          <w:b/>
+          <w:sz w:val="21"/>
+        </w:rPr>
+        <w:t xml:space="preserve">가 점검표의 핵심이다.</w:t>
+      </w:r>
+      <w:r>
+        <w:rPr>
+          <w:rFonts w:ascii="맑은 고딕" w:hAnsi="맑은 고딕" w:eastAsia="맑은 고딕"/>
+          <w:sz w:val="21"/>
+        </w:rPr>
+        <w:t xml:space="preserve"> 지연이 못 잡는 것을 잡는다.</w:t>
       </w:r>
     </w:p>
     <w:p>
@@ -5921,7 +9638,21 @@
                 <w:rFonts w:ascii="맑은 고딕" w:hAnsi="맑은 고딕" w:eastAsia="맑은 고딕"/>
                 <w:sz w:val="19"/>
               </w:rPr>
-              <w:t xml:space="preserve">지연이 임계값을 넘음(`SRL_ACTIVE`=1인 상태)</w:t>
+              <w:t xml:space="preserve">지연이 임계값을 넘음(</w:t>
+            </w:r>
+            <w:r>
+              <w:rPr>
+                <w:rFonts w:ascii="Consolas" w:hAnsi="Consolas" w:eastAsia="맑은 고딕"/>
+                <w:sz w:val="19"/>
+              </w:rPr>
+              <w:t xml:space="preserve">SRL_ACTIVE</w:t>
+            </w:r>
+            <w:r>
+              <w:rPr>
+                <w:rFonts w:ascii="맑은 고딕" w:hAnsi="맑은 고딕" w:eastAsia="맑은 고딕"/>
+                <w:sz w:val="19"/>
+              </w:rPr>
+              <w:t xml:space="preserve">=1인 상태)</w:t>
             </w:r>
           </w:p>
         </w:tc>
@@ -5962,10 +9693,31 @@
           <w:p>
             <w:r>
               <w:rPr>
+                <w:rFonts w:ascii="Consolas" w:hAnsi="Consolas" w:eastAsia="맑은 고딕"/>
+                <w:sz w:val="19"/>
+              </w:rPr>
+              <w:t xml:space="preserve">DG_ERR</w:t>
+            </w:r>
+            <w:r>
+              <w:rPr>
                 <w:rFonts w:ascii="맑은 고딕" w:hAnsi="맑은 고딕" w:eastAsia="맑은 고딕"/>
                 <w:sz w:val="19"/>
               </w:rPr>
-              <w:t xml:space="preserve">`DG_ERR` &gt; 0 또는 `SEQUENCE#` 차이 2 이상</w:t>
+              <w:t xml:space="preserve"> &gt; 0 또는 </w:t>
+            </w:r>
+            <w:r>
+              <w:rPr>
+                <w:rFonts w:ascii="Consolas" w:hAnsi="Consolas" w:eastAsia="맑은 고딕"/>
+                <w:sz w:val="19"/>
+              </w:rPr>
+              <w:t xml:space="preserve">SEQUENCE#</w:t>
+            </w:r>
+            <w:r>
+              <w:rPr>
+                <w:rFonts w:ascii="맑은 고딕" w:hAnsi="맑은 고딕" w:eastAsia="맑은 고딕"/>
+                <w:sz w:val="19"/>
+              </w:rPr>
+              <w:t xml:space="preserve"> 차이 2 이상</w:t>
             </w:r>
           </w:p>
         </w:tc>
@@ -6006,10 +9758,31 @@
           <w:p>
             <w:r>
               <w:rPr>
+                <w:rFonts w:ascii="Consolas" w:hAnsi="Consolas" w:eastAsia="맑은 고딕"/>
+                <w:sz w:val="19"/>
+              </w:rPr>
+              <w:t xml:space="preserve">SRL_ACTIVE</w:t>
+            </w:r>
+            <w:r>
+              <w:rPr>
                 <w:rFonts w:ascii="맑은 고딕" w:hAnsi="맑은 고딕" w:eastAsia="맑은 고딕"/>
                 <w:sz w:val="19"/>
               </w:rPr>
-              <w:t xml:space="preserve">`SRL_ACTIVE`=0, MRP0 없음, `STATUS`='ERROR' 중 하나</w:t>
+              <w:t xml:space="preserve">=0, MRP0 없음, </w:t>
+            </w:r>
+            <w:r>
+              <w:rPr>
+                <w:rFonts w:ascii="Consolas" w:hAnsi="Consolas" w:eastAsia="맑은 고딕"/>
+                <w:sz w:val="19"/>
+              </w:rPr>
+              <w:t xml:space="preserve">STATUS</w:t>
+            </w:r>
+            <w:r>
+              <w:rPr>
+                <w:rFonts w:ascii="맑은 고딕" w:hAnsi="맑은 고딕" w:eastAsia="맑은 고딕"/>
+                <w:sz w:val="19"/>
+              </w:rPr>
+              <w:t xml:space="preserve">='ERROR' 중 하나</w:t>
             </w:r>
           </w:p>
         </w:tc>
@@ -6034,9 +9807,61 @@
       <w:r>
         <w:rPr>
           <w:rFonts w:ascii="맑은 고딕" w:hAnsi="맑은 고딕" w:eastAsia="맑은 고딕"/>
-          <w:sz w:val="21"/>
-        </w:rPr>
-        <w:t xml:space="preserve">**모든 이상을 같은 무게로 알리면 아무도 보지 않는다.** 지금 값으로는 chicago가 `DG_ERR=3`이라 **경고**, boston은 **정상**이다.</w:t>
+          <w:b/>
+          <w:sz w:val="21"/>
+        </w:rPr>
+        <w:t xml:space="preserve">모든 이상을 같은 무게로 알리면 아무도 보지 않는다.</w:t>
+      </w:r>
+      <w:r>
+        <w:rPr>
+          <w:rFonts w:ascii="맑은 고딕" w:hAnsi="맑은 고딕" w:eastAsia="맑은 고딕"/>
+          <w:sz w:val="21"/>
+        </w:rPr>
+        <w:t xml:space="preserve"> 지금 값으로는 chicago가 </w:t>
+      </w:r>
+      <w:r>
+        <w:rPr>
+          <w:rFonts w:ascii="Consolas" w:hAnsi="Consolas" w:eastAsia="맑은 고딕"/>
+          <w:sz w:val="21"/>
+        </w:rPr>
+        <w:t xml:space="preserve">DG_ERR=3</w:t>
+      </w:r>
+      <w:r>
+        <w:rPr>
+          <w:rFonts w:ascii="맑은 고딕" w:hAnsi="맑은 고딕" w:eastAsia="맑은 고딕"/>
+          <w:sz w:val="21"/>
+        </w:rPr>
+        <w:t xml:space="preserve">이라 </w:t>
+      </w:r>
+      <w:r>
+        <w:rPr>
+          <w:rFonts w:ascii="맑은 고딕" w:hAnsi="맑은 고딕" w:eastAsia="맑은 고딕"/>
+          <w:b/>
+          <w:sz w:val="21"/>
+        </w:rPr>
+        <w:t xml:space="preserve">경고</w:t>
+      </w:r>
+      <w:r>
+        <w:rPr>
+          <w:rFonts w:ascii="맑은 고딕" w:hAnsi="맑은 고딕" w:eastAsia="맑은 고딕"/>
+          <w:sz w:val="21"/>
+        </w:rPr>
+        <w:t xml:space="preserve">, boston은 </w:t>
+      </w:r>
+      <w:r>
+        <w:rPr>
+          <w:rFonts w:ascii="맑은 고딕" w:hAnsi="맑은 고딕" w:eastAsia="맑은 고딕"/>
+          <w:b/>
+          <w:sz w:val="21"/>
+        </w:rPr>
+        <w:t xml:space="preserve">정상</w:t>
+      </w:r>
+      <w:r>
+        <w:rPr>
+          <w:rFonts w:ascii="맑은 고딕" w:hAnsi="맑은 고딕" w:eastAsia="맑은 고딕"/>
+          <w:sz w:val="21"/>
+        </w:rPr>
+        <w:t xml:space="preserve">이다.</w:t>
       </w:r>
     </w:p>
     <w:p>
@@ -6053,7 +9878,95 @@
           <w:rFonts w:ascii="맑은 고딕" w:hAnsi="맑은 고딕" w:eastAsia="맑은 고딕"/>
           <w:sz w:val="21"/>
         </w:rPr>
-        <w:t xml:space="preserve">Standby용 조회를 chicago에서 실행하면 `V$DATAGUARD_STATS`는 `no rows selected`, `SRL_ACTIVE`는 0이다. **오류가 나지 않았다. 그것이 더 위험하다.** 빈 결과는 조회 실패로, 0은 "심각"으로 오판한다. 그러나 둘 다 Primary에서는 정상이다. 같은 스크립트를 양쪽에 돌리면 Primary에서 상시 오경보가 뜨고 결국 아무도 보지 않게 된다. **조치는 `V$DATABASE.DATABASE_ROLE`로 역할을 먼저 판정하고 분기하는 것이다.** 결과가 비는 것과 오류도 구별해 처리한다.</w:t>
+        <w:t xml:space="preserve">Standby용 조회를 chicago에서 실행하면 </w:t>
+      </w:r>
+      <w:r>
+        <w:rPr>
+          <w:rFonts w:ascii="Consolas" w:hAnsi="Consolas" w:eastAsia="맑은 고딕"/>
+          <w:sz w:val="21"/>
+        </w:rPr>
+        <w:t xml:space="preserve">V$DATAGUARD_STATS</w:t>
+      </w:r>
+      <w:r>
+        <w:rPr>
+          <w:rFonts w:ascii="맑은 고딕" w:hAnsi="맑은 고딕" w:eastAsia="맑은 고딕"/>
+          <w:sz w:val="21"/>
+        </w:rPr>
+        <w:t xml:space="preserve">는 </w:t>
+      </w:r>
+      <w:r>
+        <w:rPr>
+          <w:rFonts w:ascii="Consolas" w:hAnsi="Consolas" w:eastAsia="맑은 고딕"/>
+          <w:sz w:val="21"/>
+        </w:rPr>
+        <w:t xml:space="preserve">no rows selected</w:t>
+      </w:r>
+      <w:r>
+        <w:rPr>
+          <w:rFonts w:ascii="맑은 고딕" w:hAnsi="맑은 고딕" w:eastAsia="맑은 고딕"/>
+          <w:sz w:val="21"/>
+        </w:rPr>
+        <w:t xml:space="preserve">, </w:t>
+      </w:r>
+      <w:r>
+        <w:rPr>
+          <w:rFonts w:ascii="Consolas" w:hAnsi="Consolas" w:eastAsia="맑은 고딕"/>
+          <w:sz w:val="21"/>
+        </w:rPr>
+        <w:t xml:space="preserve">SRL_ACTIVE</w:t>
+      </w:r>
+      <w:r>
+        <w:rPr>
+          <w:rFonts w:ascii="맑은 고딕" w:hAnsi="맑은 고딕" w:eastAsia="맑은 고딕"/>
+          <w:sz w:val="21"/>
+        </w:rPr>
+        <w:t xml:space="preserve">는 0이다. </w:t>
+      </w:r>
+      <w:r>
+        <w:rPr>
+          <w:rFonts w:ascii="맑은 고딕" w:hAnsi="맑은 고딕" w:eastAsia="맑은 고딕"/>
+          <w:b/>
+          <w:sz w:val="21"/>
+        </w:rPr>
+        <w:t xml:space="preserve">오류가 나지 않았다. 그것이 더 위험하다.</w:t>
+      </w:r>
+      <w:r>
+        <w:rPr>
+          <w:rFonts w:ascii="맑은 고딕" w:hAnsi="맑은 고딕" w:eastAsia="맑은 고딕"/>
+          <w:sz w:val="21"/>
+        </w:rPr>
+        <w:t xml:space="preserve"> 빈 결과는 조회 실패로, 0은 "심각"으로 오판한다. 그러나 둘 다 Primary에서는 정상이다. 같은 스크립트를 양쪽에 돌리면 Primary에서 상시 오경보가 뜨고 결국 아무도 보지 않게 된다. </w:t>
+      </w:r>
+      <w:r>
+        <w:rPr>
+          <w:rFonts w:ascii="맑은 고딕" w:hAnsi="맑은 고딕" w:eastAsia="맑은 고딕"/>
+          <w:b/>
+          <w:sz w:val="21"/>
+        </w:rPr>
+        <w:t xml:space="preserve">조치는 </w:t>
+      </w:r>
+      <w:r>
+        <w:rPr>
+          <w:rFonts w:ascii="Consolas" w:hAnsi="Consolas" w:eastAsia="맑은 고딕"/>
+          <w:b/>
+          <w:sz w:val="21"/>
+        </w:rPr>
+        <w:t xml:space="preserve">V$DATABASE.DATABASE_ROLE</w:t>
+      </w:r>
+      <w:r>
+        <w:rPr>
+          <w:rFonts w:ascii="맑은 고딕" w:hAnsi="맑은 고딕" w:eastAsia="맑은 고딕"/>
+          <w:b/>
+          <w:sz w:val="21"/>
+        </w:rPr>
+        <w:t xml:space="preserve">로 역할을 먼저 판정하고 분기하는 것이다.</w:t>
+      </w:r>
+      <w:r>
+        <w:rPr>
+          <w:rFonts w:ascii="맑은 고딕" w:hAnsi="맑은 고딕" w:eastAsia="맑은 고딕"/>
+          <w:sz w:val="21"/>
+        </w:rPr>
+        <w:t xml:space="preserve"> 결과가 비는 것과 오류도 구별해 처리한다.</w:t>
       </w:r>
     </w:p>
     <w:tbl>
@@ -6088,9 +10001,17 @@
             <w:r>
               <w:rPr>
                 <w:rFonts w:ascii="맑은 고딕" w:hAnsi="맑은 고딕" w:eastAsia="맑은 고딕"/>
+                <w:b/>
                 <w:sz w:val="20"/>
               </w:rPr>
-              <w:t xml:space="preserve">**5분마다** — 이 절의 SQL. 역할 분기 후 네 단계로 판정한다.</w:t>
+              <w:t xml:space="preserve">5분마다</w:t>
+            </w:r>
+            <w:r>
+              <w:rPr>
+                <w:rFonts w:ascii="맑은 고딕" w:hAnsi="맑은 고딕" w:eastAsia="맑은 고딕"/>
+                <w:sz w:val="20"/>
+              </w:rPr>
+              <w:t xml:space="preserve"> — 이 절의 SQL. 역할 분기 후 네 단계로 판정한다.</w:t>
             </w:r>
           </w:p>
           <w:p>
@@ -6100,9 +10021,31 @@
             <w:r>
               <w:rPr>
                 <w:rFonts w:ascii="맑은 고딕" w:hAnsi="맑은 고딕" w:eastAsia="맑은 고딕"/>
+                <w:b/>
                 <w:sz w:val="20"/>
               </w:rPr>
-              <w:t xml:space="preserve">**하루 1회** — `dgmgrl ... | grep 'Ready for Switchover'`. 14장의 함정을 한 줄로 잡는다.</w:t>
+              <w:t xml:space="preserve">하루 1회</w:t>
+            </w:r>
+            <w:r>
+              <w:rPr>
+                <w:rFonts w:ascii="맑은 고딕" w:hAnsi="맑은 고딕" w:eastAsia="맑은 고딕"/>
+                <w:sz w:val="20"/>
+              </w:rPr>
+              <w:t xml:space="preserve"> — </w:t>
+            </w:r>
+            <w:r>
+              <w:rPr>
+                <w:rFonts w:ascii="Consolas" w:hAnsi="Consolas" w:eastAsia="맑은 고딕"/>
+                <w:sz w:val="20"/>
+              </w:rPr>
+              <w:t xml:space="preserve">dgmgrl ... | grep 'Ready for Switchover'</w:t>
+            </w:r>
+            <w:r>
+              <w:rPr>
+                <w:rFonts w:ascii="맑은 고딕" w:hAnsi="맑은 고딕" w:eastAsia="맑은 고딕"/>
+                <w:sz w:val="20"/>
+              </w:rPr>
+              <w:t xml:space="preserve">. 14장의 함정을 한 줄로 잡는다.</w:t>
             </w:r>
           </w:p>
           <w:p>
@@ -6112,9 +10055,31 @@
             <w:r>
               <w:rPr>
                 <w:rFonts w:ascii="맑은 고딕" w:hAnsi="맑은 고딕" w:eastAsia="맑은 고딕"/>
+                <w:b/>
                 <w:sz w:val="20"/>
               </w:rPr>
-              <w:t xml:space="preserve">**주 1회** — 사람이 `VALIDATE ... VERBOSE`와 알림 로그를 읽는다.</w:t>
+              <w:t xml:space="preserve">주 1회</w:t>
+            </w:r>
+            <w:r>
+              <w:rPr>
+                <w:rFonts w:ascii="맑은 고딕" w:hAnsi="맑은 고딕" w:eastAsia="맑은 고딕"/>
+                <w:sz w:val="20"/>
+              </w:rPr>
+              <w:t xml:space="preserve"> — 사람이 </w:t>
+            </w:r>
+            <w:r>
+              <w:rPr>
+                <w:rFonts w:ascii="Consolas" w:hAnsi="Consolas" w:eastAsia="맑은 고딕"/>
+                <w:sz w:val="20"/>
+              </w:rPr>
+              <w:t xml:space="preserve">VALIDATE ... VERBOSE</w:t>
+            </w:r>
+            <w:r>
+              <w:rPr>
+                <w:rFonts w:ascii="맑은 고딕" w:hAnsi="맑은 고딕" w:eastAsia="맑은 고딕"/>
+                <w:sz w:val="20"/>
+              </w:rPr>
+              <w:t xml:space="preserve">와 알림 로그를 읽는다.</w:t>
             </w:r>
           </w:p>
           <w:p>
@@ -6124,9 +10089,46 @@
             <w:r>
               <w:rPr>
                 <w:rFonts w:ascii="맑은 고딕" w:hAnsi="맑은 고딕" w:eastAsia="맑은 고딕"/>
+                <w:b/>
                 <w:sz w:val="20"/>
               </w:rPr>
-              <w:t xml:space="preserve">**기록의 가치** — `apply finish time`의 30일 최댓값을 알면 RTO를 숫자로 말할 수 있다. 점검의 목적은 **정상을 아는 것**이기도 하다.</w:t>
+              <w:t xml:space="preserve">기록의 가치</w:t>
+            </w:r>
+            <w:r>
+              <w:rPr>
+                <w:rFonts w:ascii="맑은 고딕" w:hAnsi="맑은 고딕" w:eastAsia="맑은 고딕"/>
+                <w:sz w:val="20"/>
+              </w:rPr>
+              <w:t xml:space="preserve"> — </w:t>
+            </w:r>
+            <w:r>
+              <w:rPr>
+                <w:rFonts w:ascii="Consolas" w:hAnsi="Consolas" w:eastAsia="맑은 고딕"/>
+                <w:sz w:val="20"/>
+              </w:rPr>
+              <w:t xml:space="preserve">apply finish time</w:t>
+            </w:r>
+            <w:r>
+              <w:rPr>
+                <w:rFonts w:ascii="맑은 고딕" w:hAnsi="맑은 고딕" w:eastAsia="맑은 고딕"/>
+                <w:sz w:val="20"/>
+              </w:rPr>
+              <w:t xml:space="preserve">의 30일 최댓값을 알면 RTO를 숫자로 말할 수 있다. 점검의 목적은 </w:t>
+            </w:r>
+            <w:r>
+              <w:rPr>
+                <w:rFonts w:ascii="맑은 고딕" w:hAnsi="맑은 고딕" w:eastAsia="맑은 고딕"/>
+                <w:b/>
+                <w:sz w:val="20"/>
+              </w:rPr>
+              <w:t xml:space="preserve">정상을 아는 것</w:t>
+            </w:r>
+            <w:r>
+              <w:rPr>
+                <w:rFonts w:ascii="맑은 고딕" w:hAnsi="맑은 고딕" w:eastAsia="맑은 고딕"/>
+                <w:sz w:val="20"/>
+              </w:rPr>
+              <w:t xml:space="preserve">이기도 하다.</w:t>
             </w:r>
           </w:p>
           <w:p>
@@ -6136,9 +10138,31 @@
             <w:r>
               <w:rPr>
                 <w:rFonts w:ascii="맑은 고딕" w:hAnsi="맑은 고딕" w:eastAsia="맑은 고딕"/>
+                <w:b/>
                 <w:sz w:val="20"/>
               </w:rPr>
-              <w:t xml:space="preserve">**하지 말 것** — 점검 계정에 SYSDBA를 상시로 주는 것. 개별 `V_$` 뷰 조회 권한으로 충분하다.</w:t>
+              <w:t xml:space="preserve">하지 말 것</w:t>
+            </w:r>
+            <w:r>
+              <w:rPr>
+                <w:rFonts w:ascii="맑은 고딕" w:hAnsi="맑은 고딕" w:eastAsia="맑은 고딕"/>
+                <w:sz w:val="20"/>
+              </w:rPr>
+              <w:t xml:space="preserve"> — 점검 계정에 SYSDBA를 상시로 주는 것. 개별 </w:t>
+            </w:r>
+            <w:r>
+              <w:rPr>
+                <w:rFonts w:ascii="Consolas" w:hAnsi="Consolas" w:eastAsia="맑은 고딕"/>
+                <w:sz w:val="20"/>
+              </w:rPr>
+              <w:t xml:space="preserve">V_$</w:t>
+            </w:r>
+            <w:r>
+              <w:rPr>
+                <w:rFonts w:ascii="맑은 고딕" w:hAnsi="맑은 고딕" w:eastAsia="맑은 고딕"/>
+                <w:sz w:val="20"/>
+              </w:rPr>
+              <w:t xml:space="preserve"> 뷰 조회 권한으로 충분하다.</w:t>
             </w:r>
           </w:p>
         </w:tc>
@@ -6159,7 +10183,78 @@
           <w:rFonts w:ascii="맑은 고딕" w:hAnsi="맑은 고딕" w:eastAsia="맑은 고딕"/>
           <w:sz w:val="21"/>
         </w:rPr>
-        <w:t xml:space="preserve">역할이 Logical Standby로 바뀌면 점검표의 무엇이 비는가. 12장의 전환을 다시 수행한다. `RECOVER TO LOGICAL STANDBY`는 되돌릴 수 없으므로 **양쪽을 끈 상태에서 VM 스냅샷을 먼저 뜬다.** 게스트를 `shutdown -h`로 내려도 `vmrun list`에 running으로 남는 구성이 있어 `vmrun stop ... hard`로 마무리한 뒤 뜬다.</w:t>
+        <w:t xml:space="preserve">역할이 Logical Standby로 바뀌면 점검표의 무엇이 비는가. 12장의 전환을 다시 수행한다. </w:t>
+      </w:r>
+      <w:r>
+        <w:rPr>
+          <w:rFonts w:ascii="Consolas" w:hAnsi="Consolas" w:eastAsia="맑은 고딕"/>
+          <w:sz w:val="21"/>
+        </w:rPr>
+        <w:t xml:space="preserve">RECOVER TO LOGICAL STANDBY</w:t>
+      </w:r>
+      <w:r>
+        <w:rPr>
+          <w:rFonts w:ascii="맑은 고딕" w:hAnsi="맑은 고딕" w:eastAsia="맑은 고딕"/>
+          <w:sz w:val="21"/>
+        </w:rPr>
+        <w:t xml:space="preserve">는 되돌릴 수 없으므로 </w:t>
+      </w:r>
+      <w:r>
+        <w:rPr>
+          <w:rFonts w:ascii="맑은 고딕" w:hAnsi="맑은 고딕" w:eastAsia="맑은 고딕"/>
+          <w:b/>
+          <w:sz w:val="21"/>
+        </w:rPr>
+        <w:t xml:space="preserve">양쪽을 끈 상태에서 VM 스냅샷을 먼저 뜬다.</w:t>
+      </w:r>
+      <w:r>
+        <w:rPr>
+          <w:rFonts w:ascii="맑은 고딕" w:hAnsi="맑은 고딕" w:eastAsia="맑은 고딕"/>
+          <w:sz w:val="21"/>
+        </w:rPr>
+        <w:t xml:space="preserve"> 게스트를 </w:t>
+      </w:r>
+      <w:r>
+        <w:rPr>
+          <w:rFonts w:ascii="Consolas" w:hAnsi="Consolas" w:eastAsia="맑은 고딕"/>
+          <w:sz w:val="21"/>
+        </w:rPr>
+        <w:t xml:space="preserve">shutdown -h</w:t>
+      </w:r>
+      <w:r>
+        <w:rPr>
+          <w:rFonts w:ascii="맑은 고딕" w:hAnsi="맑은 고딕" w:eastAsia="맑은 고딕"/>
+          <w:sz w:val="21"/>
+        </w:rPr>
+        <w:t xml:space="preserve">로 내려도 </w:t>
+      </w:r>
+      <w:r>
+        <w:rPr>
+          <w:rFonts w:ascii="Consolas" w:hAnsi="Consolas" w:eastAsia="맑은 고딕"/>
+          <w:sz w:val="21"/>
+        </w:rPr>
+        <w:t xml:space="preserve">vmrun list</w:t>
+      </w:r>
+      <w:r>
+        <w:rPr>
+          <w:rFonts w:ascii="맑은 고딕" w:hAnsi="맑은 고딕" w:eastAsia="맑은 고딕"/>
+          <w:sz w:val="21"/>
+        </w:rPr>
+        <w:t xml:space="preserve">에 running으로 남는 구성이 있어 </w:t>
+      </w:r>
+      <w:r>
+        <w:rPr>
+          <w:rFonts w:ascii="Consolas" w:hAnsi="Consolas" w:eastAsia="맑은 고딕"/>
+          <w:sz w:val="21"/>
+        </w:rPr>
+        <w:t xml:space="preserve">vmrun stop ... hard</w:t>
+      </w:r>
+      <w:r>
+        <w:rPr>
+          <w:rFonts w:ascii="맑은 고딕" w:hAnsi="맑은 고딕" w:eastAsia="맑은 고딕"/>
+          <w:sz w:val="21"/>
+        </w:rPr>
+        <w:t xml:space="preserve">로 마무리한 뒤 뜬다.</w:t>
       </w:r>
     </w:p>
     <w:p>
@@ -6297,9 +10392,123 @@
       <w:r>
         <w:rPr>
           <w:rFonts w:ascii="맑은 고딕" w:hAnsi="맑은 고딕" w:eastAsia="맑은 고딕"/>
-          <w:sz w:val="21"/>
-        </w:rPr>
-        <w:t xml:space="preserve">**구성 화면에는 요약인 ORA-16810만 나온다.** 실제 원인인 16766(오류)과 16853(경고)은 `SHOW DATABASE`로 한 층 내려가야 보인다. `Intended State`는 `APPLY-ON` 그대로다. 이 상태에서 `RECOVER TO LOGICAL STANDBY KEEP IDENTITY`는 응답이 없다. 아직 `BUILD`를 하지 않아 LogMiner 딕셔너리를 기다린다(12장). 클라이언트를 `timeout`으로 죽여도 서버 세션은 `ACTIVE`로 남았다. **SQL*Plus를 끊는 것과 서버의 명령을 취소하는 것은 다른 일이다.**</w:t>
+          <w:b/>
+          <w:sz w:val="21"/>
+        </w:rPr>
+        <w:t xml:space="preserve">구성 화면에는 요약인 ORA-16810만 나온다.</w:t>
+      </w:r>
+      <w:r>
+        <w:rPr>
+          <w:rFonts w:ascii="맑은 고딕" w:hAnsi="맑은 고딕" w:eastAsia="맑은 고딕"/>
+          <w:sz w:val="21"/>
+        </w:rPr>
+        <w:t xml:space="preserve"> 실제 원인인 16766(오류)과 16853(경고)은 </w:t>
+      </w:r>
+      <w:r>
+        <w:rPr>
+          <w:rFonts w:ascii="Consolas" w:hAnsi="Consolas" w:eastAsia="맑은 고딕"/>
+          <w:sz w:val="21"/>
+        </w:rPr>
+        <w:t xml:space="preserve">SHOW DATABASE</w:t>
+      </w:r>
+      <w:r>
+        <w:rPr>
+          <w:rFonts w:ascii="맑은 고딕" w:hAnsi="맑은 고딕" w:eastAsia="맑은 고딕"/>
+          <w:sz w:val="21"/>
+        </w:rPr>
+        <w:t xml:space="preserve">로 한 층 내려가야 보인다. </w:t>
+      </w:r>
+      <w:r>
+        <w:rPr>
+          <w:rFonts w:ascii="Consolas" w:hAnsi="Consolas" w:eastAsia="맑은 고딕"/>
+          <w:sz w:val="21"/>
+        </w:rPr>
+        <w:t xml:space="preserve">Intended State</w:t>
+      </w:r>
+      <w:r>
+        <w:rPr>
+          <w:rFonts w:ascii="맑은 고딕" w:hAnsi="맑은 고딕" w:eastAsia="맑은 고딕"/>
+          <w:sz w:val="21"/>
+        </w:rPr>
+        <w:t xml:space="preserve">는 </w:t>
+      </w:r>
+      <w:r>
+        <w:rPr>
+          <w:rFonts w:ascii="Consolas" w:hAnsi="Consolas" w:eastAsia="맑은 고딕"/>
+          <w:sz w:val="21"/>
+        </w:rPr>
+        <w:t xml:space="preserve">APPLY-ON</w:t>
+      </w:r>
+      <w:r>
+        <w:rPr>
+          <w:rFonts w:ascii="맑은 고딕" w:hAnsi="맑은 고딕" w:eastAsia="맑은 고딕"/>
+          <w:sz w:val="21"/>
+        </w:rPr>
+        <w:t xml:space="preserve"> 그대로다. 이 상태에서 </w:t>
+      </w:r>
+      <w:r>
+        <w:rPr>
+          <w:rFonts w:ascii="Consolas" w:hAnsi="Consolas" w:eastAsia="맑은 고딕"/>
+          <w:sz w:val="21"/>
+        </w:rPr>
+        <w:t xml:space="preserve">RECOVER TO LOGICAL STANDBY KEEP IDENTITY</w:t>
+      </w:r>
+      <w:r>
+        <w:rPr>
+          <w:rFonts w:ascii="맑은 고딕" w:hAnsi="맑은 고딕" w:eastAsia="맑은 고딕"/>
+          <w:sz w:val="21"/>
+        </w:rPr>
+        <w:t xml:space="preserve">는 응답이 없다. 아직 </w:t>
+      </w:r>
+      <w:r>
+        <w:rPr>
+          <w:rFonts w:ascii="Consolas" w:hAnsi="Consolas" w:eastAsia="맑은 고딕"/>
+          <w:sz w:val="21"/>
+        </w:rPr>
+        <w:t xml:space="preserve">BUILD</w:t>
+      </w:r>
+      <w:r>
+        <w:rPr>
+          <w:rFonts w:ascii="맑은 고딕" w:hAnsi="맑은 고딕" w:eastAsia="맑은 고딕"/>
+          <w:sz w:val="21"/>
+        </w:rPr>
+        <w:t xml:space="preserve">를 하지 않아 LogMiner 딕셔너리를 기다린다(12장). 클라이언트를 </w:t>
+      </w:r>
+      <w:r>
+        <w:rPr>
+          <w:rFonts w:ascii="Consolas" w:hAnsi="Consolas" w:eastAsia="맑은 고딕"/>
+          <w:sz w:val="21"/>
+        </w:rPr>
+        <w:t xml:space="preserve">timeout</w:t>
+      </w:r>
+      <w:r>
+        <w:rPr>
+          <w:rFonts w:ascii="맑은 고딕" w:hAnsi="맑은 고딕" w:eastAsia="맑은 고딕"/>
+          <w:sz w:val="21"/>
+        </w:rPr>
+        <w:t xml:space="preserve">으로 죽여도 서버 세션은 </w:t>
+      </w:r>
+      <w:r>
+        <w:rPr>
+          <w:rFonts w:ascii="Consolas" w:hAnsi="Consolas" w:eastAsia="맑은 고딕"/>
+          <w:sz w:val="21"/>
+        </w:rPr>
+        <w:t xml:space="preserve">ACTIVE</w:t>
+      </w:r>
+      <w:r>
+        <w:rPr>
+          <w:rFonts w:ascii="맑은 고딕" w:hAnsi="맑은 고딕" w:eastAsia="맑은 고딕"/>
+          <w:sz w:val="21"/>
+        </w:rPr>
+        <w:t xml:space="preserve">로 남았다. </w:t>
+      </w:r>
+      <w:r>
+        <w:rPr>
+          <w:rFonts w:ascii="맑은 고딕" w:hAnsi="맑은 고딕" w:eastAsia="맑은 고딕"/>
+          <w:b/>
+          <w:sz w:val="21"/>
+        </w:rPr>
+        <w:t xml:space="preserve">SQL*Plus를 끊는 것과 서버의 명령을 취소하는 것은 다른 일이다.</w:t>
       </w:r>
     </w:p>
     <w:p>
@@ -6413,7 +10622,133 @@
           <w:rFonts w:ascii="맑은 고딕" w:hAnsi="맑은 고딕" w:eastAsia="맑은 고딕"/>
           <w:sz w:val="21"/>
         </w:rPr>
-        <w:t xml:space="preserve">Broker는 데이터베이스는 건드리지 않지만 **파라미터는 건드린다.** boston의 `log_archive_config`를 farsync만 남긴 값으로 덮고 `fal_server`를 비웠다. **`ORA-16057`은 받는 쪽의 `LOG_ARCHIVE_CONFIG`에 내 이름이 없다는 뜻이다.** 15.4의 `ORA-12541`과 같은 `STATUS=ERROR`지만 원인이 다르다. **`ERROR` 열을 읽어야 무엇을 고칠지 안다.**</w:t>
+        <w:t xml:space="preserve">Broker는 데이터베이스는 건드리지 않지만 </w:t>
+      </w:r>
+      <w:r>
+        <w:rPr>
+          <w:rFonts w:ascii="맑은 고딕" w:hAnsi="맑은 고딕" w:eastAsia="맑은 고딕"/>
+          <w:b/>
+          <w:sz w:val="21"/>
+        </w:rPr>
+        <w:t xml:space="preserve">파라미터는 건드린다.</w:t>
+      </w:r>
+      <w:r>
+        <w:rPr>
+          <w:rFonts w:ascii="맑은 고딕" w:hAnsi="맑은 고딕" w:eastAsia="맑은 고딕"/>
+          <w:sz w:val="21"/>
+        </w:rPr>
+        <w:t xml:space="preserve"> boston의 </w:t>
+      </w:r>
+      <w:r>
+        <w:rPr>
+          <w:rFonts w:ascii="Consolas" w:hAnsi="Consolas" w:eastAsia="맑은 고딕"/>
+          <w:sz w:val="21"/>
+        </w:rPr>
+        <w:t xml:space="preserve">log_archive_config</w:t>
+      </w:r>
+      <w:r>
+        <w:rPr>
+          <w:rFonts w:ascii="맑은 고딕" w:hAnsi="맑은 고딕" w:eastAsia="맑은 고딕"/>
+          <w:sz w:val="21"/>
+        </w:rPr>
+        <w:t xml:space="preserve">를 farsync만 남긴 값으로 덮고 </w:t>
+      </w:r>
+      <w:r>
+        <w:rPr>
+          <w:rFonts w:ascii="Consolas" w:hAnsi="Consolas" w:eastAsia="맑은 고딕"/>
+          <w:sz w:val="21"/>
+        </w:rPr>
+        <w:t xml:space="preserve">fal_server</w:t>
+      </w:r>
+      <w:r>
+        <w:rPr>
+          <w:rFonts w:ascii="맑은 고딕" w:hAnsi="맑은 고딕" w:eastAsia="맑은 고딕"/>
+          <w:sz w:val="21"/>
+        </w:rPr>
+        <w:t xml:space="preserve">를 비웠다. </w:t>
+      </w:r>
+      <w:r>
+        <w:rPr>
+          <w:rFonts w:ascii="Consolas" w:hAnsi="Consolas" w:eastAsia="맑은 고딕"/>
+          <w:b/>
+          <w:sz w:val="21"/>
+        </w:rPr>
+        <w:t xml:space="preserve">ORA-16057</w:t>
+      </w:r>
+      <w:r>
+        <w:rPr>
+          <w:rFonts w:ascii="맑은 고딕" w:hAnsi="맑은 고딕" w:eastAsia="맑은 고딕"/>
+          <w:b/>
+          <w:sz w:val="21"/>
+        </w:rPr>
+        <w:t xml:space="preserve">은 받는 쪽의 </w:t>
+      </w:r>
+      <w:r>
+        <w:rPr>
+          <w:rFonts w:ascii="Consolas" w:hAnsi="Consolas" w:eastAsia="맑은 고딕"/>
+          <w:b/>
+          <w:sz w:val="21"/>
+        </w:rPr>
+        <w:t xml:space="preserve">LOG_ARCHIVE_CONFIG</w:t>
+      </w:r>
+      <w:r>
+        <w:rPr>
+          <w:rFonts w:ascii="맑은 고딕" w:hAnsi="맑은 고딕" w:eastAsia="맑은 고딕"/>
+          <w:b/>
+          <w:sz w:val="21"/>
+        </w:rPr>
+        <w:t xml:space="preserve">에 내 이름이 없다는 뜻이다.</w:t>
+      </w:r>
+      <w:r>
+        <w:rPr>
+          <w:rFonts w:ascii="맑은 고딕" w:hAnsi="맑은 고딕" w:eastAsia="맑은 고딕"/>
+          <w:sz w:val="21"/>
+        </w:rPr>
+        <w:t xml:space="preserve"> 15.4의 </w:t>
+      </w:r>
+      <w:r>
+        <w:rPr>
+          <w:rFonts w:ascii="Consolas" w:hAnsi="Consolas" w:eastAsia="맑은 고딕"/>
+          <w:sz w:val="21"/>
+        </w:rPr>
+        <w:t xml:space="preserve">ORA-12541</w:t>
+      </w:r>
+      <w:r>
+        <w:rPr>
+          <w:rFonts w:ascii="맑은 고딕" w:hAnsi="맑은 고딕" w:eastAsia="맑은 고딕"/>
+          <w:sz w:val="21"/>
+        </w:rPr>
+        <w:t xml:space="preserve">과 같은 </w:t>
+      </w:r>
+      <w:r>
+        <w:rPr>
+          <w:rFonts w:ascii="Consolas" w:hAnsi="Consolas" w:eastAsia="맑은 고딕"/>
+          <w:sz w:val="21"/>
+        </w:rPr>
+        <w:t xml:space="preserve">STATUS=ERROR</w:t>
+      </w:r>
+      <w:r>
+        <w:rPr>
+          <w:rFonts w:ascii="맑은 고딕" w:hAnsi="맑은 고딕" w:eastAsia="맑은 고딕"/>
+          <w:sz w:val="21"/>
+        </w:rPr>
+        <w:t xml:space="preserve">지만 원인이 다르다. </w:t>
+      </w:r>
+      <w:r>
+        <w:rPr>
+          <w:rFonts w:ascii="Consolas" w:hAnsi="Consolas" w:eastAsia="맑은 고딕"/>
+          <w:b/>
+          <w:sz w:val="21"/>
+        </w:rPr>
+        <w:t xml:space="preserve">ERROR</w:t>
+      </w:r>
+      <w:r>
+        <w:rPr>
+          <w:rFonts w:ascii="맑은 고딕" w:hAnsi="맑은 고딕" w:eastAsia="맑은 고딕"/>
+          <w:b/>
+          <w:sz w:val="21"/>
+        </w:rPr>
+        <w:t xml:space="preserve"> 열을 읽어야 무엇을 고칠지 안다.</w:t>
       </w:r>
     </w:p>
     <w:p>
@@ -6422,7 +10757,91 @@
           <w:rFonts w:ascii="맑은 고딕" w:hAnsi="맑은 고딕" w:eastAsia="맑은 고딕"/>
           <w:sz w:val="21"/>
         </w:rPr>
-        <w:t xml:space="preserve">양쪽 `log_archive_config`를 `DG_CONFIG=(chicago,boston)`으로, `fal_server`를 서로로 되돌리고 15.4.7대로 `DEFER` → `ENABLE`로 재촉했다. Broker가 없으므로 이번에는 SQL이 맞는 수단이다. Primary에서 `dbms_logstdby.build`를 실행하자 대기하던 명령이 스스로 완료됐다.</w:t>
+        <w:t xml:space="preserve">양쪽 </w:t>
+      </w:r>
+      <w:r>
+        <w:rPr>
+          <w:rFonts w:ascii="Consolas" w:hAnsi="Consolas" w:eastAsia="맑은 고딕"/>
+          <w:sz w:val="21"/>
+        </w:rPr>
+        <w:t xml:space="preserve">log_archive_config</w:t>
+      </w:r>
+      <w:r>
+        <w:rPr>
+          <w:rFonts w:ascii="맑은 고딕" w:hAnsi="맑은 고딕" w:eastAsia="맑은 고딕"/>
+          <w:sz w:val="21"/>
+        </w:rPr>
+        <w:t xml:space="preserve">를 </w:t>
+      </w:r>
+      <w:r>
+        <w:rPr>
+          <w:rFonts w:ascii="Consolas" w:hAnsi="Consolas" w:eastAsia="맑은 고딕"/>
+          <w:sz w:val="21"/>
+        </w:rPr>
+        <w:t xml:space="preserve">DG_CONFIG=(chicago,boston)</w:t>
+      </w:r>
+      <w:r>
+        <w:rPr>
+          <w:rFonts w:ascii="맑은 고딕" w:hAnsi="맑은 고딕" w:eastAsia="맑은 고딕"/>
+          <w:sz w:val="21"/>
+        </w:rPr>
+        <w:t xml:space="preserve">으로, </w:t>
+      </w:r>
+      <w:r>
+        <w:rPr>
+          <w:rFonts w:ascii="Consolas" w:hAnsi="Consolas" w:eastAsia="맑은 고딕"/>
+          <w:sz w:val="21"/>
+        </w:rPr>
+        <w:t xml:space="preserve">fal_server</w:t>
+      </w:r>
+      <w:r>
+        <w:rPr>
+          <w:rFonts w:ascii="맑은 고딕" w:hAnsi="맑은 고딕" w:eastAsia="맑은 고딕"/>
+          <w:sz w:val="21"/>
+        </w:rPr>
+        <w:t xml:space="preserve">를 서로로 되돌리고 15.4.7대로 </w:t>
+      </w:r>
+      <w:r>
+        <w:rPr>
+          <w:rFonts w:ascii="Consolas" w:hAnsi="Consolas" w:eastAsia="맑은 고딕"/>
+          <w:sz w:val="21"/>
+        </w:rPr>
+        <w:t xml:space="preserve">DEFER</w:t>
+      </w:r>
+      <w:r>
+        <w:rPr>
+          <w:rFonts w:ascii="맑은 고딕" w:hAnsi="맑은 고딕" w:eastAsia="맑은 고딕"/>
+          <w:sz w:val="21"/>
+        </w:rPr>
+        <w:t xml:space="preserve"> → </w:t>
+      </w:r>
+      <w:r>
+        <w:rPr>
+          <w:rFonts w:ascii="Consolas" w:hAnsi="Consolas" w:eastAsia="맑은 고딕"/>
+          <w:sz w:val="21"/>
+        </w:rPr>
+        <w:t xml:space="preserve">ENABLE</w:t>
+      </w:r>
+      <w:r>
+        <w:rPr>
+          <w:rFonts w:ascii="맑은 고딕" w:hAnsi="맑은 고딕" w:eastAsia="맑은 고딕"/>
+          <w:sz w:val="21"/>
+        </w:rPr>
+        <w:t xml:space="preserve">로 재촉했다. Broker가 없으므로 이번에는 SQL이 맞는 수단이다. Primary에서 </w:t>
+      </w:r>
+      <w:r>
+        <w:rPr>
+          <w:rFonts w:ascii="Consolas" w:hAnsi="Consolas" w:eastAsia="맑은 고딕"/>
+          <w:sz w:val="21"/>
+        </w:rPr>
+        <w:t xml:space="preserve">dbms_logstdby.build</w:t>
+      </w:r>
+      <w:r>
+        <w:rPr>
+          <w:rFonts w:ascii="맑은 고딕" w:hAnsi="맑은 고딕" w:eastAsia="맑은 고딕"/>
+          <w:sz w:val="21"/>
+        </w:rPr>
+        <w:t xml:space="preserve">를 실행하자 대기하던 명령이 스스로 완료됐다.</w:t>
       </w:r>
     </w:p>
     <w:p>
@@ -6439,7 +10858,67 @@
           <w:rFonts w:ascii="맑은 고딕" w:hAnsi="맑은 고딕" w:eastAsia="맑은 고딕"/>
           <w:sz w:val="21"/>
         </w:rPr>
-        <w:t xml:space="preserve">SQL Apply를 기동한 뒤 `V$MANAGED_STANDBY`에는 ARCH 4개와 DGRD 2개뿐 **MRP0이 없고**, **`V$DATAGUARD_STATS`는 `no rows selected`**다. 15.7절 점검표의 보조 지표가 통째로 사라졌다. 그대로 돌리면 "지연을 못 읽었다"를 장애로 오인한다. 역할에 맞는 뷰로 바꾼다.</w:t>
+        <w:t xml:space="preserve">SQL Apply를 기동한 뒤 </w:t>
+      </w:r>
+      <w:r>
+        <w:rPr>
+          <w:rFonts w:ascii="Consolas" w:hAnsi="Consolas" w:eastAsia="맑은 고딕"/>
+          <w:sz w:val="21"/>
+        </w:rPr>
+        <w:t xml:space="preserve">V$MANAGED_STANDBY</w:t>
+      </w:r>
+      <w:r>
+        <w:rPr>
+          <w:rFonts w:ascii="맑은 고딕" w:hAnsi="맑은 고딕" w:eastAsia="맑은 고딕"/>
+          <w:sz w:val="21"/>
+        </w:rPr>
+        <w:t xml:space="preserve">에는 ARCH 4개와 DGRD 2개뿐 </w:t>
+      </w:r>
+      <w:r>
+        <w:rPr>
+          <w:rFonts w:ascii="맑은 고딕" w:hAnsi="맑은 고딕" w:eastAsia="맑은 고딕"/>
+          <w:b/>
+          <w:sz w:val="21"/>
+        </w:rPr>
+        <w:t xml:space="preserve">MRP0이 없고</w:t>
+      </w:r>
+      <w:r>
+        <w:rPr>
+          <w:rFonts w:ascii="맑은 고딕" w:hAnsi="맑은 고딕" w:eastAsia="맑은 고딕"/>
+          <w:sz w:val="21"/>
+        </w:rPr>
+        <w:t xml:space="preserve">, </w:t>
+      </w:r>
+      <w:r>
+        <w:rPr>
+          <w:rFonts w:ascii="Consolas" w:hAnsi="Consolas" w:eastAsia="맑은 고딕"/>
+          <w:b/>
+          <w:sz w:val="21"/>
+        </w:rPr>
+        <w:t xml:space="preserve">V$DATAGUARD_STATS</w:t>
+      </w:r>
+      <w:r>
+        <w:rPr>
+          <w:rFonts w:ascii="맑은 고딕" w:hAnsi="맑은 고딕" w:eastAsia="맑은 고딕"/>
+          <w:b/>
+          <w:sz w:val="21"/>
+        </w:rPr>
+        <w:t xml:space="preserve">는 </w:t>
+      </w:r>
+      <w:r>
+        <w:rPr>
+          <w:rFonts w:ascii="Consolas" w:hAnsi="Consolas" w:eastAsia="맑은 고딕"/>
+          <w:b/>
+          <w:sz w:val="21"/>
+        </w:rPr>
+        <w:t xml:space="preserve">no rows selected</w:t>
+      </w:r>
+      <w:r>
+        <w:rPr>
+          <w:rFonts w:ascii="맑은 고딕" w:hAnsi="맑은 고딕" w:eastAsia="맑은 고딕"/>
+          <w:sz w:val="21"/>
+        </w:rPr>
+        <w:t xml:space="preserve">다. 15.7절 점검표의 보조 지표가 통째로 사라졌다. 그대로 돌리면 "지연을 못 읽었다"를 장애로 오인한다. 역할에 맞는 뷰로 바꾼다.</w:t>
       </w:r>
     </w:p>
     <w:tbl>
@@ -6670,10 +11149,17 @@
           <w:p>
             <w:r>
               <w:rPr>
+                <w:rFonts w:ascii="Consolas" w:hAnsi="Consolas" w:eastAsia="맑은 고딕"/>
+                <w:sz w:val="19"/>
+              </w:rPr>
+              <w:t xml:space="preserve">V$LOGSTDBY_PROCESS</w:t>
+            </w:r>
+            <w:r>
+              <w:rPr>
                 <w:rFonts w:ascii="맑은 고딕" w:hAnsi="맑은 고딕" w:eastAsia="맑은 고딕"/>
                 <w:sz w:val="19"/>
               </w:rPr>
-              <w:t xml:space="preserve">`V$LOGSTDBY_PROCESS`(READER·BUILDER·APPLIER 5 등)</w:t>
+              <w:t xml:space="preserve">(READER·BUILDER·APPLIER 5 등)</w:t>
             </w:r>
           </w:p>
         </w:tc>
@@ -6689,7 +11175,14 @@
                 <w:rFonts w:ascii="맑은 고딕" w:hAnsi="맑은 고딕" w:eastAsia="맑은 고딕"/>
                 <w:sz w:val="19"/>
               </w:rPr>
-              <w:t xml:space="preserve">MRP0 `STATUS`</w:t>
+              <w:t xml:space="preserve">MRP0 </w:t>
+            </w:r>
+            <w:r>
+              <w:rPr>
+                <w:rFonts w:ascii="Consolas" w:hAnsi="Consolas" w:eastAsia="맑은 고딕"/>
+                <w:sz w:val="19"/>
+              </w:rPr>
+              <w:t xml:space="preserve">STATUS</w:t>
             </w:r>
           </w:p>
         </w:tc>
@@ -6700,10 +11193,31 @@
           <w:p>
             <w:r>
               <w:rPr>
+                <w:rFonts w:ascii="Consolas" w:hAnsi="Consolas" w:eastAsia="맑은 고딕"/>
+                <w:sz w:val="19"/>
+              </w:rPr>
+              <w:t xml:space="preserve">V$LOGSTDBY_STATE</w:t>
+            </w:r>
+            <w:r>
+              <w:rPr>
                 <w:rFonts w:ascii="맑은 고딕" w:hAnsi="맑은 고딕" w:eastAsia="맑은 고딕"/>
                 <w:sz w:val="19"/>
               </w:rPr>
-              <w:t xml:space="preserve">`V$LOGSTDBY_STATE`의 `STATE`(실측 IDLE)</w:t>
+              <w:t xml:space="preserve">의 </w:t>
+            </w:r>
+            <w:r>
+              <w:rPr>
+                <w:rFonts w:ascii="Consolas" w:hAnsi="Consolas" w:eastAsia="맑은 고딕"/>
+                <w:sz w:val="19"/>
+              </w:rPr>
+              <w:t xml:space="preserve">STATE</w:t>
+            </w:r>
+            <w:r>
+              <w:rPr>
+                <w:rFonts w:ascii="맑은 고딕" w:hAnsi="맑은 고딕" w:eastAsia="맑은 고딕"/>
+                <w:sz w:val="19"/>
+              </w:rPr>
+              <w:t xml:space="preserve">(실측 IDLE)</w:t>
             </w:r>
           </w:p>
         </w:tc>
@@ -6716,10 +11230,10 @@
           <w:p>
             <w:r>
               <w:rPr>
-                <w:rFonts w:ascii="맑은 고딕" w:hAnsi="맑은 고딕" w:eastAsia="맑은 고딕"/>
-                <w:sz w:val="19"/>
-              </w:rPr>
-              <w:t xml:space="preserve">`apply lag`</w:t>
+                <w:rFonts w:ascii="Consolas" w:hAnsi="Consolas" w:eastAsia="맑은 고딕"/>
+                <w:sz w:val="19"/>
+              </w:rPr>
+              <w:t xml:space="preserve">apply lag</w:t>
             </w:r>
           </w:p>
         </w:tc>
@@ -6730,10 +11244,38 @@
           <w:p>
             <w:r>
               <w:rPr>
+                <w:rFonts w:ascii="Consolas" w:hAnsi="Consolas" w:eastAsia="맑은 고딕"/>
+                <w:sz w:val="19"/>
+              </w:rPr>
+              <w:t xml:space="preserve">DBA_LOGSTDBY_PROGRESS</w:t>
+            </w:r>
+            <w:r>
+              <w:rPr>
                 <w:rFonts w:ascii="맑은 고딕" w:hAnsi="맑은 고딕" w:eastAsia="맑은 고딕"/>
                 <w:sz w:val="19"/>
               </w:rPr>
-              <w:t xml:space="preserve">`DBA_LOGSTDBY_PROGRESS`의 `NEWEST_SCN` - `APPLIED_SCN`</w:t>
+              <w:t xml:space="preserve">의 </w:t>
+            </w:r>
+            <w:r>
+              <w:rPr>
+                <w:rFonts w:ascii="Consolas" w:hAnsi="Consolas" w:eastAsia="맑은 고딕"/>
+                <w:sz w:val="19"/>
+              </w:rPr>
+              <w:t xml:space="preserve">NEWEST_SCN</w:t>
+            </w:r>
+            <w:r>
+              <w:rPr>
+                <w:rFonts w:ascii="맑은 고딕" w:hAnsi="맑은 고딕" w:eastAsia="맑은 고딕"/>
+                <w:sz w:val="19"/>
+              </w:rPr>
+              <w:t xml:space="preserve"> - </w:t>
+            </w:r>
+            <w:r>
+              <w:rPr>
+                <w:rFonts w:ascii="Consolas" w:hAnsi="Consolas" w:eastAsia="맑은 고딕"/>
+                <w:sz w:val="19"/>
+              </w:rPr>
+              <w:t xml:space="preserve">APPLIED_SCN</w:t>
             </w:r>
           </w:p>
         </w:tc>
@@ -6760,10 +11302,10 @@
           <w:p>
             <w:r>
               <w:rPr>
-                <w:rFonts w:ascii="맑은 고딕" w:hAnsi="맑은 고딕" w:eastAsia="맑은 고딕"/>
-                <w:sz w:val="19"/>
-              </w:rPr>
-              <w:t xml:space="preserve">`V$LOGSTDBY_TRANSACTION`</w:t>
+                <w:rFonts w:ascii="Consolas" w:hAnsi="Consolas" w:eastAsia="맑은 고딕"/>
+                <w:sz w:val="19"/>
+              </w:rPr>
+              <w:t xml:space="preserve">V$LOGSTDBY_TRANSACTION</w:t>
             </w:r>
           </w:p>
         </w:tc>
@@ -6776,7 +11318,35 @@
           <w:rFonts w:ascii="맑은 고딕" w:hAnsi="맑은 고딕" w:eastAsia="맑은 고딕"/>
           <w:sz w:val="21"/>
         </w:rPr>
-        <w:t xml:space="preserve">세 SCN이 거의 같다. 따라잡았다는 뜻이다. 반대로 `NEWEST_SCN`과 `APPLIED_SCN`이 벌어지면 적용이 밀리는 것이다.</w:t>
+        <w:t xml:space="preserve">세 SCN이 거의 같다. 따라잡았다는 뜻이다. 반대로 </w:t>
+      </w:r>
+      <w:r>
+        <w:rPr>
+          <w:rFonts w:ascii="Consolas" w:hAnsi="Consolas" w:eastAsia="맑은 고딕"/>
+          <w:sz w:val="21"/>
+        </w:rPr>
+        <w:t xml:space="preserve">NEWEST_SCN</w:t>
+      </w:r>
+      <w:r>
+        <w:rPr>
+          <w:rFonts w:ascii="맑은 고딕" w:hAnsi="맑은 고딕" w:eastAsia="맑은 고딕"/>
+          <w:sz w:val="21"/>
+        </w:rPr>
+        <w:t xml:space="preserve">과 </w:t>
+      </w:r>
+      <w:r>
+        <w:rPr>
+          <w:rFonts w:ascii="Consolas" w:hAnsi="Consolas" w:eastAsia="맑은 고딕"/>
+          <w:sz w:val="21"/>
+        </w:rPr>
+        <w:t xml:space="preserve">APPLIED_SCN</w:t>
+      </w:r>
+      <w:r>
+        <w:rPr>
+          <w:rFonts w:ascii="맑은 고딕" w:hAnsi="맑은 고딕" w:eastAsia="맑은 고딕"/>
+          <w:sz w:val="21"/>
+        </w:rPr>
+        <w:t xml:space="preserve">이 벌어지면 적용이 밀리는 것이다.</w:t>
       </w:r>
     </w:p>
     <w:p>
@@ -6900,10 +11470,199 @@
     <w:p>
       <w:r>
         <w:rPr>
-          <w:rFonts w:ascii="맑은 고딕" w:hAnsi="맑은 고딕" w:eastAsia="맑은 고딕"/>
-          <w:sz w:val="21"/>
-        </w:rPr>
-        <w:t xml:space="preserve">**`ORA-00904`**다. 15.3.2의 규칙대로 `DESC`로 보면 **열이 전부 `PRIMARY_` 접두어**(`PRIMARY_XIDUSN`·`PRIMARY_START_TIME` 등)이고 `MINING_STATUS`·`APPLY_STATUS`·`SRC_CON_ID`가 있다. XID가 Primary에서 받은 번호라 Primary의 `V$TRANSACTION`과 대조할 수 있다. 문서에 나오는 `SAVEPOINT_SCN`·`COMMIT_SCN`은 19c에 없다. **열 이름은 외우지 말고 `DESC`로 확인한다.**</w:t>
+          <w:rFonts w:ascii="Consolas" w:hAnsi="Consolas" w:eastAsia="맑은 고딕"/>
+          <w:b/>
+          <w:sz w:val="21"/>
+        </w:rPr>
+        <w:t xml:space="preserve">ORA-00904</w:t>
+      </w:r>
+      <w:r>
+        <w:rPr>
+          <w:rFonts w:ascii="맑은 고딕" w:hAnsi="맑은 고딕" w:eastAsia="맑은 고딕"/>
+          <w:sz w:val="21"/>
+        </w:rPr>
+        <w:t xml:space="preserve">다. 15.3.2의 규칙대로 </w:t>
+      </w:r>
+      <w:r>
+        <w:rPr>
+          <w:rFonts w:ascii="Consolas" w:hAnsi="Consolas" w:eastAsia="맑은 고딕"/>
+          <w:sz w:val="21"/>
+        </w:rPr>
+        <w:t xml:space="preserve">DESC</w:t>
+      </w:r>
+      <w:r>
+        <w:rPr>
+          <w:rFonts w:ascii="맑은 고딕" w:hAnsi="맑은 고딕" w:eastAsia="맑은 고딕"/>
+          <w:sz w:val="21"/>
+        </w:rPr>
+        <w:t xml:space="preserve">로 보면 </w:t>
+      </w:r>
+      <w:r>
+        <w:rPr>
+          <w:rFonts w:ascii="맑은 고딕" w:hAnsi="맑은 고딕" w:eastAsia="맑은 고딕"/>
+          <w:b/>
+          <w:sz w:val="21"/>
+        </w:rPr>
+        <w:t xml:space="preserve">열이 전부 </w:t>
+      </w:r>
+      <w:r>
+        <w:rPr>
+          <w:rFonts w:ascii="Consolas" w:hAnsi="Consolas" w:eastAsia="맑은 고딕"/>
+          <w:b/>
+          <w:sz w:val="21"/>
+        </w:rPr>
+        <w:t xml:space="preserve">PRIMARY_</w:t>
+      </w:r>
+      <w:r>
+        <w:rPr>
+          <w:rFonts w:ascii="맑은 고딕" w:hAnsi="맑은 고딕" w:eastAsia="맑은 고딕"/>
+          <w:b/>
+          <w:sz w:val="21"/>
+        </w:rPr>
+        <w:t xml:space="preserve"> 접두어</w:t>
+      </w:r>
+      <w:r>
+        <w:rPr>
+          <w:rFonts w:ascii="맑은 고딕" w:hAnsi="맑은 고딕" w:eastAsia="맑은 고딕"/>
+          <w:sz w:val="21"/>
+        </w:rPr>
+        <w:t xml:space="preserve">(</w:t>
+      </w:r>
+      <w:r>
+        <w:rPr>
+          <w:rFonts w:ascii="Consolas" w:hAnsi="Consolas" w:eastAsia="맑은 고딕"/>
+          <w:sz w:val="21"/>
+        </w:rPr>
+        <w:t xml:space="preserve">PRIMARY_XIDUSN</w:t>
+      </w:r>
+      <w:r>
+        <w:rPr>
+          <w:rFonts w:ascii="맑은 고딕" w:hAnsi="맑은 고딕" w:eastAsia="맑은 고딕"/>
+          <w:sz w:val="21"/>
+        </w:rPr>
+        <w:t xml:space="preserve">·</w:t>
+      </w:r>
+      <w:r>
+        <w:rPr>
+          <w:rFonts w:ascii="Consolas" w:hAnsi="Consolas" w:eastAsia="맑은 고딕"/>
+          <w:sz w:val="21"/>
+        </w:rPr>
+        <w:t xml:space="preserve">PRIMARY_START_TIME</w:t>
+      </w:r>
+      <w:r>
+        <w:rPr>
+          <w:rFonts w:ascii="맑은 고딕" w:hAnsi="맑은 고딕" w:eastAsia="맑은 고딕"/>
+          <w:sz w:val="21"/>
+        </w:rPr>
+        <w:t xml:space="preserve"> 등)이고 </w:t>
+      </w:r>
+      <w:r>
+        <w:rPr>
+          <w:rFonts w:ascii="Consolas" w:hAnsi="Consolas" w:eastAsia="맑은 고딕"/>
+          <w:sz w:val="21"/>
+        </w:rPr>
+        <w:t xml:space="preserve">MINING_STATUS</w:t>
+      </w:r>
+      <w:r>
+        <w:rPr>
+          <w:rFonts w:ascii="맑은 고딕" w:hAnsi="맑은 고딕" w:eastAsia="맑은 고딕"/>
+          <w:sz w:val="21"/>
+        </w:rPr>
+        <w:t xml:space="preserve">·</w:t>
+      </w:r>
+      <w:r>
+        <w:rPr>
+          <w:rFonts w:ascii="Consolas" w:hAnsi="Consolas" w:eastAsia="맑은 고딕"/>
+          <w:sz w:val="21"/>
+        </w:rPr>
+        <w:t xml:space="preserve">APPLY_STATUS</w:t>
+      </w:r>
+      <w:r>
+        <w:rPr>
+          <w:rFonts w:ascii="맑은 고딕" w:hAnsi="맑은 고딕" w:eastAsia="맑은 고딕"/>
+          <w:sz w:val="21"/>
+        </w:rPr>
+        <w:t xml:space="preserve">·</w:t>
+      </w:r>
+      <w:r>
+        <w:rPr>
+          <w:rFonts w:ascii="Consolas" w:hAnsi="Consolas" w:eastAsia="맑은 고딕"/>
+          <w:sz w:val="21"/>
+        </w:rPr>
+        <w:t xml:space="preserve">SRC_CON_ID</w:t>
+      </w:r>
+      <w:r>
+        <w:rPr>
+          <w:rFonts w:ascii="맑은 고딕" w:hAnsi="맑은 고딕" w:eastAsia="맑은 고딕"/>
+          <w:sz w:val="21"/>
+        </w:rPr>
+        <w:t xml:space="preserve">가 있다. XID가 Primary에서 받은 번호라 Primary의 </w:t>
+      </w:r>
+      <w:r>
+        <w:rPr>
+          <w:rFonts w:ascii="Consolas" w:hAnsi="Consolas" w:eastAsia="맑은 고딕"/>
+          <w:sz w:val="21"/>
+        </w:rPr>
+        <w:t xml:space="preserve">V$TRANSACTION</w:t>
+      </w:r>
+      <w:r>
+        <w:rPr>
+          <w:rFonts w:ascii="맑은 고딕" w:hAnsi="맑은 고딕" w:eastAsia="맑은 고딕"/>
+          <w:sz w:val="21"/>
+        </w:rPr>
+        <w:t xml:space="preserve">과 대조할 수 있다. 문서에 나오는 </w:t>
+      </w:r>
+      <w:r>
+        <w:rPr>
+          <w:rFonts w:ascii="Consolas" w:hAnsi="Consolas" w:eastAsia="맑은 고딕"/>
+          <w:sz w:val="21"/>
+        </w:rPr>
+        <w:t xml:space="preserve">SAVEPOINT_SCN</w:t>
+      </w:r>
+      <w:r>
+        <w:rPr>
+          <w:rFonts w:ascii="맑은 고딕" w:hAnsi="맑은 고딕" w:eastAsia="맑은 고딕"/>
+          <w:sz w:val="21"/>
+        </w:rPr>
+        <w:t xml:space="preserve">·</w:t>
+      </w:r>
+      <w:r>
+        <w:rPr>
+          <w:rFonts w:ascii="Consolas" w:hAnsi="Consolas" w:eastAsia="맑은 고딕"/>
+          <w:sz w:val="21"/>
+        </w:rPr>
+        <w:t xml:space="preserve">COMMIT_SCN</w:t>
+      </w:r>
+      <w:r>
+        <w:rPr>
+          <w:rFonts w:ascii="맑은 고딕" w:hAnsi="맑은 고딕" w:eastAsia="맑은 고딕"/>
+          <w:sz w:val="21"/>
+        </w:rPr>
+        <w:t xml:space="preserve">은 19c에 없다. </w:t>
+      </w:r>
+      <w:r>
+        <w:rPr>
+          <w:rFonts w:ascii="맑은 고딕" w:hAnsi="맑은 고딕" w:eastAsia="맑은 고딕"/>
+          <w:b/>
+          <w:sz w:val="21"/>
+        </w:rPr>
+        <w:t xml:space="preserve">열 이름은 외우지 말고 </w:t>
+      </w:r>
+      <w:r>
+        <w:rPr>
+          <w:rFonts w:ascii="Consolas" w:hAnsi="Consolas" w:eastAsia="맑은 고딕"/>
+          <w:b/>
+          <w:sz w:val="21"/>
+        </w:rPr>
+        <w:t xml:space="preserve">DESC</w:t>
+      </w:r>
+      <w:r>
+        <w:rPr>
+          <w:rFonts w:ascii="맑은 고딕" w:hAnsi="맑은 고딕" w:eastAsia="맑은 고딕"/>
+          <w:b/>
+          <w:sz w:val="21"/>
+        </w:rPr>
+        <w:t xml:space="preserve">로 확인한다.</w:t>
       </w:r>
     </w:p>
     <w:tbl>
@@ -6970,7 +11729,64 @@
           <w:rFonts w:ascii="맑은 고딕" w:hAnsi="맑은 고딕" w:eastAsia="맑은 고딕"/>
           <w:sz w:val="21"/>
         </w:rPr>
-        <w:t xml:space="preserve">리두 읽기는 끝났고(`MINING COMPLETE`) 아직 적용 전이며(`APPLY NONE`) PDB(`SRC_CON 3`)에서 온 변경이다. **조회 시각과 시작 시각의 차이(52초)가 커지면 하나의 트랜잭션이 오래 붙잡고 있는 것이다.** "적용이 느리다"를 트랜잭션 단위로 설명할 수 있는 유일한 뷰다. 200만 행은 약 2분에 적용됐고(최고 약 27MB/s) 한가해지면 뷰는 다시 빈다.</w:t>
+        <w:t xml:space="preserve">리두 읽기는 끝났고(</w:t>
+      </w:r>
+      <w:r>
+        <w:rPr>
+          <w:rFonts w:ascii="Consolas" w:hAnsi="Consolas" w:eastAsia="맑은 고딕"/>
+          <w:sz w:val="21"/>
+        </w:rPr>
+        <w:t xml:space="preserve">MINING COMPLETE</w:t>
+      </w:r>
+      <w:r>
+        <w:rPr>
+          <w:rFonts w:ascii="맑은 고딕" w:hAnsi="맑은 고딕" w:eastAsia="맑은 고딕"/>
+          <w:sz w:val="21"/>
+        </w:rPr>
+        <w:t xml:space="preserve">) 아직 적용 전이며(</w:t>
+      </w:r>
+      <w:r>
+        <w:rPr>
+          <w:rFonts w:ascii="Consolas" w:hAnsi="Consolas" w:eastAsia="맑은 고딕"/>
+          <w:sz w:val="21"/>
+        </w:rPr>
+        <w:t xml:space="preserve">APPLY NONE</w:t>
+      </w:r>
+      <w:r>
+        <w:rPr>
+          <w:rFonts w:ascii="맑은 고딕" w:hAnsi="맑은 고딕" w:eastAsia="맑은 고딕"/>
+          <w:sz w:val="21"/>
+        </w:rPr>
+        <w:t xml:space="preserve">) PDB(</w:t>
+      </w:r>
+      <w:r>
+        <w:rPr>
+          <w:rFonts w:ascii="Consolas" w:hAnsi="Consolas" w:eastAsia="맑은 고딕"/>
+          <w:sz w:val="21"/>
+        </w:rPr>
+        <w:t xml:space="preserve">SRC_CON 3</w:t>
+      </w:r>
+      <w:r>
+        <w:rPr>
+          <w:rFonts w:ascii="맑은 고딕" w:hAnsi="맑은 고딕" w:eastAsia="맑은 고딕"/>
+          <w:sz w:val="21"/>
+        </w:rPr>
+        <w:t xml:space="preserve">)에서 온 변경이다. </w:t>
+      </w:r>
+      <w:r>
+        <w:rPr>
+          <w:rFonts w:ascii="맑은 고딕" w:hAnsi="맑은 고딕" w:eastAsia="맑은 고딕"/>
+          <w:b/>
+          <w:sz w:val="21"/>
+        </w:rPr>
+        <w:t xml:space="preserve">조회 시각과 시작 시각의 차이(52초)가 커지면 하나의 트랜잭션이 오래 붙잡고 있는 것이다.</w:t>
+      </w:r>
+      <w:r>
+        <w:rPr>
+          <w:rFonts w:ascii="맑은 고딕" w:hAnsi="맑은 고딕" w:eastAsia="맑은 고딕"/>
+          <w:sz w:val="21"/>
+        </w:rPr>
+        <w:t xml:space="preserve"> "적용이 느리다"를 트랜잭션 단위로 설명할 수 있는 유일한 뷰다. 200만 행은 약 2분에 적용됐고(최고 약 27MB/s) 한가해지면 뷰는 다시 빈다.</w:t>
       </w:r>
     </w:p>
     <w:p>
@@ -6987,7 +11803,77 @@
           <w:rFonts w:ascii="맑은 고딕" w:hAnsi="맑은 고딕" w:eastAsia="맑은 고딕"/>
           <w:sz w:val="21"/>
         </w:rPr>
-        <w:t xml:space="preserve">Standby에서 SYS로 `lg15.tx`의 `id=5`를 지우고(SYS는 가드의 예외다, 12장) Primary에서 그 행을 `UPDATE`했다. 90초 뒤 `STATE`가 `SQL APPLY NOT ON`이 됐다.</w:t>
+        <w:t xml:space="preserve">Standby에서 SYS로 </w:t>
+      </w:r>
+      <w:r>
+        <w:rPr>
+          <w:rFonts w:ascii="Consolas" w:hAnsi="Consolas" w:eastAsia="맑은 고딕"/>
+          <w:sz w:val="21"/>
+        </w:rPr>
+        <w:t xml:space="preserve">lg15.tx</w:t>
+      </w:r>
+      <w:r>
+        <w:rPr>
+          <w:rFonts w:ascii="맑은 고딕" w:hAnsi="맑은 고딕" w:eastAsia="맑은 고딕"/>
+          <w:sz w:val="21"/>
+        </w:rPr>
+        <w:t xml:space="preserve">의 </w:t>
+      </w:r>
+      <w:r>
+        <w:rPr>
+          <w:rFonts w:ascii="Consolas" w:hAnsi="Consolas" w:eastAsia="맑은 고딕"/>
+          <w:sz w:val="21"/>
+        </w:rPr>
+        <w:t xml:space="preserve">id=5</w:t>
+      </w:r>
+      <w:r>
+        <w:rPr>
+          <w:rFonts w:ascii="맑은 고딕" w:hAnsi="맑은 고딕" w:eastAsia="맑은 고딕"/>
+          <w:sz w:val="21"/>
+        </w:rPr>
+        <w:t xml:space="preserve">를 지우고(SYS는 가드의 예외다, 12장) Primary에서 그 행을 </w:t>
+      </w:r>
+      <w:r>
+        <w:rPr>
+          <w:rFonts w:ascii="Consolas" w:hAnsi="Consolas" w:eastAsia="맑은 고딕"/>
+          <w:sz w:val="21"/>
+        </w:rPr>
+        <w:t xml:space="preserve">UPDATE</w:t>
+      </w:r>
+      <w:r>
+        <w:rPr>
+          <w:rFonts w:ascii="맑은 고딕" w:hAnsi="맑은 고딕" w:eastAsia="맑은 고딕"/>
+          <w:sz w:val="21"/>
+        </w:rPr>
+        <w:t xml:space="preserve">했다. 90초 뒤 </w:t>
+      </w:r>
+      <w:r>
+        <w:rPr>
+          <w:rFonts w:ascii="Consolas" w:hAnsi="Consolas" w:eastAsia="맑은 고딕"/>
+          <w:sz w:val="21"/>
+        </w:rPr>
+        <w:t xml:space="preserve">STATE</w:t>
+      </w:r>
+      <w:r>
+        <w:rPr>
+          <w:rFonts w:ascii="맑은 고딕" w:hAnsi="맑은 고딕" w:eastAsia="맑은 고딕"/>
+          <w:sz w:val="21"/>
+        </w:rPr>
+        <w:t xml:space="preserve">가 </w:t>
+      </w:r>
+      <w:r>
+        <w:rPr>
+          <w:rFonts w:ascii="Consolas" w:hAnsi="Consolas" w:eastAsia="맑은 고딕"/>
+          <w:sz w:val="21"/>
+        </w:rPr>
+        <w:t xml:space="preserve">SQL APPLY NOT ON</w:t>
+      </w:r>
+      <w:r>
+        <w:rPr>
+          <w:rFonts w:ascii="맑은 고딕" w:hAnsi="맑은 고딕" w:eastAsia="맑은 고딕"/>
+          <w:sz w:val="21"/>
+        </w:rPr>
+        <w:t xml:space="preserve">이 됐다.</w:t>
       </w:r>
     </w:p>
     <w:tbl>
@@ -7091,9 +11977,115 @@
       <w:r>
         <w:rPr>
           <w:rFonts w:ascii="맑은 고딕" w:hAnsi="맑은 고딕" w:eastAsia="맑은 고딕"/>
-          <w:sz w:val="21"/>
-        </w:rPr>
-        <w:t xml:space="preserve">**원인은 `ORA-26787`이며 표와 키 값까지 알려 준다.** `ORA-16222`는 자동 재시도다. 이때 **`V$LOGSTDBY_TRANSACTION`은 0행이다.** 적용이 도는 동안에만 채워지기 때문이다. 멈춘 뒤의 XID(7.1.704)는 `DBA_LOGSTDBY_EVENTS`에서 찾으며 **여기서는 열 이름이 `XIDUSN`이다.** 뷰마다 다르다.</w:t>
+          <w:b/>
+          <w:sz w:val="21"/>
+        </w:rPr>
+        <w:t xml:space="preserve">원인은 </w:t>
+      </w:r>
+      <w:r>
+        <w:rPr>
+          <w:rFonts w:ascii="Consolas" w:hAnsi="Consolas" w:eastAsia="맑은 고딕"/>
+          <w:b/>
+          <w:sz w:val="21"/>
+        </w:rPr>
+        <w:t xml:space="preserve">ORA-26787</w:t>
+      </w:r>
+      <w:r>
+        <w:rPr>
+          <w:rFonts w:ascii="맑은 고딕" w:hAnsi="맑은 고딕" w:eastAsia="맑은 고딕"/>
+          <w:b/>
+          <w:sz w:val="21"/>
+        </w:rPr>
+        <w:t xml:space="preserve">이며 표와 키 값까지 알려 준다.</w:t>
+      </w:r>
+      <w:r>
+        <w:rPr>
+          <w:rFonts w:ascii="맑은 고딕" w:hAnsi="맑은 고딕" w:eastAsia="맑은 고딕"/>
+          <w:sz w:val="21"/>
+        </w:rPr>
+        <w:t xml:space="preserve"> </w:t>
+      </w:r>
+      <w:r>
+        <w:rPr>
+          <w:rFonts w:ascii="Consolas" w:hAnsi="Consolas" w:eastAsia="맑은 고딕"/>
+          <w:sz w:val="21"/>
+        </w:rPr>
+        <w:t xml:space="preserve">ORA-16222</w:t>
+      </w:r>
+      <w:r>
+        <w:rPr>
+          <w:rFonts w:ascii="맑은 고딕" w:hAnsi="맑은 고딕" w:eastAsia="맑은 고딕"/>
+          <w:sz w:val="21"/>
+        </w:rPr>
+        <w:t xml:space="preserve">는 자동 재시도다. 이때 </w:t>
+      </w:r>
+      <w:r>
+        <w:rPr>
+          <w:rFonts w:ascii="Consolas" w:hAnsi="Consolas" w:eastAsia="맑은 고딕"/>
+          <w:b/>
+          <w:sz w:val="21"/>
+        </w:rPr>
+        <w:t xml:space="preserve">V$LOGSTDBY_TRANSACTION</w:t>
+      </w:r>
+      <w:r>
+        <w:rPr>
+          <w:rFonts w:ascii="맑은 고딕" w:hAnsi="맑은 고딕" w:eastAsia="맑은 고딕"/>
+          <w:b/>
+          <w:sz w:val="21"/>
+        </w:rPr>
+        <w:t xml:space="preserve">은 0행이다.</w:t>
+      </w:r>
+      <w:r>
+        <w:rPr>
+          <w:rFonts w:ascii="맑은 고딕" w:hAnsi="맑은 고딕" w:eastAsia="맑은 고딕"/>
+          <w:sz w:val="21"/>
+        </w:rPr>
+        <w:t xml:space="preserve"> 적용이 도는 동안에만 채워지기 때문이다. 멈춘 뒤의 XID(7.1.704)는 </w:t>
+      </w:r>
+      <w:r>
+        <w:rPr>
+          <w:rFonts w:ascii="Consolas" w:hAnsi="Consolas" w:eastAsia="맑은 고딕"/>
+          <w:sz w:val="21"/>
+        </w:rPr>
+        <w:t xml:space="preserve">DBA_LOGSTDBY_EVENTS</w:t>
+      </w:r>
+      <w:r>
+        <w:rPr>
+          <w:rFonts w:ascii="맑은 고딕" w:hAnsi="맑은 고딕" w:eastAsia="맑은 고딕"/>
+          <w:sz w:val="21"/>
+        </w:rPr>
+        <w:t xml:space="preserve">에서 찾으며 </w:t>
+      </w:r>
+      <w:r>
+        <w:rPr>
+          <w:rFonts w:ascii="맑은 고딕" w:hAnsi="맑은 고딕" w:eastAsia="맑은 고딕"/>
+          <w:b/>
+          <w:sz w:val="21"/>
+        </w:rPr>
+        <w:t xml:space="preserve">여기서는 열 이름이 </w:t>
+      </w:r>
+      <w:r>
+        <w:rPr>
+          <w:rFonts w:ascii="Consolas" w:hAnsi="Consolas" w:eastAsia="맑은 고딕"/>
+          <w:b/>
+          <w:sz w:val="21"/>
+        </w:rPr>
+        <w:t xml:space="preserve">XIDUSN</w:t>
+      </w:r>
+      <w:r>
+        <w:rPr>
+          <w:rFonts w:ascii="맑은 고딕" w:hAnsi="맑은 고딕" w:eastAsia="맑은 고딕"/>
+          <w:b/>
+          <w:sz w:val="21"/>
+        </w:rPr>
+        <w:t xml:space="preserve">이다.</w:t>
+      </w:r>
+      <w:r>
+        <w:rPr>
+          <w:rFonts w:ascii="맑은 고딕" w:hAnsi="맑은 고딕" w:eastAsia="맑은 고딕"/>
+          <w:sz w:val="21"/>
+        </w:rPr>
+        <w:t xml:space="preserve"> 뷰마다 다르다.</w:t>
       </w:r>
     </w:p>
     <w:p>
@@ -7176,7 +12168,14 @@
                 <w:rFonts w:ascii="맑은 고딕" w:hAnsi="맑은 고딕" w:eastAsia="맑은 고딕"/>
                 <w:sz w:val="19"/>
               </w:rPr>
-              <w:t xml:space="preserve">PDB에서 `SKIP_TRANSACTION(7,1,704)`</w:t>
+              <w:t xml:space="preserve">PDB에서 </w:t>
+            </w:r>
+            <w:r>
+              <w:rPr>
+                <w:rFonts w:ascii="Consolas" w:hAnsi="Consolas" w:eastAsia="맑은 고딕"/>
+                <w:sz w:val="19"/>
+              </w:rPr>
+              <w:t xml:space="preserve">SKIP_TRANSACTION(7,1,704)</w:t>
             </w:r>
           </w:p>
         </w:tc>
@@ -7261,7 +12260,205 @@
           <w:rFonts w:ascii="맑은 고딕" w:hAnsi="맑은 고딕" w:eastAsia="맑은 고딕"/>
           <w:sz w:val="21"/>
         </w:rPr>
-        <w:t xml:space="preserve">목적은 패키지를 쓰는 것이 아니라 **적용을 되살리는 것**이다. 원인이 분명하므로 PDB에 없어진 행을 `(5,'seed',...)`로 되돌려 넣고 `START LOGICAL STANDBY APPLY IMMEDIATE`를 실행했다. 20초 뒤 `APPLYING`이 됐고 `id=5`의 `tag`는 **`boom`**이었다. 밀려 있던 `UPDATE`가 정상 적용되어 Primary와 같아진 것이다. **`SKIP_TRANSACTION`을 썼다면 이 행은 영원히 `seed`로 남았을 것이다.** 복구 후에도 EVENTS의 26787은 이력으로 남는다. 판정은 `STATE`와 세 SCN으로 하고 EVENTS는 원인 조사에 쓴다. 마지막으로 스냅샷으로 원복하고 **역할만이 아니라 MRP0·`SUCCESS`·두 지연까지 확인해** 리두가 흐르는 것을 본다.</w:t>
+        <w:t xml:space="preserve">목적은 패키지를 쓰는 것이 아니라 </w:t>
+      </w:r>
+      <w:r>
+        <w:rPr>
+          <w:rFonts w:ascii="맑은 고딕" w:hAnsi="맑은 고딕" w:eastAsia="맑은 고딕"/>
+          <w:b/>
+          <w:sz w:val="21"/>
+        </w:rPr>
+        <w:t xml:space="preserve">적용을 되살리는 것</w:t>
+      </w:r>
+      <w:r>
+        <w:rPr>
+          <w:rFonts w:ascii="맑은 고딕" w:hAnsi="맑은 고딕" w:eastAsia="맑은 고딕"/>
+          <w:sz w:val="21"/>
+        </w:rPr>
+        <w:t xml:space="preserve">이다. 원인이 분명하므로 PDB에 없어진 행을 </w:t>
+      </w:r>
+      <w:r>
+        <w:rPr>
+          <w:rFonts w:ascii="Consolas" w:hAnsi="Consolas" w:eastAsia="맑은 고딕"/>
+          <w:sz w:val="21"/>
+        </w:rPr>
+        <w:t xml:space="preserve">(5,'seed',...)</w:t>
+      </w:r>
+      <w:r>
+        <w:rPr>
+          <w:rFonts w:ascii="맑은 고딕" w:hAnsi="맑은 고딕" w:eastAsia="맑은 고딕"/>
+          <w:sz w:val="21"/>
+        </w:rPr>
+        <w:t xml:space="preserve">로 되돌려 넣고 </w:t>
+      </w:r>
+      <w:r>
+        <w:rPr>
+          <w:rFonts w:ascii="Consolas" w:hAnsi="Consolas" w:eastAsia="맑은 고딕"/>
+          <w:sz w:val="21"/>
+        </w:rPr>
+        <w:t xml:space="preserve">START LOGICAL STANDBY APPLY IMMEDIATE</w:t>
+      </w:r>
+      <w:r>
+        <w:rPr>
+          <w:rFonts w:ascii="맑은 고딕" w:hAnsi="맑은 고딕" w:eastAsia="맑은 고딕"/>
+          <w:sz w:val="21"/>
+        </w:rPr>
+        <w:t xml:space="preserve">를 실행했다. 20초 뒤 </w:t>
+      </w:r>
+      <w:r>
+        <w:rPr>
+          <w:rFonts w:ascii="Consolas" w:hAnsi="Consolas" w:eastAsia="맑은 고딕"/>
+          <w:sz w:val="21"/>
+        </w:rPr>
+        <w:t xml:space="preserve">APPLYING</w:t>
+      </w:r>
+      <w:r>
+        <w:rPr>
+          <w:rFonts w:ascii="맑은 고딕" w:hAnsi="맑은 고딕" w:eastAsia="맑은 고딕"/>
+          <w:sz w:val="21"/>
+        </w:rPr>
+        <w:t xml:space="preserve">이 됐고 </w:t>
+      </w:r>
+      <w:r>
+        <w:rPr>
+          <w:rFonts w:ascii="Consolas" w:hAnsi="Consolas" w:eastAsia="맑은 고딕"/>
+          <w:sz w:val="21"/>
+        </w:rPr>
+        <w:t xml:space="preserve">id=5</w:t>
+      </w:r>
+      <w:r>
+        <w:rPr>
+          <w:rFonts w:ascii="맑은 고딕" w:hAnsi="맑은 고딕" w:eastAsia="맑은 고딕"/>
+          <w:sz w:val="21"/>
+        </w:rPr>
+        <w:t xml:space="preserve">의 </w:t>
+      </w:r>
+      <w:r>
+        <w:rPr>
+          <w:rFonts w:ascii="Consolas" w:hAnsi="Consolas" w:eastAsia="맑은 고딕"/>
+          <w:sz w:val="21"/>
+        </w:rPr>
+        <w:t xml:space="preserve">tag</w:t>
+      </w:r>
+      <w:r>
+        <w:rPr>
+          <w:rFonts w:ascii="맑은 고딕" w:hAnsi="맑은 고딕" w:eastAsia="맑은 고딕"/>
+          <w:sz w:val="21"/>
+        </w:rPr>
+        <w:t xml:space="preserve">는 </w:t>
+      </w:r>
+      <w:r>
+        <w:rPr>
+          <w:rFonts w:ascii="Consolas" w:hAnsi="Consolas" w:eastAsia="맑은 고딕"/>
+          <w:b/>
+          <w:sz w:val="21"/>
+        </w:rPr>
+        <w:t xml:space="preserve">boom</w:t>
+      </w:r>
+      <w:r>
+        <w:rPr>
+          <w:rFonts w:ascii="맑은 고딕" w:hAnsi="맑은 고딕" w:eastAsia="맑은 고딕"/>
+          <w:sz w:val="21"/>
+        </w:rPr>
+        <w:t xml:space="preserve">이었다. 밀려 있던 </w:t>
+      </w:r>
+      <w:r>
+        <w:rPr>
+          <w:rFonts w:ascii="Consolas" w:hAnsi="Consolas" w:eastAsia="맑은 고딕"/>
+          <w:sz w:val="21"/>
+        </w:rPr>
+        <w:t xml:space="preserve">UPDATE</w:t>
+      </w:r>
+      <w:r>
+        <w:rPr>
+          <w:rFonts w:ascii="맑은 고딕" w:hAnsi="맑은 고딕" w:eastAsia="맑은 고딕"/>
+          <w:sz w:val="21"/>
+        </w:rPr>
+        <w:t xml:space="preserve">가 정상 적용되어 Primary와 같아진 것이다. </w:t>
+      </w:r>
+      <w:r>
+        <w:rPr>
+          <w:rFonts w:ascii="Consolas" w:hAnsi="Consolas" w:eastAsia="맑은 고딕"/>
+          <w:b/>
+          <w:sz w:val="21"/>
+        </w:rPr>
+        <w:t xml:space="preserve">SKIP_TRANSACTION</w:t>
+      </w:r>
+      <w:r>
+        <w:rPr>
+          <w:rFonts w:ascii="맑은 고딕" w:hAnsi="맑은 고딕" w:eastAsia="맑은 고딕"/>
+          <w:b/>
+          <w:sz w:val="21"/>
+        </w:rPr>
+        <w:t xml:space="preserve">을 썼다면 이 행은 영원히 </w:t>
+      </w:r>
+      <w:r>
+        <w:rPr>
+          <w:rFonts w:ascii="Consolas" w:hAnsi="Consolas" w:eastAsia="맑은 고딕"/>
+          <w:b/>
+          <w:sz w:val="21"/>
+        </w:rPr>
+        <w:t xml:space="preserve">seed</w:t>
+      </w:r>
+      <w:r>
+        <w:rPr>
+          <w:rFonts w:ascii="맑은 고딕" w:hAnsi="맑은 고딕" w:eastAsia="맑은 고딕"/>
+          <w:b/>
+          <w:sz w:val="21"/>
+        </w:rPr>
+        <w:t xml:space="preserve">로 남았을 것이다.</w:t>
+      </w:r>
+      <w:r>
+        <w:rPr>
+          <w:rFonts w:ascii="맑은 고딕" w:hAnsi="맑은 고딕" w:eastAsia="맑은 고딕"/>
+          <w:sz w:val="21"/>
+        </w:rPr>
+        <w:t xml:space="preserve"> 복구 후에도 EVENTS의 26787은 이력으로 남는다. 판정은 </w:t>
+      </w:r>
+      <w:r>
+        <w:rPr>
+          <w:rFonts w:ascii="Consolas" w:hAnsi="Consolas" w:eastAsia="맑은 고딕"/>
+          <w:sz w:val="21"/>
+        </w:rPr>
+        <w:t xml:space="preserve">STATE</w:t>
+      </w:r>
+      <w:r>
+        <w:rPr>
+          <w:rFonts w:ascii="맑은 고딕" w:hAnsi="맑은 고딕" w:eastAsia="맑은 고딕"/>
+          <w:sz w:val="21"/>
+        </w:rPr>
+        <w:t xml:space="preserve">와 세 SCN으로 하고 EVENTS는 원인 조사에 쓴다. 마지막으로 스냅샷으로 원복하고 </w:t>
+      </w:r>
+      <w:r>
+        <w:rPr>
+          <w:rFonts w:ascii="맑은 고딕" w:hAnsi="맑은 고딕" w:eastAsia="맑은 고딕"/>
+          <w:b/>
+          <w:sz w:val="21"/>
+        </w:rPr>
+        <w:t xml:space="preserve">역할만이 아니라 MRP0·</w:t>
+      </w:r>
+      <w:r>
+        <w:rPr>
+          <w:rFonts w:ascii="Consolas" w:hAnsi="Consolas" w:eastAsia="맑은 고딕"/>
+          <w:b/>
+          <w:sz w:val="21"/>
+        </w:rPr>
+        <w:t xml:space="preserve">SUCCESS</w:t>
+      </w:r>
+      <w:r>
+        <w:rPr>
+          <w:rFonts w:ascii="맑은 고딕" w:hAnsi="맑은 고딕" w:eastAsia="맑은 고딕"/>
+          <w:b/>
+          <w:sz w:val="21"/>
+        </w:rPr>
+        <w:t xml:space="preserve">·두 지연까지 확인해</w:t>
+      </w:r>
+      <w:r>
+        <w:rPr>
+          <w:rFonts w:ascii="맑은 고딕" w:hAnsi="맑은 고딕" w:eastAsia="맑은 고딕"/>
+          <w:sz w:val="21"/>
+        </w:rPr>
+        <w:t xml:space="preserve"> 리두가 흐르는 것을 본다.</w:t>
       </w:r>
     </w:p>
     <w:tbl>
@@ -7308,9 +12505,145 @@
             <w:r>
               <w:rPr>
                 <w:rFonts w:ascii="맑은 고딕" w:hAnsi="맑은 고딕" w:eastAsia="맑은 고딕"/>
+                <w:b/>
                 <w:sz w:val="20"/>
               </w:rPr>
-              <w:t xml:space="preserve">**①** Primary `V$ARCHIVED_LOG`에서 같은 시퀀스가 `YES`·`NO` 두 행이다. **②** `APPLIED_SEQ#=0`, `RECOVERY_MODE=MANAGED REAL TIME APPLY`다. **③** 두 지연은 0인데 `ACTIVE` SRL이 없고 MRP0이 `WAIT_FOR_LOG`이며 시퀀스가 뒤진다.</w:t>
+              <w:t xml:space="preserve">①</w:t>
+            </w:r>
+            <w:r>
+              <w:rPr>
+                <w:rFonts w:ascii="맑은 고딕" w:hAnsi="맑은 고딕" w:eastAsia="맑은 고딕"/>
+                <w:sz w:val="20"/>
+              </w:rPr>
+              <w:t xml:space="preserve"> Primary </w:t>
+            </w:r>
+            <w:r>
+              <w:rPr>
+                <w:rFonts w:ascii="Consolas" w:hAnsi="Consolas" w:eastAsia="맑은 고딕"/>
+                <w:sz w:val="20"/>
+              </w:rPr>
+              <w:t xml:space="preserve">V$ARCHIVED_LOG</w:t>
+            </w:r>
+            <w:r>
+              <w:rPr>
+                <w:rFonts w:ascii="맑은 고딕" w:hAnsi="맑은 고딕" w:eastAsia="맑은 고딕"/>
+                <w:sz w:val="20"/>
+              </w:rPr>
+              <w:t xml:space="preserve">에서 같은 시퀀스가 </w:t>
+            </w:r>
+            <w:r>
+              <w:rPr>
+                <w:rFonts w:ascii="Consolas" w:hAnsi="Consolas" w:eastAsia="맑은 고딕"/>
+                <w:sz w:val="20"/>
+              </w:rPr>
+              <w:t xml:space="preserve">YES</w:t>
+            </w:r>
+            <w:r>
+              <w:rPr>
+                <w:rFonts w:ascii="맑은 고딕" w:hAnsi="맑은 고딕" w:eastAsia="맑은 고딕"/>
+                <w:sz w:val="20"/>
+              </w:rPr>
+              <w:t xml:space="preserve">·</w:t>
+            </w:r>
+            <w:r>
+              <w:rPr>
+                <w:rFonts w:ascii="Consolas" w:hAnsi="Consolas" w:eastAsia="맑은 고딕"/>
+                <w:sz w:val="20"/>
+              </w:rPr>
+              <w:t xml:space="preserve">NO</w:t>
+            </w:r>
+            <w:r>
+              <w:rPr>
+                <w:rFonts w:ascii="맑은 고딕" w:hAnsi="맑은 고딕" w:eastAsia="맑은 고딕"/>
+                <w:sz w:val="20"/>
+              </w:rPr>
+              <w:t xml:space="preserve"> 두 행이다. </w:t>
+            </w:r>
+            <w:r>
+              <w:rPr>
+                <w:rFonts w:ascii="맑은 고딕" w:hAnsi="맑은 고딕" w:eastAsia="맑은 고딕"/>
+                <w:b/>
+                <w:sz w:val="20"/>
+              </w:rPr>
+              <w:t xml:space="preserve">②</w:t>
+            </w:r>
+            <w:r>
+              <w:rPr>
+                <w:rFonts w:ascii="맑은 고딕" w:hAnsi="맑은 고딕" w:eastAsia="맑은 고딕"/>
+                <w:sz w:val="20"/>
+              </w:rPr>
+              <w:t xml:space="preserve"> </w:t>
+            </w:r>
+            <w:r>
+              <w:rPr>
+                <w:rFonts w:ascii="Consolas" w:hAnsi="Consolas" w:eastAsia="맑은 고딕"/>
+                <w:sz w:val="20"/>
+              </w:rPr>
+              <w:t xml:space="preserve">APPLIED_SEQ#=0</w:t>
+            </w:r>
+            <w:r>
+              <w:rPr>
+                <w:rFonts w:ascii="맑은 고딕" w:hAnsi="맑은 고딕" w:eastAsia="맑은 고딕"/>
+                <w:sz w:val="20"/>
+              </w:rPr>
+              <w:t xml:space="preserve">, </w:t>
+            </w:r>
+            <w:r>
+              <w:rPr>
+                <w:rFonts w:ascii="Consolas" w:hAnsi="Consolas" w:eastAsia="맑은 고딕"/>
+                <w:sz w:val="20"/>
+              </w:rPr>
+              <w:t xml:space="preserve">RECOVERY_MODE=MANAGED REAL TIME APPLY</w:t>
+            </w:r>
+            <w:r>
+              <w:rPr>
+                <w:rFonts w:ascii="맑은 고딕" w:hAnsi="맑은 고딕" w:eastAsia="맑은 고딕"/>
+                <w:sz w:val="20"/>
+              </w:rPr>
+              <w:t xml:space="preserve">다. </w:t>
+            </w:r>
+            <w:r>
+              <w:rPr>
+                <w:rFonts w:ascii="맑은 고딕" w:hAnsi="맑은 고딕" w:eastAsia="맑은 고딕"/>
+                <w:b/>
+                <w:sz w:val="20"/>
+              </w:rPr>
+              <w:t xml:space="preserve">③</w:t>
+            </w:r>
+            <w:r>
+              <w:rPr>
+                <w:rFonts w:ascii="맑은 고딕" w:hAnsi="맑은 고딕" w:eastAsia="맑은 고딕"/>
+                <w:sz w:val="20"/>
+              </w:rPr>
+              <w:t xml:space="preserve"> 두 지연은 0인데 </w:t>
+            </w:r>
+            <w:r>
+              <w:rPr>
+                <w:rFonts w:ascii="Consolas" w:hAnsi="Consolas" w:eastAsia="맑은 고딕"/>
+                <w:sz w:val="20"/>
+              </w:rPr>
+              <w:t xml:space="preserve">ACTIVE</w:t>
+            </w:r>
+            <w:r>
+              <w:rPr>
+                <w:rFonts w:ascii="맑은 고딕" w:hAnsi="맑은 고딕" w:eastAsia="맑은 고딕"/>
+                <w:sz w:val="20"/>
+              </w:rPr>
+              <w:t xml:space="preserve"> SRL이 없고 MRP0이 </w:t>
+            </w:r>
+            <w:r>
+              <w:rPr>
+                <w:rFonts w:ascii="Consolas" w:hAnsi="Consolas" w:eastAsia="맑은 고딕"/>
+                <w:sz w:val="20"/>
+              </w:rPr>
+              <w:t xml:space="preserve">WAIT_FOR_LOG</w:t>
+            </w:r>
+            <w:r>
+              <w:rPr>
+                <w:rFonts w:ascii="맑은 고딕" w:hAnsi="맑은 고딕" w:eastAsia="맑은 고딕"/>
+                <w:sz w:val="20"/>
+              </w:rPr>
+              <w:t xml:space="preserve">이며 시퀀스가 뒤진다.</w:t>
             </w:r>
           </w:p>
           <w:p>
@@ -7320,9 +12653,131 @@
             <w:r>
               <w:rPr>
                 <w:rFonts w:ascii="맑은 고딕" w:hAnsi="맑은 고딕" w:eastAsia="맑은 고딕"/>
+                <w:b/>
                 <w:sz w:val="20"/>
               </w:rPr>
-              <w:t xml:space="preserve">**④** 리스너를 올린 지 3분인데 목적지 `ERROR`가 여전히 `ORA-12541`이다. **⑤** Primary에서 `V$DATAGUARD_STATS`가 no rows다. **⑥** Logical Standby에서 `V$LOGSTDBY_TRANSACTION`이 0행이고 `STATE`가 `SQL APPLY NOT ON`이다.</w:t>
+              <w:t xml:space="preserve">④</w:t>
+            </w:r>
+            <w:r>
+              <w:rPr>
+                <w:rFonts w:ascii="맑은 고딕" w:hAnsi="맑은 고딕" w:eastAsia="맑은 고딕"/>
+                <w:sz w:val="20"/>
+              </w:rPr>
+              <w:t xml:space="preserve"> 리스너를 올린 지 3분인데 목적지 </w:t>
+            </w:r>
+            <w:r>
+              <w:rPr>
+                <w:rFonts w:ascii="Consolas" w:hAnsi="Consolas" w:eastAsia="맑은 고딕"/>
+                <w:sz w:val="20"/>
+              </w:rPr>
+              <w:t xml:space="preserve">ERROR</w:t>
+            </w:r>
+            <w:r>
+              <w:rPr>
+                <w:rFonts w:ascii="맑은 고딕" w:hAnsi="맑은 고딕" w:eastAsia="맑은 고딕"/>
+                <w:sz w:val="20"/>
+              </w:rPr>
+              <w:t xml:space="preserve">가 여전히 </w:t>
+            </w:r>
+            <w:r>
+              <w:rPr>
+                <w:rFonts w:ascii="Consolas" w:hAnsi="Consolas" w:eastAsia="맑은 고딕"/>
+                <w:sz w:val="20"/>
+              </w:rPr>
+              <w:t xml:space="preserve">ORA-12541</w:t>
+            </w:r>
+            <w:r>
+              <w:rPr>
+                <w:rFonts w:ascii="맑은 고딕" w:hAnsi="맑은 고딕" w:eastAsia="맑은 고딕"/>
+                <w:sz w:val="20"/>
+              </w:rPr>
+              <w:t xml:space="preserve">이다. </w:t>
+            </w:r>
+            <w:r>
+              <w:rPr>
+                <w:rFonts w:ascii="맑은 고딕" w:hAnsi="맑은 고딕" w:eastAsia="맑은 고딕"/>
+                <w:b/>
+                <w:sz w:val="20"/>
+              </w:rPr>
+              <w:t xml:space="preserve">⑤</w:t>
+            </w:r>
+            <w:r>
+              <w:rPr>
+                <w:rFonts w:ascii="맑은 고딕" w:hAnsi="맑은 고딕" w:eastAsia="맑은 고딕"/>
+                <w:sz w:val="20"/>
+              </w:rPr>
+              <w:t xml:space="preserve"> Primary에서 </w:t>
+            </w:r>
+            <w:r>
+              <w:rPr>
+                <w:rFonts w:ascii="Consolas" w:hAnsi="Consolas" w:eastAsia="맑은 고딕"/>
+                <w:sz w:val="20"/>
+              </w:rPr>
+              <w:t xml:space="preserve">V$DATAGUARD_STATS</w:t>
+            </w:r>
+            <w:r>
+              <w:rPr>
+                <w:rFonts w:ascii="맑은 고딕" w:hAnsi="맑은 고딕" w:eastAsia="맑은 고딕"/>
+                <w:sz w:val="20"/>
+              </w:rPr>
+              <w:t xml:space="preserve">가 no rows다. </w:t>
+            </w:r>
+            <w:r>
+              <w:rPr>
+                <w:rFonts w:ascii="맑은 고딕" w:hAnsi="맑은 고딕" w:eastAsia="맑은 고딕"/>
+                <w:b/>
+                <w:sz w:val="20"/>
+              </w:rPr>
+              <w:t xml:space="preserve">⑥</w:t>
+            </w:r>
+            <w:r>
+              <w:rPr>
+                <w:rFonts w:ascii="맑은 고딕" w:hAnsi="맑은 고딕" w:eastAsia="맑은 고딕"/>
+                <w:sz w:val="20"/>
+              </w:rPr>
+              <w:t xml:space="preserve"> Logical Standby에서 </w:t>
+            </w:r>
+            <w:r>
+              <w:rPr>
+                <w:rFonts w:ascii="Consolas" w:hAnsi="Consolas" w:eastAsia="맑은 고딕"/>
+                <w:sz w:val="20"/>
+              </w:rPr>
+              <w:t xml:space="preserve">V$LOGSTDBY_TRANSACTION</w:t>
+            </w:r>
+            <w:r>
+              <w:rPr>
+                <w:rFonts w:ascii="맑은 고딕" w:hAnsi="맑은 고딕" w:eastAsia="맑은 고딕"/>
+                <w:sz w:val="20"/>
+              </w:rPr>
+              <w:t xml:space="preserve">이 0행이고 </w:t>
+            </w:r>
+            <w:r>
+              <w:rPr>
+                <w:rFonts w:ascii="Consolas" w:hAnsi="Consolas" w:eastAsia="맑은 고딕"/>
+                <w:sz w:val="20"/>
+              </w:rPr>
+              <w:t xml:space="preserve">STATE</w:t>
+            </w:r>
+            <w:r>
+              <w:rPr>
+                <w:rFonts w:ascii="맑은 고딕" w:hAnsi="맑은 고딕" w:eastAsia="맑은 고딕"/>
+                <w:sz w:val="20"/>
+              </w:rPr>
+              <w:t xml:space="preserve">가 </w:t>
+            </w:r>
+            <w:r>
+              <w:rPr>
+                <w:rFonts w:ascii="Consolas" w:hAnsi="Consolas" w:eastAsia="맑은 고딕"/>
+                <w:sz w:val="20"/>
+              </w:rPr>
+              <w:t xml:space="preserve">SQL APPLY NOT ON</w:t>
+            </w:r>
+            <w:r>
+              <w:rPr>
+                <w:rFonts w:ascii="맑은 고딕" w:hAnsi="맑은 고딕" w:eastAsia="맑은 고딕"/>
+                <w:sz w:val="20"/>
+              </w:rPr>
+              <w:t xml:space="preserve">이다.</w:t>
             </w:r>
           </w:p>
           <w:p>
@@ -7334,7 +12789,65 @@
                 <w:rFonts w:ascii="맑은 고딕" w:hAnsi="맑은 고딕" w:eastAsia="맑은 고딕"/>
                 <w:sz w:val="20"/>
               </w:rPr>
-              <w:t xml:space="preserve">판정 — ①정상(`dest_id=1`은 로컬) ②정상(SRL에서 읽는다) ③**조치 필요**(끊겼다) ④정상(`ReopenSecs` 대기, 재촉 가능) ⑤정상(받는 쪽 개념) ⑥**조치 필요**(원인은 EVENTS에서).</w:t>
+              <w:t xml:space="preserve">판정 — ①정상(</w:t>
+            </w:r>
+            <w:r>
+              <w:rPr>
+                <w:rFonts w:ascii="Consolas" w:hAnsi="Consolas" w:eastAsia="맑은 고딕"/>
+                <w:sz w:val="20"/>
+              </w:rPr>
+              <w:t xml:space="preserve">dest_id=1</w:t>
+            </w:r>
+            <w:r>
+              <w:rPr>
+                <w:rFonts w:ascii="맑은 고딕" w:hAnsi="맑은 고딕" w:eastAsia="맑은 고딕"/>
+                <w:sz w:val="20"/>
+              </w:rPr>
+              <w:t xml:space="preserve">은 로컬) ②정상(SRL에서 읽는다) ③</w:t>
+            </w:r>
+            <w:r>
+              <w:rPr>
+                <w:rFonts w:ascii="맑은 고딕" w:hAnsi="맑은 고딕" w:eastAsia="맑은 고딕"/>
+                <w:b/>
+                <w:sz w:val="20"/>
+              </w:rPr>
+              <w:t xml:space="preserve">조치 필요</w:t>
+            </w:r>
+            <w:r>
+              <w:rPr>
+                <w:rFonts w:ascii="맑은 고딕" w:hAnsi="맑은 고딕" w:eastAsia="맑은 고딕"/>
+                <w:sz w:val="20"/>
+              </w:rPr>
+              <w:t xml:space="preserve">(끊겼다) ④정상(</w:t>
+            </w:r>
+            <w:r>
+              <w:rPr>
+                <w:rFonts w:ascii="Consolas" w:hAnsi="Consolas" w:eastAsia="맑은 고딕"/>
+                <w:sz w:val="20"/>
+              </w:rPr>
+              <w:t xml:space="preserve">ReopenSecs</w:t>
+            </w:r>
+            <w:r>
+              <w:rPr>
+                <w:rFonts w:ascii="맑은 고딕" w:hAnsi="맑은 고딕" w:eastAsia="맑은 고딕"/>
+                <w:sz w:val="20"/>
+              </w:rPr>
+              <w:t xml:space="preserve"> 대기, 재촉 가능) ⑤정상(받는 쪽 개념) ⑥</w:t>
+            </w:r>
+            <w:r>
+              <w:rPr>
+                <w:rFonts w:ascii="맑은 고딕" w:hAnsi="맑은 고딕" w:eastAsia="맑은 고딕"/>
+                <w:b/>
+                <w:sz w:val="20"/>
+              </w:rPr>
+              <w:t xml:space="preserve">조치 필요</w:t>
+            </w:r>
+            <w:r>
+              <w:rPr>
+                <w:rFonts w:ascii="맑은 고딕" w:hAnsi="맑은 고딕" w:eastAsia="맑은 고딕"/>
+                <w:sz w:val="20"/>
+              </w:rPr>
+              <w:t xml:space="preserve">(원인은 EVENTS에서).</w:t>
             </w:r>
           </w:p>
           <w:p>
@@ -7346,7 +12859,22 @@
                 <w:rFonts w:ascii="맑은 고딕" w:hAnsi="맑은 고딕" w:eastAsia="맑은 고딕"/>
                 <w:sz w:val="20"/>
               </w:rPr>
-              <w:t xml:space="preserve">여섯 중 넷이 정상이다. **조회가 성공했다고 판정이 끝나지 않는다.** 값이 무엇을 뜻하는지 알아야 판정할 수 있다.</w:t>
+              <w:t xml:space="preserve">여섯 중 넷이 정상이다. </w:t>
+            </w:r>
+            <w:r>
+              <w:rPr>
+                <w:rFonts w:ascii="맑은 고딕" w:hAnsi="맑은 고딕" w:eastAsia="맑은 고딕"/>
+                <w:b/>
+                <w:sz w:val="20"/>
+              </w:rPr>
+              <w:t xml:space="preserve">조회가 성공했다고 판정이 끝나지 않는다.</w:t>
+            </w:r>
+            <w:r>
+              <w:rPr>
+                <w:rFonts w:ascii="맑은 고딕" w:hAnsi="맑은 고딕" w:eastAsia="맑은 고딕"/>
+                <w:sz w:val="20"/>
+              </w:rPr>
+              <w:t xml:space="preserve"> 값이 무엇을 뜻하는지 알아야 판정할 수 있다.</w:t>
             </w:r>
           </w:p>
         </w:tc>
@@ -7370,7 +12898,54 @@
           <w:rFonts w:ascii="맑은 고딕" w:hAnsi="맑은 고딕" w:eastAsia="맑은 고딕"/>
           <w:sz w:val="21"/>
         </w:rPr>
-        <w:t xml:space="preserve">리두의 흐름은 **Primary `CURRENT` → Standby `ACTIVE` SRL → MRP0** 세 곳의 같은 시퀀스로 확인한다(실측 74).</w:t>
+        <w:t xml:space="preserve">리두의 흐름은 </w:t>
+      </w:r>
+      <w:r>
+        <w:rPr>
+          <w:rFonts w:ascii="맑은 고딕" w:hAnsi="맑은 고딕" w:eastAsia="맑은 고딕"/>
+          <w:b/>
+          <w:sz w:val="21"/>
+        </w:rPr>
+        <w:t xml:space="preserve">Primary </w:t>
+      </w:r>
+      <w:r>
+        <w:rPr>
+          <w:rFonts w:ascii="Consolas" w:hAnsi="Consolas" w:eastAsia="맑은 고딕"/>
+          <w:b/>
+          <w:sz w:val="21"/>
+        </w:rPr>
+        <w:t xml:space="preserve">CURRENT</w:t>
+      </w:r>
+      <w:r>
+        <w:rPr>
+          <w:rFonts w:ascii="맑은 고딕" w:hAnsi="맑은 고딕" w:eastAsia="맑은 고딕"/>
+          <w:b/>
+          <w:sz w:val="21"/>
+        </w:rPr>
+        <w:t xml:space="preserve"> → Standby </w:t>
+      </w:r>
+      <w:r>
+        <w:rPr>
+          <w:rFonts w:ascii="Consolas" w:hAnsi="Consolas" w:eastAsia="맑은 고딕"/>
+          <w:b/>
+          <w:sz w:val="21"/>
+        </w:rPr>
+        <w:t xml:space="preserve">ACTIVE</w:t>
+      </w:r>
+      <w:r>
+        <w:rPr>
+          <w:rFonts w:ascii="맑은 고딕" w:hAnsi="맑은 고딕" w:eastAsia="맑은 고딕"/>
+          <w:b/>
+          <w:sz w:val="21"/>
+        </w:rPr>
+        <w:t xml:space="preserve"> SRL → MRP0</w:t>
+      </w:r>
+      <w:r>
+        <w:rPr>
+          <w:rFonts w:ascii="맑은 고딕" w:hAnsi="맑은 고딕" w:eastAsia="맑은 고딕"/>
+          <w:sz w:val="21"/>
+        </w:rPr>
+        <w:t xml:space="preserve"> 세 곳의 같은 시퀀스로 확인한다(실측 74).</w:t>
       </w:r>
     </w:p>
     <w:p>
@@ -7382,7 +12957,63 @@
           <w:rFonts w:ascii="맑은 고딕" w:hAnsi="맑은 고딕" w:eastAsia="맑은 고딕"/>
           <w:sz w:val="21"/>
         </w:rPr>
-        <w:t xml:space="preserve">Standby의 `V$LOG`는 `SEQUENCE#` 0이 정상이다. `V$LOGFILE`의 `STATUS`는 비어 있는 것이 정상이다.</w:t>
+        <w:t xml:space="preserve">Standby의 </w:t>
+      </w:r>
+      <w:r>
+        <w:rPr>
+          <w:rFonts w:ascii="Consolas" w:hAnsi="Consolas" w:eastAsia="맑은 고딕"/>
+          <w:sz w:val="21"/>
+        </w:rPr>
+        <w:t xml:space="preserve">V$LOG</w:t>
+      </w:r>
+      <w:r>
+        <w:rPr>
+          <w:rFonts w:ascii="맑은 고딕" w:hAnsi="맑은 고딕" w:eastAsia="맑은 고딕"/>
+          <w:sz w:val="21"/>
+        </w:rPr>
+        <w:t xml:space="preserve">는 </w:t>
+      </w:r>
+      <w:r>
+        <w:rPr>
+          <w:rFonts w:ascii="Consolas" w:hAnsi="Consolas" w:eastAsia="맑은 고딕"/>
+          <w:sz w:val="21"/>
+        </w:rPr>
+        <w:t xml:space="preserve">SEQUENCE#</w:t>
+      </w:r>
+      <w:r>
+        <w:rPr>
+          <w:rFonts w:ascii="맑은 고딕" w:hAnsi="맑은 고딕" w:eastAsia="맑은 고딕"/>
+          <w:sz w:val="21"/>
+        </w:rPr>
+        <w:t xml:space="preserve"> 0이 정상이다. </w:t>
+      </w:r>
+      <w:r>
+        <w:rPr>
+          <w:rFonts w:ascii="Consolas" w:hAnsi="Consolas" w:eastAsia="맑은 고딕"/>
+          <w:sz w:val="21"/>
+        </w:rPr>
+        <w:t xml:space="preserve">V$LOGFILE</w:t>
+      </w:r>
+      <w:r>
+        <w:rPr>
+          <w:rFonts w:ascii="맑은 고딕" w:hAnsi="맑은 고딕" w:eastAsia="맑은 고딕"/>
+          <w:sz w:val="21"/>
+        </w:rPr>
+        <w:t xml:space="preserve">의 </w:t>
+      </w:r>
+      <w:r>
+        <w:rPr>
+          <w:rFonts w:ascii="Consolas" w:hAnsi="Consolas" w:eastAsia="맑은 고딕"/>
+          <w:sz w:val="21"/>
+        </w:rPr>
+        <w:t xml:space="preserve">STATUS</w:t>
+      </w:r>
+      <w:r>
+        <w:rPr>
+          <w:rFonts w:ascii="맑은 고딕" w:hAnsi="맑은 고딕" w:eastAsia="맑은 고딕"/>
+          <w:sz w:val="21"/>
+        </w:rPr>
+        <w:t xml:space="preserve">는 비어 있는 것이 정상이다.</w:t>
       </w:r>
     </w:p>
     <w:p>
@@ -7394,7 +13025,35 @@
           <w:rFonts w:ascii="맑은 고딕" w:hAnsi="맑은 고딕" w:eastAsia="맑은 고딕"/>
           <w:sz w:val="21"/>
         </w:rPr>
-        <w:t xml:space="preserve">SRL의 `ACTIVE`는 정확히 1개가 정상이고 0개면 리두가 안 온다. Primary에서는 전부 `UNASSIGNED`다.</w:t>
+        <w:t xml:space="preserve">SRL의 </w:t>
+      </w:r>
+      <w:r>
+        <w:rPr>
+          <w:rFonts w:ascii="Consolas" w:hAnsi="Consolas" w:eastAsia="맑은 고딕"/>
+          <w:sz w:val="21"/>
+        </w:rPr>
+        <w:t xml:space="preserve">ACTIVE</w:t>
+      </w:r>
+      <w:r>
+        <w:rPr>
+          <w:rFonts w:ascii="맑은 고딕" w:hAnsi="맑은 고딕" w:eastAsia="맑은 고딕"/>
+          <w:sz w:val="21"/>
+        </w:rPr>
+        <w:t xml:space="preserve">는 정확히 1개가 정상이고 0개면 리두가 안 온다. Primary에서는 전부 </w:t>
+      </w:r>
+      <w:r>
+        <w:rPr>
+          <w:rFonts w:ascii="Consolas" w:hAnsi="Consolas" w:eastAsia="맑은 고딕"/>
+          <w:sz w:val="21"/>
+        </w:rPr>
+        <w:t xml:space="preserve">UNASSIGNED</w:t>
+      </w:r>
+      <w:r>
+        <w:rPr>
+          <w:rFonts w:ascii="맑은 고딕" w:hAnsi="맑은 고딕" w:eastAsia="맑은 고딕"/>
+          <w:sz w:val="21"/>
+        </w:rPr>
+        <w:t xml:space="preserve">다.</w:t>
       </w:r>
     </w:p>
     <w:p>
@@ -7403,10 +13062,61 @@
       </w:pPr>
       <w:r>
         <w:rPr>
-          <w:rFonts w:ascii="맑은 고딕" w:hAnsi="맑은 고딕" w:eastAsia="맑은 고딕"/>
-          <w:sz w:val="21"/>
-        </w:rPr>
-        <w:t xml:space="preserve">`V$ARCHIVE_DEST`는 설정, `_STATUS`는 지금 상태. 열 오류는 **ORA-00904**, 뷰·권한은 **ORA-00942**.</w:t>
+          <w:rFonts w:ascii="Consolas" w:hAnsi="Consolas" w:eastAsia="맑은 고딕"/>
+          <w:sz w:val="21"/>
+        </w:rPr>
+        <w:t xml:space="preserve">V$ARCHIVE_DEST</w:t>
+      </w:r>
+      <w:r>
+        <w:rPr>
+          <w:rFonts w:ascii="맑은 고딕" w:hAnsi="맑은 고딕" w:eastAsia="맑은 고딕"/>
+          <w:sz w:val="21"/>
+        </w:rPr>
+        <w:t xml:space="preserve">는 설정, </w:t>
+      </w:r>
+      <w:r>
+        <w:rPr>
+          <w:rFonts w:ascii="Consolas" w:hAnsi="Consolas" w:eastAsia="맑은 고딕"/>
+          <w:sz w:val="21"/>
+        </w:rPr>
+        <w:t xml:space="preserve">_STATUS</w:t>
+      </w:r>
+      <w:r>
+        <w:rPr>
+          <w:rFonts w:ascii="맑은 고딕" w:hAnsi="맑은 고딕" w:eastAsia="맑은 고딕"/>
+          <w:sz w:val="21"/>
+        </w:rPr>
+        <w:t xml:space="preserve">는 지금 상태. 열 오류는 </w:t>
+      </w:r>
+      <w:r>
+        <w:rPr>
+          <w:rFonts w:ascii="맑은 고딕" w:hAnsi="맑은 고딕" w:eastAsia="맑은 고딕"/>
+          <w:b/>
+          <w:sz w:val="21"/>
+        </w:rPr>
+        <w:t xml:space="preserve">ORA-00904</w:t>
+      </w:r>
+      <w:r>
+        <w:rPr>
+          <w:rFonts w:ascii="맑은 고딕" w:hAnsi="맑은 고딕" w:eastAsia="맑은 고딕"/>
+          <w:sz w:val="21"/>
+        </w:rPr>
+        <w:t xml:space="preserve">, 뷰·권한은 </w:t>
+      </w:r>
+      <w:r>
+        <w:rPr>
+          <w:rFonts w:ascii="맑은 고딕" w:hAnsi="맑은 고딕" w:eastAsia="맑은 고딕"/>
+          <w:b/>
+          <w:sz w:val="21"/>
+        </w:rPr>
+        <w:t xml:space="preserve">ORA-00942</w:t>
+      </w:r>
+      <w:r>
+        <w:rPr>
+          <w:rFonts w:ascii="맑은 고딕" w:hAnsi="맑은 고딕" w:eastAsia="맑은 고딕"/>
+          <w:sz w:val="21"/>
+        </w:rPr>
+        <w:t xml:space="preserve">.</w:t>
       </w:r>
     </w:p>
     <w:p>
@@ -7415,10 +13125,42 @@
       </w:pPr>
       <w:r>
         <w:rPr>
-          <w:rFonts w:ascii="맑은 고딕" w:hAnsi="맑은 고딕" w:eastAsia="맑은 고딕"/>
-          <w:sz w:val="21"/>
-        </w:rPr>
-        <w:t xml:space="preserve">**`STATE_n`과 목적지 `STATUS`의 조합**으로 장애와 설정을 가른다 — ENABLE+ERROR는 장애, RESET은 Broker, DEFER는 사람.</w:t>
+          <w:rFonts w:ascii="Consolas" w:hAnsi="Consolas" w:eastAsia="맑은 고딕"/>
+          <w:b/>
+          <w:sz w:val="21"/>
+        </w:rPr>
+        <w:t xml:space="preserve">STATE_n</w:t>
+      </w:r>
+      <w:r>
+        <w:rPr>
+          <w:rFonts w:ascii="맑은 고딕" w:hAnsi="맑은 고딕" w:eastAsia="맑은 고딕"/>
+          <w:b/>
+          <w:sz w:val="21"/>
+        </w:rPr>
+        <w:t xml:space="preserve">과 목적지 </w:t>
+      </w:r>
+      <w:r>
+        <w:rPr>
+          <w:rFonts w:ascii="Consolas" w:hAnsi="Consolas" w:eastAsia="맑은 고딕"/>
+          <w:b/>
+          <w:sz w:val="21"/>
+        </w:rPr>
+        <w:t xml:space="preserve">STATUS</w:t>
+      </w:r>
+      <w:r>
+        <w:rPr>
+          <w:rFonts w:ascii="맑은 고딕" w:hAnsi="맑은 고딕" w:eastAsia="맑은 고딕"/>
+          <w:b/>
+          <w:sz w:val="21"/>
+        </w:rPr>
+        <w:t xml:space="preserve">의 조합</w:t>
+      </w:r>
+      <w:r>
+        <w:rPr>
+          <w:rFonts w:ascii="맑은 고딕" w:hAnsi="맑은 고딕" w:eastAsia="맑은 고딕"/>
+          <w:sz w:val="21"/>
+        </w:rPr>
+        <w:t xml:space="preserve">으로 장애와 설정을 가른다 — ENABLE+ERROR는 장애, RESET은 Broker, DEFER는 사람.</w:t>
       </w:r>
     </w:p>
     <w:p>
@@ -7427,10 +13169,46 @@
       </w:pPr>
       <w:r>
         <w:rPr>
-          <w:rFonts w:ascii="맑은 고딕" w:hAnsi="맑은 고딕" w:eastAsia="맑은 고딕"/>
-          <w:sz w:val="21"/>
-        </w:rPr>
-        <w:t xml:space="preserve">`V$DATAGUARD_STATUS`는 `ERROR_CODE`로 거르고 **시간 조건**을 둔다. 오류는 보내는 쪽에만 기록된다.</w:t>
+          <w:rFonts w:ascii="Consolas" w:hAnsi="Consolas" w:eastAsia="맑은 고딕"/>
+          <w:sz w:val="21"/>
+        </w:rPr>
+        <w:t xml:space="preserve">V$DATAGUARD_STATUS</w:t>
+      </w:r>
+      <w:r>
+        <w:rPr>
+          <w:rFonts w:ascii="맑은 고딕" w:hAnsi="맑은 고딕" w:eastAsia="맑은 고딕"/>
+          <w:sz w:val="21"/>
+        </w:rPr>
+        <w:t xml:space="preserve">는 </w:t>
+      </w:r>
+      <w:r>
+        <w:rPr>
+          <w:rFonts w:ascii="Consolas" w:hAnsi="Consolas" w:eastAsia="맑은 고딕"/>
+          <w:sz w:val="21"/>
+        </w:rPr>
+        <w:t xml:space="preserve">ERROR_CODE</w:t>
+      </w:r>
+      <w:r>
+        <w:rPr>
+          <w:rFonts w:ascii="맑은 고딕" w:hAnsi="맑은 고딕" w:eastAsia="맑은 고딕"/>
+          <w:sz w:val="21"/>
+        </w:rPr>
+        <w:t xml:space="preserve">로 거르고 </w:t>
+      </w:r>
+      <w:r>
+        <w:rPr>
+          <w:rFonts w:ascii="맑은 고딕" w:hAnsi="맑은 고딕" w:eastAsia="맑은 고딕"/>
+          <w:b/>
+          <w:sz w:val="21"/>
+        </w:rPr>
+        <w:t xml:space="preserve">시간 조건</w:t>
+      </w:r>
+      <w:r>
+        <w:rPr>
+          <w:rFonts w:ascii="맑은 고딕" w:hAnsi="맑은 고딕" w:eastAsia="맑은 고딕"/>
+          <w:sz w:val="21"/>
+        </w:rPr>
+        <w:t xml:space="preserve">을 둔다. 오류는 보내는 쪽에만 기록된다.</w:t>
       </w:r>
     </w:p>
     <w:p>
@@ -7442,7 +13220,64 @@
           <w:rFonts w:ascii="맑은 고딕" w:hAnsi="맑은 고딕" w:eastAsia="맑은 고딕"/>
           <w:sz w:val="21"/>
         </w:rPr>
-        <w:t xml:space="preserve">전송이 끊겨도 **두 지연은 0**이다. MRP0 `WAIT_FOR_LOG`, RFS(LGWR) 소멸, `ACTIVE` SRL 0개로 본다. `V$ARCHIVE_GAP`도 비어 있었다.</w:t>
+        <w:t xml:space="preserve">전송이 끊겨도 </w:t>
+      </w:r>
+      <w:r>
+        <w:rPr>
+          <w:rFonts w:ascii="맑은 고딕" w:hAnsi="맑은 고딕" w:eastAsia="맑은 고딕"/>
+          <w:b/>
+          <w:sz w:val="21"/>
+        </w:rPr>
+        <w:t xml:space="preserve">두 지연은 0</w:t>
+      </w:r>
+      <w:r>
+        <w:rPr>
+          <w:rFonts w:ascii="맑은 고딕" w:hAnsi="맑은 고딕" w:eastAsia="맑은 고딕"/>
+          <w:sz w:val="21"/>
+        </w:rPr>
+        <w:t xml:space="preserve">이다. MRP0 </w:t>
+      </w:r>
+      <w:r>
+        <w:rPr>
+          <w:rFonts w:ascii="Consolas" w:hAnsi="Consolas" w:eastAsia="맑은 고딕"/>
+          <w:sz w:val="21"/>
+        </w:rPr>
+        <w:t xml:space="preserve">WAIT_FOR_LOG</w:t>
+      </w:r>
+      <w:r>
+        <w:rPr>
+          <w:rFonts w:ascii="맑은 고딕" w:hAnsi="맑은 고딕" w:eastAsia="맑은 고딕"/>
+          <w:sz w:val="21"/>
+        </w:rPr>
+        <w:t xml:space="preserve">, RFS(LGWR) 소멸, </w:t>
+      </w:r>
+      <w:r>
+        <w:rPr>
+          <w:rFonts w:ascii="Consolas" w:hAnsi="Consolas" w:eastAsia="맑은 고딕"/>
+          <w:sz w:val="21"/>
+        </w:rPr>
+        <w:t xml:space="preserve">ACTIVE</w:t>
+      </w:r>
+      <w:r>
+        <w:rPr>
+          <w:rFonts w:ascii="맑은 고딕" w:hAnsi="맑은 고딕" w:eastAsia="맑은 고딕"/>
+          <w:sz w:val="21"/>
+        </w:rPr>
+        <w:t xml:space="preserve"> SRL 0개로 본다. </w:t>
+      </w:r>
+      <w:r>
+        <w:rPr>
+          <w:rFonts w:ascii="Consolas" w:hAnsi="Consolas" w:eastAsia="맑은 고딕"/>
+          <w:sz w:val="21"/>
+        </w:rPr>
+        <w:t xml:space="preserve">V$ARCHIVE_GAP</w:t>
+      </w:r>
+      <w:r>
+        <w:rPr>
+          <w:rFonts w:ascii="맑은 고딕" w:hAnsi="맑은 고딕" w:eastAsia="맑은 고딕"/>
+          <w:sz w:val="21"/>
+        </w:rPr>
+        <w:t xml:space="preserve">도 비어 있었다.</w:t>
       </w:r>
     </w:p>
     <w:p>
@@ -7454,7 +13289,73 @@
           <w:rFonts w:ascii="맑은 고딕" w:hAnsi="맑은 고딕" w:eastAsia="맑은 고딕"/>
           <w:sz w:val="21"/>
         </w:rPr>
-        <w:t xml:space="preserve">복구는 **`ReopenSecs`(실측 300초)**만큼 걸린다. Broker 환경은 `LogShipping` OFF→ON으로 재촉한다. 직후의 `ORA-16778`은 **판정 시차**다.</w:t>
+        <w:t xml:space="preserve">복구는 </w:t>
+      </w:r>
+      <w:r>
+        <w:rPr>
+          <w:rFonts w:ascii="Consolas" w:hAnsi="Consolas" w:eastAsia="맑은 고딕"/>
+          <w:b/>
+          <w:sz w:val="21"/>
+        </w:rPr>
+        <w:t xml:space="preserve">ReopenSecs</w:t>
+      </w:r>
+      <w:r>
+        <w:rPr>
+          <w:rFonts w:ascii="맑은 고딕" w:hAnsi="맑은 고딕" w:eastAsia="맑은 고딕"/>
+          <w:b/>
+          <w:sz w:val="21"/>
+        </w:rPr>
+        <w:t xml:space="preserve">(실측 300초)</w:t>
+      </w:r>
+      <w:r>
+        <w:rPr>
+          <w:rFonts w:ascii="맑은 고딕" w:hAnsi="맑은 고딕" w:eastAsia="맑은 고딕"/>
+          <w:sz w:val="21"/>
+        </w:rPr>
+        <w:t xml:space="preserve">만큼 걸린다. Broker 환경은 </w:t>
+      </w:r>
+      <w:r>
+        <w:rPr>
+          <w:rFonts w:ascii="Consolas" w:hAnsi="Consolas" w:eastAsia="맑은 고딕"/>
+          <w:sz w:val="21"/>
+        </w:rPr>
+        <w:t xml:space="preserve">LogShipping</w:t>
+      </w:r>
+      <w:r>
+        <w:rPr>
+          <w:rFonts w:ascii="맑은 고딕" w:hAnsi="맑은 고딕" w:eastAsia="맑은 고딕"/>
+          <w:sz w:val="21"/>
+        </w:rPr>
+        <w:t xml:space="preserve"> OFF→ON으로 재촉한다. 직후의 </w:t>
+      </w:r>
+      <w:r>
+        <w:rPr>
+          <w:rFonts w:ascii="Consolas" w:hAnsi="Consolas" w:eastAsia="맑은 고딕"/>
+          <w:sz w:val="21"/>
+        </w:rPr>
+        <w:t xml:space="preserve">ORA-16778</w:t>
+      </w:r>
+      <w:r>
+        <w:rPr>
+          <w:rFonts w:ascii="맑은 고딕" w:hAnsi="맑은 고딕" w:eastAsia="맑은 고딕"/>
+          <w:sz w:val="21"/>
+        </w:rPr>
+        <w:t xml:space="preserve">은 </w:t>
+      </w:r>
+      <w:r>
+        <w:rPr>
+          <w:rFonts w:ascii="맑은 고딕" w:hAnsi="맑은 고딕" w:eastAsia="맑은 고딕"/>
+          <w:b/>
+          <w:sz w:val="21"/>
+        </w:rPr>
+        <w:t xml:space="preserve">판정 시차</w:t>
+      </w:r>
+      <w:r>
+        <w:rPr>
+          <w:rFonts w:ascii="맑은 고딕" w:hAnsi="맑은 고딕" w:eastAsia="맑은 고딕"/>
+          <w:sz w:val="21"/>
+        </w:rPr>
+        <w:t xml:space="preserve">다.</w:t>
       </w:r>
     </w:p>
     <w:p>
@@ -7463,10 +13364,54 @@
       </w:pPr>
       <w:r>
         <w:rPr>
-          <w:rFonts w:ascii="맑은 고딕" w:hAnsi="맑은 고딕" w:eastAsia="맑은 고딕"/>
-          <w:sz w:val="21"/>
-        </w:rPr>
-        <w:t xml:space="preserve">`APPLIED`는 **`dest_id=2`만** 본다. `APPLIED_SEQ#=0`은 실시간 적용이라 정상이다.</w:t>
+          <w:rFonts w:ascii="Consolas" w:hAnsi="Consolas" w:eastAsia="맑은 고딕"/>
+          <w:sz w:val="21"/>
+        </w:rPr>
+        <w:t xml:space="preserve">APPLIED</w:t>
+      </w:r>
+      <w:r>
+        <w:rPr>
+          <w:rFonts w:ascii="맑은 고딕" w:hAnsi="맑은 고딕" w:eastAsia="맑은 고딕"/>
+          <w:sz w:val="21"/>
+        </w:rPr>
+        <w:t xml:space="preserve">는 </w:t>
+      </w:r>
+      <w:r>
+        <w:rPr>
+          <w:rFonts w:ascii="Consolas" w:hAnsi="Consolas" w:eastAsia="맑은 고딕"/>
+          <w:b/>
+          <w:sz w:val="21"/>
+        </w:rPr>
+        <w:t xml:space="preserve">dest_id=2</w:t>
+      </w:r>
+      <w:r>
+        <w:rPr>
+          <w:rFonts w:ascii="맑은 고딕" w:hAnsi="맑은 고딕" w:eastAsia="맑은 고딕"/>
+          <w:b/>
+          <w:sz w:val="21"/>
+        </w:rPr>
+        <w:t xml:space="preserve">만</w:t>
+      </w:r>
+      <w:r>
+        <w:rPr>
+          <w:rFonts w:ascii="맑은 고딕" w:hAnsi="맑은 고딕" w:eastAsia="맑은 고딕"/>
+          <w:sz w:val="21"/>
+        </w:rPr>
+        <w:t xml:space="preserve"> 본다. </w:t>
+      </w:r>
+      <w:r>
+        <w:rPr>
+          <w:rFonts w:ascii="Consolas" w:hAnsi="Consolas" w:eastAsia="맑은 고딕"/>
+          <w:sz w:val="21"/>
+        </w:rPr>
+        <w:t xml:space="preserve">APPLIED_SEQ#=0</w:t>
+      </w:r>
+      <w:r>
+        <w:rPr>
+          <w:rFonts w:ascii="맑은 고딕" w:hAnsi="맑은 고딕" w:eastAsia="맑은 고딕"/>
+          <w:sz w:val="21"/>
+        </w:rPr>
+        <w:t xml:space="preserve">은 실시간 적용이라 정상이다.</w:t>
       </w:r>
     </w:p>
     <w:p>
@@ -7475,10 +13420,46 @@
       </w:pPr>
       <w:r>
         <w:rPr>
-          <w:rFonts w:ascii="맑은 고딕" w:hAnsi="맑은 고딕" w:eastAsia="맑은 고딕"/>
-          <w:sz w:val="21"/>
-        </w:rPr>
-        <w:t xml:space="preserve">`LOG_ARCHIVE_TRACE`는 비트마스크(12 = 4 + 8)이고 `SCOPE=BOTH`로 저장된다. 잘못된 값은 **ORA-02017**, 끈 뒤 0을 확인한다.</w:t>
+          <w:rFonts w:ascii="Consolas" w:hAnsi="Consolas" w:eastAsia="맑은 고딕"/>
+          <w:sz w:val="21"/>
+        </w:rPr>
+        <w:t xml:space="preserve">LOG_ARCHIVE_TRACE</w:t>
+      </w:r>
+      <w:r>
+        <w:rPr>
+          <w:rFonts w:ascii="맑은 고딕" w:hAnsi="맑은 고딕" w:eastAsia="맑은 고딕"/>
+          <w:sz w:val="21"/>
+        </w:rPr>
+        <w:t xml:space="preserve">는 비트마스크(12 = 4 + 8)이고 </w:t>
+      </w:r>
+      <w:r>
+        <w:rPr>
+          <w:rFonts w:ascii="Consolas" w:hAnsi="Consolas" w:eastAsia="맑은 고딕"/>
+          <w:sz w:val="21"/>
+        </w:rPr>
+        <w:t xml:space="preserve">SCOPE=BOTH</w:t>
+      </w:r>
+      <w:r>
+        <w:rPr>
+          <w:rFonts w:ascii="맑은 고딕" w:hAnsi="맑은 고딕" w:eastAsia="맑은 고딕"/>
+          <w:sz w:val="21"/>
+        </w:rPr>
+        <w:t xml:space="preserve">로 저장된다. 잘못된 값은 </w:t>
+      </w:r>
+      <w:r>
+        <w:rPr>
+          <w:rFonts w:ascii="맑은 고딕" w:hAnsi="맑은 고딕" w:eastAsia="맑은 고딕"/>
+          <w:b/>
+          <w:sz w:val="21"/>
+        </w:rPr>
+        <w:t xml:space="preserve">ORA-02017</w:t>
+      </w:r>
+      <w:r>
+        <w:rPr>
+          <w:rFonts w:ascii="맑은 고딕" w:hAnsi="맑은 고딕" w:eastAsia="맑은 고딕"/>
+          <w:sz w:val="21"/>
+        </w:rPr>
+        <w:t xml:space="preserve">, 끈 뒤 0을 확인한다.</w:t>
       </w:r>
     </w:p>
     <w:p>
@@ -7490,7 +13471,37 @@
           <w:rFonts w:ascii="맑은 고딕" w:hAnsi="맑은 고딕" w:eastAsia="맑은 고딕"/>
           <w:sz w:val="21"/>
         </w:rPr>
-        <w:t xml:space="preserve">점검 스크립트는 **역할을 먼저 판정하고 분기**한다. **주 지표는 흐름, 보조 지표는 속도**를 보며 판정은 네 단계다.</w:t>
+        <w:t xml:space="preserve">점검 스크립트는 </w:t>
+      </w:r>
+      <w:r>
+        <w:rPr>
+          <w:rFonts w:ascii="맑은 고딕" w:hAnsi="맑은 고딕" w:eastAsia="맑은 고딕"/>
+          <w:b/>
+          <w:sz w:val="21"/>
+        </w:rPr>
+        <w:t xml:space="preserve">역할을 먼저 판정하고 분기</w:t>
+      </w:r>
+      <w:r>
+        <w:rPr>
+          <w:rFonts w:ascii="맑은 고딕" w:hAnsi="맑은 고딕" w:eastAsia="맑은 고딕"/>
+          <w:sz w:val="21"/>
+        </w:rPr>
+        <w:t xml:space="preserve">한다. </w:t>
+      </w:r>
+      <w:r>
+        <w:rPr>
+          <w:rFonts w:ascii="맑은 고딕" w:hAnsi="맑은 고딕" w:eastAsia="맑은 고딕"/>
+          <w:b/>
+          <w:sz w:val="21"/>
+        </w:rPr>
+        <w:t xml:space="preserve">주 지표는 흐름, 보조 지표는 속도</w:t>
+      </w:r>
+      <w:r>
+        <w:rPr>
+          <w:rFonts w:ascii="맑은 고딕" w:hAnsi="맑은 고딕" w:eastAsia="맑은 고딕"/>
+          <w:sz w:val="21"/>
+        </w:rPr>
+        <w:t xml:space="preserve">를 보며 판정은 네 단계다.</w:t>
       </w:r>
     </w:p>
     <w:p>
@@ -7502,7 +13513,57 @@
           <w:rFonts w:ascii="맑은 고딕" w:hAnsi="맑은 고딕" w:eastAsia="맑은 고딕"/>
           <w:sz w:val="21"/>
         </w:rPr>
-        <w:t xml:space="preserve">Logical Standby에서는 MRP0과 `V$DATAGUARD_STATS`가 비고 `V$LOGSTDBY_STATE`·세 SCN이 대신한다. 멈춘 적용의 XID는 `DBA_LOGSTDBY_EVENTS`에 있고, **원인이 분명하면 건너뛰기보다 원인을 없앤다.**</w:t>
+        <w:t xml:space="preserve">Logical Standby에서는 MRP0과 </w:t>
+      </w:r>
+      <w:r>
+        <w:rPr>
+          <w:rFonts w:ascii="Consolas" w:hAnsi="Consolas" w:eastAsia="맑은 고딕"/>
+          <w:sz w:val="21"/>
+        </w:rPr>
+        <w:t xml:space="preserve">V$DATAGUARD_STATS</w:t>
+      </w:r>
+      <w:r>
+        <w:rPr>
+          <w:rFonts w:ascii="맑은 고딕" w:hAnsi="맑은 고딕" w:eastAsia="맑은 고딕"/>
+          <w:sz w:val="21"/>
+        </w:rPr>
+        <w:t xml:space="preserve">가 비고 </w:t>
+      </w:r>
+      <w:r>
+        <w:rPr>
+          <w:rFonts w:ascii="Consolas" w:hAnsi="Consolas" w:eastAsia="맑은 고딕"/>
+          <w:sz w:val="21"/>
+        </w:rPr>
+        <w:t xml:space="preserve">V$LOGSTDBY_STATE</w:t>
+      </w:r>
+      <w:r>
+        <w:rPr>
+          <w:rFonts w:ascii="맑은 고딕" w:hAnsi="맑은 고딕" w:eastAsia="맑은 고딕"/>
+          <w:sz w:val="21"/>
+        </w:rPr>
+        <w:t xml:space="preserve">·세 SCN이 대신한다. 멈춘 적용의 XID는 </w:t>
+      </w:r>
+      <w:r>
+        <w:rPr>
+          <w:rFonts w:ascii="Consolas" w:hAnsi="Consolas" w:eastAsia="맑은 고딕"/>
+          <w:sz w:val="21"/>
+        </w:rPr>
+        <w:t xml:space="preserve">DBA_LOGSTDBY_EVENTS</w:t>
+      </w:r>
+      <w:r>
+        <w:rPr>
+          <w:rFonts w:ascii="맑은 고딕" w:hAnsi="맑은 고딕" w:eastAsia="맑은 고딕"/>
+          <w:sz w:val="21"/>
+        </w:rPr>
+        <w:t xml:space="preserve">에 있고, </w:t>
+      </w:r>
+      <w:r>
+        <w:rPr>
+          <w:rFonts w:ascii="맑은 고딕" w:hAnsi="맑은 고딕" w:eastAsia="맑은 고딕"/>
+          <w:b/>
+          <w:sz w:val="21"/>
+        </w:rPr>
+        <w:t xml:space="preserve">원인이 분명하면 건너뛰기보다 원인을 없앤다.</w:t>
       </w:r>
     </w:p>
     <w:p>
@@ -7531,10 +13592,31 @@
       </w:pPr>
       <w:r>
         <w:rPr>
-          <w:rFonts w:ascii="맑은 고딕" w:hAnsi="맑은 고딕" w:eastAsia="맑은 고딕"/>
-          <w:sz w:val="21"/>
-        </w:rPr>
-        <w:t xml:space="preserve">`V$ARCHIVE_DEST`와 `V$ARCHIVE_DEST_STATUS`가 답하는 질문과 둘을 열로 구별하는 방법을 설명하라.</w:t>
+          <w:rFonts w:ascii="Consolas" w:hAnsi="Consolas" w:eastAsia="맑은 고딕"/>
+          <w:sz w:val="21"/>
+        </w:rPr>
+        <w:t xml:space="preserve">V$ARCHIVE_DEST</w:t>
+      </w:r>
+      <w:r>
+        <w:rPr>
+          <w:rFonts w:ascii="맑은 고딕" w:hAnsi="맑은 고딕" w:eastAsia="맑은 고딕"/>
+          <w:sz w:val="21"/>
+        </w:rPr>
+        <w:t xml:space="preserve">와 </w:t>
+      </w:r>
+      <w:r>
+        <w:rPr>
+          <w:rFonts w:ascii="Consolas" w:hAnsi="Consolas" w:eastAsia="맑은 고딕"/>
+          <w:sz w:val="21"/>
+        </w:rPr>
+        <w:t xml:space="preserve">V$ARCHIVE_DEST_STATUS</w:t>
+      </w:r>
+      <w:r>
+        <w:rPr>
+          <w:rFonts w:ascii="맑은 고딕" w:hAnsi="맑은 고딕" w:eastAsia="맑은 고딕"/>
+          <w:sz w:val="21"/>
+        </w:rPr>
+        <w:t xml:space="preserve">가 답하는 질문과 둘을 열로 구별하는 방법을 설명하라.</w:t>
       </w:r>
     </w:p>
     <w:p>
@@ -7567,10 +13649,31 @@
       </w:pPr>
       <w:r>
         <w:rPr>
-          <w:rFonts w:ascii="맑은 고딕" w:hAnsi="맑은 고딕" w:eastAsia="맑은 고딕"/>
-          <w:sz w:val="21"/>
-        </w:rPr>
-        <w:t xml:space="preserve">`APPLIED`와 `APPLIED_SEQ#`에서 각각 어떤 오판이 생기는지 설명하라.</w:t>
+          <w:rFonts w:ascii="Consolas" w:hAnsi="Consolas" w:eastAsia="맑은 고딕"/>
+          <w:sz w:val="21"/>
+        </w:rPr>
+        <w:t xml:space="preserve">APPLIED</w:t>
+      </w:r>
+      <w:r>
+        <w:rPr>
+          <w:rFonts w:ascii="맑은 고딕" w:hAnsi="맑은 고딕" w:eastAsia="맑은 고딕"/>
+          <w:sz w:val="21"/>
+        </w:rPr>
+        <w:t xml:space="preserve">와 </w:t>
+      </w:r>
+      <w:r>
+        <w:rPr>
+          <w:rFonts w:ascii="Consolas" w:hAnsi="Consolas" w:eastAsia="맑은 고딕"/>
+          <w:sz w:val="21"/>
+        </w:rPr>
+        <w:t xml:space="preserve">APPLIED_SEQ#</w:t>
+      </w:r>
+      <w:r>
+        <w:rPr>
+          <w:rFonts w:ascii="맑은 고딕" w:hAnsi="맑은 고딕" w:eastAsia="맑은 고딕"/>
+          <w:sz w:val="21"/>
+        </w:rPr>
+        <w:t xml:space="preserve">에서 각각 어떤 오판이 생기는지 설명하라.</w:t>
       </w:r>
     </w:p>
     <w:p>
@@ -7594,7 +13697,21 @@
           <w:rFonts w:ascii="맑은 고딕" w:hAnsi="맑은 고딕" w:eastAsia="맑은 고딕"/>
           <w:sz w:val="21"/>
         </w:rPr>
-        <w:t xml:space="preserve">Logical Standby에서 멈춘 적용을 되살린 절차와 `SKIP_TRANSACTION`을 쓰지 않은 이유를 논하라.</w:t>
+        <w:t xml:space="preserve">Logical Standby에서 멈춘 적용을 되살린 절차와 </w:t>
+      </w:r>
+      <w:r>
+        <w:rPr>
+          <w:rFonts w:ascii="Consolas" w:hAnsi="Consolas" w:eastAsia="맑은 고딕"/>
+          <w:sz w:val="21"/>
+        </w:rPr>
+        <w:t xml:space="preserve">SKIP_TRANSACTION</w:t>
+      </w:r>
+      <w:r>
+        <w:rPr>
+          <w:rFonts w:ascii="맑은 고딕" w:hAnsi="맑은 고딕" w:eastAsia="맑은 고딕"/>
+          <w:sz w:val="21"/>
+        </w:rPr>
+        <w:t xml:space="preserve">을 쓰지 않은 이유를 논하라.</w:t>
       </w:r>
     </w:p>
     <w:p>
@@ -7626,7 +13743,21 @@
           <w:rFonts w:ascii="맑은 고딕" w:hAnsi="맑은 고딕" w:eastAsia="맑은 고딕"/>
           <w:sz w:val="21"/>
         </w:rPr>
-        <w:t xml:space="preserve">실습 03 — 전송 중단 재현과 진단: 리스너를 내려 각 층을 비교하고 `ReopenSecs`를 기다려 복구한다.</w:t>
+        <w:t xml:space="preserve">실습 03 — 전송 중단 재현과 진단: 리스너를 내려 각 층을 비교하고 </w:t>
+      </w:r>
+      <w:r>
+        <w:rPr>
+          <w:rFonts w:ascii="Consolas" w:hAnsi="Consolas" w:eastAsia="맑은 고딕"/>
+          <w:sz w:val="21"/>
+        </w:rPr>
+        <w:t xml:space="preserve">ReopenSecs</w:t>
+      </w:r>
+      <w:r>
+        <w:rPr>
+          <w:rFonts w:ascii="맑은 고딕" w:hAnsi="맑은 고딕" w:eastAsia="맑은 고딕"/>
+          <w:sz w:val="21"/>
+        </w:rPr>
+        <w:t xml:space="preserve">를 기다려 복구한다.</w:t>
       </w:r>
     </w:p>
     <w:p>
@@ -7683,10 +13814,41 @@
           <w:rFonts w:ascii="맑은 고딕" w:hAnsi="맑은 고딕" w:eastAsia="맑은 고딕"/>
           <w:sz w:val="21"/>
         </w:rPr>
-        <w:t xml:space="preserve">실습 05는 `log_archive_trace`가 0인 것을 확인하고 끝낸다. 실습 07은 **전원을 끈 상태의 VM 스냅샷을 먼저 뜨고** 마지막에 원복해 리두가 흐르는지까지 확인한다. 16장은 이 상태에서 시작한다.</w:t>
+        <w:t xml:space="preserve">실습 05는 </w:t>
+      </w:r>
+      <w:r>
+        <w:rPr>
+          <w:rFonts w:ascii="Consolas" w:hAnsi="Consolas" w:eastAsia="맑은 고딕"/>
+          <w:sz w:val="21"/>
+        </w:rPr>
+        <w:t xml:space="preserve">log_archive_trace</w:t>
+      </w:r>
+      <w:r>
+        <w:rPr>
+          <w:rFonts w:ascii="맑은 고딕" w:hAnsi="맑은 고딕" w:eastAsia="맑은 고딕"/>
+          <w:sz w:val="21"/>
+        </w:rPr>
+        <w:t xml:space="preserve">가 0인 것을 확인하고 끝낸다. 실습 07은 </w:t>
+      </w:r>
+      <w:r>
+        <w:rPr>
+          <w:rFonts w:ascii="맑은 고딕" w:hAnsi="맑은 고딕" w:eastAsia="맑은 고딕"/>
+          <w:b/>
+          <w:sz w:val="21"/>
+        </w:rPr>
+        <w:t xml:space="preserve">전원을 끈 상태의 VM 스냅샷을 먼저 뜨고</w:t>
+      </w:r>
+      <w:r>
+        <w:rPr>
+          <w:rFonts w:ascii="맑은 고딕" w:hAnsi="맑은 고딕" w:eastAsia="맑은 고딕"/>
+          <w:sz w:val="21"/>
+        </w:rPr>
+        <w:t xml:space="preserve"> 마지막에 원복해 리두가 흐르는지까지 확인한다. 16장은 이 상태에서 시작한다.</w:t>
       </w:r>
     </w:p>
     <w:sectPr>
+      <w:headerReference w:type="default" r:id="rId9"/>
+      <w:footerReference w:type="default" r:id="rId10"/>
       <w:pgSz w:w="12240" w:h="15840"/>
       <w:pgMar w:top="1440" w:right="1800" w:bottom="1440" w:left="1800" w:header="720" w:footer="720" w:gutter="0"/>
       <w:cols w:space="720"/>
@@ -7694,6 +13856,26 @@
     </w:sectPr>
   </w:body>
 </w:document>
+</file>
+
+<file path=word/footer1.xml><?xml version="1.0" encoding="utf-8"?>
+<w:ftr xmlns:m="http://schemas.openxmlformats.org/officeDocument/2006/math" xmlns:mc="http://schemas.openxmlformats.org/markup-compatibility/2006" xmlns:mo="http://schemas.microsoft.com/office/mac/office/2008/main" xmlns:mv="urn:schemas-microsoft-com:mac:vml" xmlns:o="urn:schemas-microsoft-com:office:office" xmlns:r="http://schemas.openxmlformats.org/officeDocument/2006/relationships" xmlns:v="urn:schemas-microsoft-com:vml" xmlns:w10="urn:schemas-microsoft-com:office:word" xmlns:w14="http://schemas.microsoft.com/office/word/2010/wordml" xmlns:w="http://schemas.openxmlformats.org/wordprocessingml/2006/main" xmlns:wne="http://schemas.microsoft.com/office/word/2006/wordml" xmlns:wp14="http://schemas.microsoft.com/office/word/2010/wordprocessingDrawing" xmlns:wp="http://schemas.openxmlformats.org/drawingml/2006/wordprocessingDrawing" xmlns:wpc="http://schemas.microsoft.com/office/word/2010/wordprocessingCanvas" xmlns:wpg="http://schemas.microsoft.com/office/word/2010/wordprocessingGroup" xmlns:wpi="http://schemas.microsoft.com/office/word/2010/wordprocessingInk" xmlns:wps="http://schemas.microsoft.com/office/word/2010/wordprocessingShape" mc:Ignorable="w14 wp14">
+  <w:p>
+    <w:pPr>
+      <w:pStyle w:val="Footer"/>
+    </w:pPr>
+  </w:p>
+</w:ftr>
+</file>
+
+<file path=word/header1.xml><?xml version="1.0" encoding="utf-8"?>
+<w:hdr xmlns:m="http://schemas.openxmlformats.org/officeDocument/2006/math" xmlns:mc="http://schemas.openxmlformats.org/markup-compatibility/2006" xmlns:mo="http://schemas.microsoft.com/office/mac/office/2008/main" xmlns:mv="urn:schemas-microsoft-com:mac:vml" xmlns:o="urn:schemas-microsoft-com:office:office" xmlns:r="http://schemas.openxmlformats.org/officeDocument/2006/relationships" xmlns:v="urn:schemas-microsoft-com:vml" xmlns:w10="urn:schemas-microsoft-com:office:word" xmlns:w14="http://schemas.microsoft.com/office/word/2010/wordml" xmlns:w="http://schemas.openxmlformats.org/wordprocessingml/2006/main" xmlns:wne="http://schemas.microsoft.com/office/word/2006/wordml" xmlns:wp14="http://schemas.microsoft.com/office/word/2010/wordprocessingDrawing" xmlns:wp="http://schemas.openxmlformats.org/drawingml/2006/wordprocessingDrawing" xmlns:wpc="http://schemas.microsoft.com/office/word/2010/wordprocessingCanvas" xmlns:wpg="http://schemas.microsoft.com/office/word/2010/wordprocessingGroup" xmlns:wpi="http://schemas.microsoft.com/office/word/2010/wordprocessingInk" xmlns:wps="http://schemas.microsoft.com/office/word/2010/wordprocessingShape" mc:Ignorable="w14 wp14">
+  <w:p>
+    <w:pPr>
+      <w:pStyle w:val="Header"/>
+    </w:pPr>
+  </w:p>
+</w:hdr>
 </file>
 
 <file path=word/numbering.xml><?xml version="1.0" encoding="utf-8"?>
